--- a/chapters/02-randomized-experiments.docx
+++ b/chapters/02-randomized-experiments.docx
@@ -10512,7 +10512,7 @@
     </w:p>
     <w:bookmarkEnd w:id="48"/>
     <w:bookmarkEnd w:id="49"/>
-    <w:bookmarkStart w:id="52" w:name="references"/>
+    <w:bookmarkStart w:id="53" w:name="references"/>
     <w:p>
       <w:pPr>
         <w:pStyle w:val="Heading2"/>
@@ -10521,8 +10521,8 @@
         <w:t xml:space="preserve">8 References</w:t>
       </w:r>
     </w:p>
-    <w:bookmarkStart w:id="51" w:name="refs"/>
-    <w:bookmarkStart w:id="50" w:name="ref-hernan2020causal"/>
+    <w:bookmarkStart w:id="52" w:name="refs"/>
+    <w:bookmarkStart w:id="51" w:name="ref-hernan2020causal"/>
     <w:p>
       <w:pPr>
         <w:pStyle w:val="Bibliography"/>
@@ -10543,10 +10543,24 @@
       <w:r>
         <w:t xml:space="preserve">. Boca Raton: Chapman &amp; Hall/CRC.</w:t>
       </w:r>
-    </w:p>
-    <w:bookmarkEnd w:id="50"/>
+      <w:r>
+        <w:t xml:space="preserve"> </w:t>
+      </w:r>
+      <w:hyperlink r:id="rId50">
+        <w:r>
+          <w:rPr>
+            <w:rStyle w:val="Hyperlink"/>
+          </w:rPr>
+          <w:t xml:space="preserve">https://miguelhernan.org/whatifbook</w:t>
+        </w:r>
+      </w:hyperlink>
+      <w:r>
+        <w:t xml:space="preserve">.</w:t>
+      </w:r>
+    </w:p>
     <w:bookmarkEnd w:id="51"/>
     <w:bookmarkEnd w:id="52"/>
+    <w:bookmarkEnd w:id="53"/>
     <w:sectPr>
       <w:footnotePr>
         <w:numRestart w:val="eachSect"/>

--- a/chapters/02-randomized-experiments.docx
+++ b/chapters/02-randomized-experiments.docx
@@ -71,6 +71,13 @@
       </w:r>
     </w:p>
     <w:p>
+      <w:r>
+        <w:pict>
+          <v:rect style="width:0;height:1.5pt" o:hralign="center" o:hrstd="t" o:hr="t"/>
+        </w:pict>
+      </w:r>
+    </w:p>
+    <w:p>
       <w:pPr>
         <w:pStyle w:val="FirstParagraph"/>
       </w:pPr>
@@ -1653,6 +1660,13 @@
       </w:r>
     </w:p>
     <w:p>
+      <w:r>
+        <w:pict>
+          <v:rect style="width:0;height:1.5pt" o:hralign="center" o:hrstd="t" o:hr="t"/>
+        </w:pict>
+      </w:r>
+    </w:p>
+    <w:p>
       <w:pPr>
         <w:pStyle w:val="FirstParagraph"/>
       </w:pPr>
@@ -2550,6 +2564,13 @@
       </w:pPr>
       <w:r>
         <w:t xml:space="preserve">3 2.3 Standardization (pp. 18-21)</w:t>
+      </w:r>
+    </w:p>
+    <w:p>
+      <w:r>
+        <w:pict>
+          <v:rect style="width:0;height:1.5pt" o:hralign="center" o:hrstd="t" o:hr="t"/>
+        </w:pict>
       </w:r>
     </w:p>
     <w:p>
@@ -4764,6 +4785,13 @@
       </w:pPr>
       <w:r>
         <w:t xml:space="preserve">4 2.4 Inverse Probability Weighting (pp. 21-24)</w:t>
+      </w:r>
+    </w:p>
+    <w:p>
+      <w:r>
+        <w:pict>
+          <v:rect style="width:0;height:1.5pt" o:hralign="center" o:hrstd="t" o:hr="t"/>
+        </w:pict>
       </w:r>
     </w:p>
     <w:p>
@@ -8810,6 +8838,13 @@
       </w:r>
     </w:p>
     <w:p>
+      <w:r>
+        <w:pict>
+          <v:rect style="width:0;height:1.5pt" o:hralign="center" o:hrstd="t" o:hr="t"/>
+        </w:pict>
+      </w:r>
+    </w:p>
+    <w:p>
       <w:pPr>
         <w:pStyle w:val="FirstParagraph"/>
       </w:pPr>
@@ -9266,6 +9301,13 @@
       </w:pPr>
       <w:r>
         <w:t xml:space="preserve">6 Fine Point</w:t>
+      </w:r>
+    </w:p>
+    <w:p>
+      <w:r>
+        <w:pict>
+          <v:rect style="width:0;height:1.5pt" o:hralign="center" o:hrstd="t" o:hr="t"/>
+        </w:pict>
       </w:r>
     </w:p>
     <w:bookmarkStart w:id="44" w:name="the-intention-to-treat-effect"/>
@@ -9814,6 +9856,13 @@
       </w:pPr>
       <w:r>
         <w:t xml:space="preserve">7 Technical Point</w:t>
+      </w:r>
+    </w:p>
+    <w:p>
+      <w:r>
+        <w:pict>
+          <v:rect style="width:0;height:1.5pt" o:hralign="center" o:hrstd="t" o:hr="t"/>
+        </w:pict>
       </w:r>
     </w:p>
     <w:bookmarkStart w:id="47" w:name="identification-and-exchangeability"/>
@@ -10519,6 +10568,13 @@
       </w:pPr>
       <w:r>
         <w:t xml:space="preserve">8 References</w:t>
+      </w:r>
+    </w:p>
+    <w:p>
+      <w:r>
+        <w:pict>
+          <v:rect style="width:0;height:1.5pt" o:hralign="center" o:hrstd="t" o:hr="t"/>
+        </w:pict>
       </w:r>
     </w:p>
     <w:bookmarkStart w:id="52" w:name="refs"/>

--- a/chapters/02-randomized-experiments.docx
+++ b/chapters/02-randomized-experiments.docx
@@ -659,23 +659,1038 @@
         <w:t xml:space="preserve">.</w:t>
       </w:r>
     </w:p>
-    <w:bookmarkStart w:id="9" w:name="def-exchangeability"/>
+    <w:tbl>
+      <w:tblPr>
+        <w:tblStyle w:val="Table"/>
+        <w:tblInd w:w="164" w:type="dxa"/>
+        <w:tblBorders>
+          <w:left w:val="single" w:sz="24" w:space="0" w:color="909090"/>
+        </w:tblBorders>
+        <w:tblCellMar>
+          <w:left w:w="0" w:type="dxa"/>
+          <w:right w:w="0" w:type="dxa"/>
+        </w:tblCellMar>
+        <w:tblLook w:firstRow="0" w:lastRow="0" w:firstColumn="0" w:lastColumn="0" w:noHBand="0" w:noVBand="0" w:val="0000"/>
+      </w:tblPr>
+      <w:tblGrid>
+        <w:gridCol w:w="7920"/>
+      </w:tblGrid>
+      <w:tr>
+        <w:trPr>
+          <w:cantSplit/>
+        </w:trPr>
+        <w:tc>
+          <w:tcPr>
+            <w:tcMar>
+              <w:left w:w="144" w:type="dxa"/>
+            </w:tcMar>
+          </w:tcPr>
+          <w:p>
+            <w:pPr>
+              <w:pStyle w:val="BodyText"/>
+            </w:pPr>
+            <w:pPr>
+              <w:spacing w:before="16" w:after="64"/>
+            </w:pPr>
+          </w:p>
+          <w:bookmarkStart w:id="9" w:name="def-exchangeability"/>
+          <w:p>
+            <w:pPr>
+              <w:pStyle w:val="BodyText"/>
+            </w:pPr>
+            <w:r>
+              <w:rPr>
+                <w:b/>
+                <w:bCs/>
+              </w:rPr>
+              <w:t xml:space="preserve">Definition 1 (Exchangeability)</w:t>
+            </w:r>
+            <w:r>
+              <w:t xml:space="preserve"> </w:t>
+            </w:r>
+            <w:r>
+              <w:t xml:space="preserve">Treatment groups are</w:t>
+            </w:r>
+            <w:r>
+              <w:t xml:space="preserve"> </w:t>
+            </w:r>
+            <w:r>
+              <w:rPr>
+                <w:b/>
+                <w:bCs/>
+              </w:rPr>
+              <w:t xml:space="preserve">exchangeable</w:t>
+            </w:r>
+            <w:r>
+              <w:t xml:space="preserve"> </w:t>
+            </w:r>
+            <w:r>
+              <w:t xml:space="preserve">if the distribution of counterfactual outcomes is the same in both groups:</w:t>
+            </w:r>
+          </w:p>
+          <w:p>
+            <w:pPr>
+              <w:pStyle w:val="BodyText"/>
+            </w:pPr>
+            <m:oMathPara>
+              <m:oMathParaPr>
+                <m:jc m:val="center"/>
+              </m:oMathParaPr>
+              <m:oMath>
+                <m:sSup>
+                  <m:e>
+                    <m:r>
+                      <m:t>Y</m:t>
+                    </m:r>
+                  </m:e>
+                  <m:sup>
+                    <m:r>
+                      <m:t>a</m:t>
+                    </m:r>
+                  </m:sup>
+                </m:sSup>
+                <m:r>
+                  <m:rPr>
+                    <m:sty m:val="p"/>
+                  </m:rPr>
+                  <m:t>⟂</m:t>
+                </m:r>
+                <m:r>
+                  <m:t>​</m:t>
+                </m:r>
+                <m:r>
+                  <m:t>​</m:t>
+                </m:r>
+                <m:r>
+                  <m:t>​</m:t>
+                </m:r>
+                <m:r>
+                  <m:rPr>
+                    <m:sty m:val="p"/>
+                  </m:rPr>
+                  <m:t>⟂</m:t>
+                </m:r>
+                <m:r>
+                  <m:t>A</m:t>
+                </m:r>
+                <m:r>
+                  <m:t> </m:t>
+                </m:r>
+                <m:r>
+                  <m:rPr>
+                    <m:nor/>
+                    <m:sty m:val="p"/>
+                  </m:rPr>
+                  <m:t>for all </m:t>
+                </m:r>
+                <m:r>
+                  <m:t>a</m:t>
+                </m:r>
+              </m:oMath>
+            </m:oMathPara>
+          </w:p>
+          <w:p>
+            <w:pPr>
+              <w:pStyle w:val="FirstParagraph"/>
+            </w:pPr>
+            <w:r>
+              <w:t xml:space="preserve">Under exchangeability, individuals in the treated group would have experienced the same distribution of outcomes if they had remained untreated (and vice versa).</w:t>
+            </w:r>
+          </w:p>
+          <w:bookmarkEnd w:id="9"/>
+        </w:tc>
+      </w:tr>
+    </w:tbl>
     <w:p>
       <w:pPr>
         <w:pStyle w:val="BodyText"/>
       </w:pPr>
+      <w:r>
+        <w:t xml:space="preserve">Exchangeability is also called</w:t>
+      </w:r>
+      <w:r>
+        <w:t xml:space="preserve"> </w:t>
+      </w:r>
       <w:r>
         <w:rPr>
           <w:b/>
           <w:bCs/>
         </w:rPr>
-        <w:t xml:space="preserve">Definition 1 (Exchangeability)</w:t>
-      </w:r>
-      <w:r>
-        <w:t xml:space="preserve"> </w:t>
-      </w:r>
-      <w:r>
-        <w:t xml:space="preserve">Treatment groups are</w:t>
+        <w:t xml:space="preserve">no confounding</w:t>
+      </w:r>
+      <w:r>
+        <w:t xml:space="preserve">. When exchangeability holds, association equals causation. That is:</w:t>
+      </w:r>
+    </w:p>
+    <w:p>
+      <w:pPr>
+        <w:pStyle w:val="BodyText"/>
+      </w:pPr>
+      <m:oMathPara>
+        <m:oMathParaPr>
+          <m:jc m:val="center"/>
+        </m:oMathParaPr>
+        <m:oMath>
+          <m:r>
+            <m:t>P</m:t>
+          </m:r>
+          <m:r>
+            <m:t>r</m:t>
+          </m:r>
+          <m:r>
+            <m:rPr>
+              <m:sty m:val="p"/>
+            </m:rPr>
+            <m:t>[</m:t>
+          </m:r>
+          <m:r>
+            <m:t>Y</m:t>
+          </m:r>
+          <m:r>
+            <m:rPr>
+              <m:sty m:val="p"/>
+            </m:rPr>
+            <m:t>=</m:t>
+          </m:r>
+          <m:r>
+            <m:t>1</m:t>
+          </m:r>
+          <m:r>
+            <m:rPr>
+              <m:sty m:val="p"/>
+            </m:rPr>
+            <m:t>|</m:t>
+          </m:r>
+          <m:r>
+            <m:t>A</m:t>
+          </m:r>
+          <m:r>
+            <m:rPr>
+              <m:sty m:val="p"/>
+            </m:rPr>
+            <m:t>=</m:t>
+          </m:r>
+          <m:r>
+            <m:t>1</m:t>
+          </m:r>
+          <m:r>
+            <m:rPr>
+              <m:sty m:val="p"/>
+            </m:rPr>
+            <m:t>]</m:t>
+          </m:r>
+          <m:r>
+            <m:rPr>
+              <m:sty m:val="p"/>
+            </m:rPr>
+            <m:t>−</m:t>
+          </m:r>
+          <m:r>
+            <m:t>P</m:t>
+          </m:r>
+          <m:r>
+            <m:t>r</m:t>
+          </m:r>
+          <m:r>
+            <m:rPr>
+              <m:sty m:val="p"/>
+            </m:rPr>
+            <m:t>[</m:t>
+          </m:r>
+          <m:r>
+            <m:t>Y</m:t>
+          </m:r>
+          <m:r>
+            <m:rPr>
+              <m:sty m:val="p"/>
+            </m:rPr>
+            <m:t>=</m:t>
+          </m:r>
+          <m:r>
+            <m:t>1</m:t>
+          </m:r>
+          <m:r>
+            <m:rPr>
+              <m:sty m:val="p"/>
+            </m:rPr>
+            <m:t>|</m:t>
+          </m:r>
+          <m:r>
+            <m:t>A</m:t>
+          </m:r>
+          <m:r>
+            <m:rPr>
+              <m:sty m:val="p"/>
+            </m:rPr>
+            <m:t>=</m:t>
+          </m:r>
+          <m:r>
+            <m:t>0</m:t>
+          </m:r>
+          <m:r>
+            <m:rPr>
+              <m:sty m:val="p"/>
+            </m:rPr>
+            <m:t>]</m:t>
+          </m:r>
+          <m:r>
+            <m:rPr>
+              <m:sty m:val="p"/>
+            </m:rPr>
+            <m:t>=</m:t>
+          </m:r>
+          <m:r>
+            <m:t>P</m:t>
+          </m:r>
+          <m:r>
+            <m:t>r</m:t>
+          </m:r>
+          <m:r>
+            <m:rPr>
+              <m:sty m:val="p"/>
+            </m:rPr>
+            <m:t>[</m:t>
+          </m:r>
+          <m:sSup>
+            <m:e>
+              <m:r>
+                <m:t>Y</m:t>
+              </m:r>
+            </m:e>
+            <m:sup>
+              <m:r>
+                <m:t>a</m:t>
+              </m:r>
+              <m:r>
+                <m:rPr>
+                  <m:sty m:val="p"/>
+                </m:rPr>
+                <m:t>=</m:t>
+              </m:r>
+              <m:r>
+                <m:t>1</m:t>
+              </m:r>
+            </m:sup>
+          </m:sSup>
+          <m:r>
+            <m:rPr>
+              <m:sty m:val="p"/>
+            </m:rPr>
+            <m:t>=</m:t>
+          </m:r>
+          <m:r>
+            <m:t>1</m:t>
+          </m:r>
+          <m:r>
+            <m:rPr>
+              <m:sty m:val="p"/>
+            </m:rPr>
+            <m:t>]</m:t>
+          </m:r>
+          <m:r>
+            <m:rPr>
+              <m:sty m:val="p"/>
+            </m:rPr>
+            <m:t>−</m:t>
+          </m:r>
+          <m:r>
+            <m:t>P</m:t>
+          </m:r>
+          <m:r>
+            <m:t>r</m:t>
+          </m:r>
+          <m:r>
+            <m:rPr>
+              <m:sty m:val="p"/>
+            </m:rPr>
+            <m:t>[</m:t>
+          </m:r>
+          <m:sSup>
+            <m:e>
+              <m:r>
+                <m:t>Y</m:t>
+              </m:r>
+            </m:e>
+            <m:sup>
+              <m:r>
+                <m:t>a</m:t>
+              </m:r>
+              <m:r>
+                <m:rPr>
+                  <m:sty m:val="p"/>
+                </m:rPr>
+                <m:t>=</m:t>
+              </m:r>
+              <m:r>
+                <m:t>0</m:t>
+              </m:r>
+            </m:sup>
+          </m:sSup>
+          <m:r>
+            <m:rPr>
+              <m:sty m:val="p"/>
+            </m:rPr>
+            <m:t>=</m:t>
+          </m:r>
+          <m:r>
+            <m:t>1</m:t>
+          </m:r>
+          <m:r>
+            <m:rPr>
+              <m:sty m:val="p"/>
+            </m:rPr>
+            <m:t>]</m:t>
+          </m:r>
+        </m:oMath>
+      </m:oMathPara>
+    </w:p>
+    <w:p>
+      <w:pPr>
+        <w:pStyle w:val="FirstParagraph"/>
+      </w:pPr>
+      <w:r>
+        <w:t xml:space="preserve">The left side is the associational risk difference (observed), and the right side is the causal risk difference (counterfactual). Under exchangeability, we can interpret the observed association as a causal effect.</w:t>
+      </w:r>
+    </w:p>
+    <w:bookmarkEnd w:id="10"/>
+    <w:bookmarkStart w:id="11" w:name="X04bc7cba7a1f50a6c59be0a62f75f7e38502050"/>
+    <w:p>
+      <w:pPr>
+        <w:pStyle w:val="Heading3"/>
+      </w:pPr>
+      <w:r>
+        <w:t xml:space="preserve">1.2 Why Randomization Achieves Exchangeability</w:t>
+      </w:r>
+    </w:p>
+    <w:p>
+      <w:pPr>
+        <w:pStyle w:val="FirstParagraph"/>
+      </w:pPr>
+      <w:r>
+        <w:t xml:space="preserve">In our randomized experiment, each individual had a 0.5 probability of receiving treatment, determined by a fair coin flip. This random assignment ensures that treatment is independent of all variables—whether measured or unmeasured, known or unknown.</w:t>
+      </w:r>
+    </w:p>
+    <w:p>
+      <w:pPr>
+        <w:pStyle w:val="BodyText"/>
+      </w:pPr>
+      <w:r>
+        <w:t xml:space="preserve">Specifically, randomization ensures:</w:t>
+      </w:r>
+    </w:p>
+    <w:p>
+      <w:pPr>
+        <w:pStyle w:val="BodyText"/>
+      </w:pPr>
+      <m:oMathPara>
+        <m:oMathParaPr>
+          <m:jc m:val="center"/>
+        </m:oMathParaPr>
+        <m:oMath>
+          <m:r>
+            <m:t>P</m:t>
+          </m:r>
+          <m:r>
+            <m:t>r</m:t>
+          </m:r>
+          <m:r>
+            <m:rPr>
+              <m:sty m:val="p"/>
+            </m:rPr>
+            <m:t>[</m:t>
+          </m:r>
+          <m:r>
+            <m:t>A</m:t>
+          </m:r>
+          <m:r>
+            <m:rPr>
+              <m:sty m:val="p"/>
+            </m:rPr>
+            <m:t>=</m:t>
+          </m:r>
+          <m:r>
+            <m:t>1</m:t>
+          </m:r>
+          <m:r>
+            <m:rPr>
+              <m:sty m:val="p"/>
+            </m:rPr>
+            <m:t>|</m:t>
+          </m:r>
+          <m:sSup>
+            <m:e>
+              <m:r>
+                <m:t>Y</m:t>
+              </m:r>
+            </m:e>
+            <m:sup>
+              <m:r>
+                <m:t>a</m:t>
+              </m:r>
+              <m:r>
+                <m:rPr>
+                  <m:sty m:val="p"/>
+                </m:rPr>
+                <m:t>=</m:t>
+              </m:r>
+              <m:r>
+                <m:t>1</m:t>
+              </m:r>
+            </m:sup>
+          </m:sSup>
+          <m:r>
+            <m:rPr>
+              <m:sty m:val="p"/>
+            </m:rPr>
+            <m:t>=</m:t>
+          </m:r>
+          <m:r>
+            <m:t>1</m:t>
+          </m:r>
+          <m:r>
+            <m:rPr>
+              <m:sty m:val="p"/>
+            </m:rPr>
+            <m:t>,</m:t>
+          </m:r>
+          <m:sSup>
+            <m:e>
+              <m:r>
+                <m:t>Y</m:t>
+              </m:r>
+            </m:e>
+            <m:sup>
+              <m:r>
+                <m:t>a</m:t>
+              </m:r>
+              <m:r>
+                <m:rPr>
+                  <m:sty m:val="p"/>
+                </m:rPr>
+                <m:t>=</m:t>
+              </m:r>
+              <m:r>
+                <m:t>0</m:t>
+              </m:r>
+            </m:sup>
+          </m:sSup>
+          <m:r>
+            <m:rPr>
+              <m:sty m:val="p"/>
+            </m:rPr>
+            <m:t>=</m:t>
+          </m:r>
+          <m:r>
+            <m:t>1</m:t>
+          </m:r>
+          <m:r>
+            <m:rPr>
+              <m:sty m:val="p"/>
+            </m:rPr>
+            <m:t>]</m:t>
+          </m:r>
+          <m:r>
+            <m:rPr>
+              <m:sty m:val="p"/>
+            </m:rPr>
+            <m:t>=</m:t>
+          </m:r>
+          <m:r>
+            <m:t>P</m:t>
+          </m:r>
+          <m:r>
+            <m:t>r</m:t>
+          </m:r>
+          <m:r>
+            <m:rPr>
+              <m:sty m:val="p"/>
+            </m:rPr>
+            <m:t>[</m:t>
+          </m:r>
+          <m:r>
+            <m:t>A</m:t>
+          </m:r>
+          <m:r>
+            <m:rPr>
+              <m:sty m:val="p"/>
+            </m:rPr>
+            <m:t>=</m:t>
+          </m:r>
+          <m:r>
+            <m:t>1</m:t>
+          </m:r>
+          <m:r>
+            <m:rPr>
+              <m:sty m:val="p"/>
+            </m:rPr>
+            <m:t>|</m:t>
+          </m:r>
+          <m:sSup>
+            <m:e>
+              <m:r>
+                <m:t>Y</m:t>
+              </m:r>
+            </m:e>
+            <m:sup>
+              <m:r>
+                <m:t>a</m:t>
+              </m:r>
+              <m:r>
+                <m:rPr>
+                  <m:sty m:val="p"/>
+                </m:rPr>
+                <m:t>=</m:t>
+              </m:r>
+              <m:r>
+                <m:t>1</m:t>
+              </m:r>
+            </m:sup>
+          </m:sSup>
+          <m:r>
+            <m:rPr>
+              <m:sty m:val="p"/>
+            </m:rPr>
+            <m:t>=</m:t>
+          </m:r>
+          <m:r>
+            <m:t>0</m:t>
+          </m:r>
+          <m:r>
+            <m:rPr>
+              <m:sty m:val="p"/>
+            </m:rPr>
+            <m:t>,</m:t>
+          </m:r>
+          <m:sSup>
+            <m:e>
+              <m:r>
+                <m:t>Y</m:t>
+              </m:r>
+            </m:e>
+            <m:sup>
+              <m:r>
+                <m:t>a</m:t>
+              </m:r>
+              <m:r>
+                <m:rPr>
+                  <m:sty m:val="p"/>
+                </m:rPr>
+                <m:t>=</m:t>
+              </m:r>
+              <m:r>
+                <m:t>0</m:t>
+              </m:r>
+            </m:sup>
+          </m:sSup>
+          <m:r>
+            <m:rPr>
+              <m:sty m:val="p"/>
+            </m:rPr>
+            <m:t>=</m:t>
+          </m:r>
+          <m:r>
+            <m:t>0</m:t>
+          </m:r>
+          <m:r>
+            <m:rPr>
+              <m:sty m:val="p"/>
+            </m:rPr>
+            <m:t>]</m:t>
+          </m:r>
+          <m:r>
+            <m:rPr>
+              <m:sty m:val="p"/>
+            </m:rPr>
+            <m:t>=</m:t>
+          </m:r>
+          <m:r>
+            <m:t>P</m:t>
+          </m:r>
+          <m:r>
+            <m:t>r</m:t>
+          </m:r>
+          <m:r>
+            <m:rPr>
+              <m:sty m:val="p"/>
+            </m:rPr>
+            <m:t>[</m:t>
+          </m:r>
+          <m:r>
+            <m:t>A</m:t>
+          </m:r>
+          <m:r>
+            <m:rPr>
+              <m:sty m:val="p"/>
+            </m:rPr>
+            <m:t>=</m:t>
+          </m:r>
+          <m:r>
+            <m:t>1</m:t>
+          </m:r>
+          <m:r>
+            <m:rPr>
+              <m:sty m:val="p"/>
+            </m:rPr>
+            <m:t>]</m:t>
+          </m:r>
+          <m:r>
+            <m:rPr>
+              <m:sty m:val="p"/>
+            </m:rPr>
+            <m:t>=</m:t>
+          </m:r>
+          <m:r>
+            <m:t>0.5</m:t>
+          </m:r>
+        </m:oMath>
+      </m:oMathPara>
+    </w:p>
+    <w:p>
+      <w:pPr>
+        <w:pStyle w:val="FirstParagraph"/>
+      </w:pPr>
+      <w:r>
+        <w:t xml:space="preserve">The probability of treatment is the same regardless of an individual’s potential outcomes. Therefore, the treated and untreated are exchangeable by design.</w:t>
+      </w:r>
+    </w:p>
+    <w:p>
+      <w:pPr>
+        <w:pStyle w:val="BodyText"/>
+      </w:pPr>
+      <w:r>
+        <w:t xml:space="preserve">Randomization is often described as</w:t>
+      </w:r>
+      <w:r>
+        <w:t xml:space="preserve"> </w:t>
+      </w:r>
+      <w:r>
+        <w:t xml:space="preserve">“eliminating confounding”</w:t>
+      </w:r>
+      <w:r>
+        <w:t xml:space="preserve"> </w:t>
+      </w:r>
+      <w:r>
+        <w:t xml:space="preserve">or</w:t>
+      </w:r>
+      <w:r>
+        <w:t xml:space="preserve"> </w:t>
+      </w:r>
+      <w:r>
+        <w:t xml:space="preserve">“balancing baseline covariates.”</w:t>
+      </w:r>
+      <w:r>
+        <w:t xml:space="preserve"> </w:t>
+      </w:r>
+      <w:r>
+        <w:t xml:space="preserve">These are informal ways of saying randomization achieves exchangeability.</w:t>
+      </w:r>
+    </w:p>
+    <w:p>
+      <w:pPr>
+        <w:pStyle w:val="BodyText"/>
+      </w:pPr>
+      <w:r>
+        <w:t xml:space="preserve">In practice, we cannot verify exchangeability directly because we don’t observe all potential outcomes. However, we can check whether measured baseline covariates are balanced between treatment groups. Imbalance suggests (but doesn’t prove) problems with randomization.</w:t>
+      </w:r>
+    </w:p>
+    <w:bookmarkEnd w:id="11"/>
+    <w:bookmarkStart w:id="12" w:name="Xbc7a8f6cbf86ab187d6adfa1e0c20cac8205b24"/>
+    <w:p>
+      <w:pPr>
+        <w:pStyle w:val="Heading3"/>
+      </w:pPr>
+      <w:r>
+        <w:t xml:space="preserve">1.3 Association Equals Causation Under Exchangeability</w:t>
+      </w:r>
+    </w:p>
+    <w:p>
+      <w:pPr>
+        <w:pStyle w:val="FirstParagraph"/>
+      </w:pPr>
+      <w:r>
+        <w:t xml:space="preserve">When exchangeability holds, we can identify the average causal effect from observed data:</w:t>
+      </w:r>
+    </w:p>
+    <w:p>
+      <w:pPr>
+        <w:pStyle w:val="BodyText"/>
+      </w:pPr>
+      <m:oMathPara>
+        <m:oMathParaPr>
+          <m:jc m:val="center"/>
+        </m:oMathParaPr>
+        <m:oMath>
+          <m:r>
+            <m:t>E</m:t>
+          </m:r>
+          <m:r>
+            <m:rPr>
+              <m:sty m:val="p"/>
+            </m:rPr>
+            <m:t>[</m:t>
+          </m:r>
+          <m:sSup>
+            <m:e>
+              <m:r>
+                <m:t>Y</m:t>
+              </m:r>
+            </m:e>
+            <m:sup>
+              <m:r>
+                <m:t>a</m:t>
+              </m:r>
+              <m:r>
+                <m:rPr>
+                  <m:sty m:val="p"/>
+                </m:rPr>
+                <m:t>=</m:t>
+              </m:r>
+              <m:r>
+                <m:t>1</m:t>
+              </m:r>
+            </m:sup>
+          </m:sSup>
+          <m:r>
+            <m:rPr>
+              <m:sty m:val="p"/>
+            </m:rPr>
+            <m:t>]</m:t>
+          </m:r>
+          <m:r>
+            <m:rPr>
+              <m:sty m:val="p"/>
+            </m:rPr>
+            <m:t>−</m:t>
+          </m:r>
+          <m:r>
+            <m:t>E</m:t>
+          </m:r>
+          <m:r>
+            <m:rPr>
+              <m:sty m:val="p"/>
+            </m:rPr>
+            <m:t>[</m:t>
+          </m:r>
+          <m:sSup>
+            <m:e>
+              <m:r>
+                <m:t>Y</m:t>
+              </m:r>
+            </m:e>
+            <m:sup>
+              <m:r>
+                <m:t>a</m:t>
+              </m:r>
+              <m:r>
+                <m:rPr>
+                  <m:sty m:val="p"/>
+                </m:rPr>
+                <m:t>=</m:t>
+              </m:r>
+              <m:r>
+                <m:t>0</m:t>
+              </m:r>
+            </m:sup>
+          </m:sSup>
+          <m:r>
+            <m:rPr>
+              <m:sty m:val="p"/>
+            </m:rPr>
+            <m:t>]</m:t>
+          </m:r>
+          <m:r>
+            <m:rPr>
+              <m:sty m:val="p"/>
+            </m:rPr>
+            <m:t>=</m:t>
+          </m:r>
+          <m:r>
+            <m:t>E</m:t>
+          </m:r>
+          <m:r>
+            <m:rPr>
+              <m:sty m:val="p"/>
+            </m:rPr>
+            <m:t>[</m:t>
+          </m:r>
+          <m:r>
+            <m:t>Y</m:t>
+          </m:r>
+          <m:r>
+            <m:rPr>
+              <m:sty m:val="p"/>
+            </m:rPr>
+            <m:t>|</m:t>
+          </m:r>
+          <m:r>
+            <m:t>A</m:t>
+          </m:r>
+          <m:r>
+            <m:rPr>
+              <m:sty m:val="p"/>
+            </m:rPr>
+            <m:t>=</m:t>
+          </m:r>
+          <m:r>
+            <m:t>1</m:t>
+          </m:r>
+          <m:r>
+            <m:rPr>
+              <m:sty m:val="p"/>
+            </m:rPr>
+            <m:t>]</m:t>
+          </m:r>
+          <m:r>
+            <m:rPr>
+              <m:sty m:val="p"/>
+            </m:rPr>
+            <m:t>−</m:t>
+          </m:r>
+          <m:r>
+            <m:t>E</m:t>
+          </m:r>
+          <m:r>
+            <m:rPr>
+              <m:sty m:val="p"/>
+            </m:rPr>
+            <m:t>[</m:t>
+          </m:r>
+          <m:r>
+            <m:t>Y</m:t>
+          </m:r>
+          <m:r>
+            <m:rPr>
+              <m:sty m:val="p"/>
+            </m:rPr>
+            <m:t>|</m:t>
+          </m:r>
+          <m:r>
+            <m:t>A</m:t>
+          </m:r>
+          <m:r>
+            <m:rPr>
+              <m:sty m:val="p"/>
+            </m:rPr>
+            <m:t>=</m:t>
+          </m:r>
+          <m:r>
+            <m:t>0</m:t>
+          </m:r>
+          <m:r>
+            <m:rPr>
+              <m:sty m:val="p"/>
+            </m:rPr>
+            <m:t>]</m:t>
+          </m:r>
+        </m:oMath>
+      </m:oMathPara>
+    </w:p>
+    <w:p>
+      <w:pPr>
+        <w:pStyle w:val="FirstParagraph"/>
+      </w:pPr>
+      <w:r>
+        <w:t xml:space="preserve">The right side is the observed associational difference, which we can compute from Table 2.1. Under the exchangeability guaranteed by randomization, this associational difference equals the causal effect.</w:t>
+      </w:r>
+    </w:p>
+    <w:p>
+      <w:pPr>
+        <w:pStyle w:val="BodyText"/>
+      </w:pPr>
+      <w:r>
+        <w:t xml:space="preserve">In our example:</w:t>
+      </w:r>
+    </w:p>
+    <w:p>
+      <w:pPr>
+        <w:pStyle w:val="Compact"/>
+        <w:numPr>
+          <w:ilvl w:val="0"/>
+          <w:numId w:val="1002"/>
+        </w:numPr>
+      </w:pPr>
+      <w:r>
+        <w:t xml:space="preserve">Observed associational risk difference:</w:t>
+      </w:r>
+      <w:r>
+        <w:t xml:space="preserve"> </w:t>
+      </w:r>
+      <m:oMath>
+        <m:r>
+          <m:t>0.54</m:t>
+        </m:r>
+        <m:r>
+          <m:rPr>
+            <m:sty m:val="p"/>
+          </m:rPr>
+          <m:t>−</m:t>
+        </m:r>
+        <m:r>
+          <m:t>0.43</m:t>
+        </m:r>
+        <m:r>
+          <m:rPr>
+            <m:sty m:val="p"/>
+          </m:rPr>
+          <m:t>=</m:t>
+        </m:r>
+        <m:r>
+          <m:t>0.11</m:t>
+        </m:r>
+      </m:oMath>
+    </w:p>
+    <w:p>
+      <w:pPr>
+        <w:pStyle w:val="Compact"/>
+        <w:numPr>
+          <w:ilvl w:val="0"/>
+          <w:numId w:val="1002"/>
+        </w:numPr>
+      </w:pPr>
+      <w:r>
+        <w:t xml:space="preserve">This estimates the true causal risk difference (from Table 1.1):</w:t>
+      </w:r>
+      <w:r>
+        <w:t xml:space="preserve"> </w:t>
+      </w:r>
+      <m:oMath>
+        <m:r>
+          <m:t>0.5</m:t>
+        </m:r>
+        <m:r>
+          <m:rPr>
+            <m:sty m:val="p"/>
+          </m:rPr>
+          <m:t>−</m:t>
+        </m:r>
+        <m:r>
+          <m:t>0.5</m:t>
+        </m:r>
+        <m:r>
+          <m:rPr>
+            <m:sty m:val="p"/>
+          </m:rPr>
+          <m:t>=</m:t>
+        </m:r>
+        <m:r>
+          <m:t>0</m:t>
+        </m:r>
+      </m:oMath>
+    </w:p>
+    <w:p>
+      <w:pPr>
+        <w:pStyle w:val="FirstParagraph"/>
+      </w:pPr>
+      <w:r>
+        <w:t xml:space="preserve">The discrepancy is due to random variability from the coin flips, not systematic bias.</w:t>
+      </w:r>
+    </w:p>
+    <w:p>
+      <w:pPr>
+        <w:pStyle w:val="BodyText"/>
+      </w:pPr>
+      <w:r>
+        <w:t xml:space="preserve">In a randomized experiment, the observed association is an</w:t>
       </w:r>
       <w:r>
         <w:t xml:space="preserve"> </w:t>
@@ -685,13 +1700,144 @@
           <w:b/>
           <w:bCs/>
         </w:rPr>
-        <w:t xml:space="preserve">exchangeable</w:t>
-      </w:r>
-      <w:r>
-        <w:t xml:space="preserve"> </w:t>
-      </w:r>
-      <w:r>
-        <w:t xml:space="preserve">if the distribution of counterfactual outcomes is the same in both groups:</w:t>
+        <w:t xml:space="preserve">unbiased estimate</w:t>
+      </w:r>
+      <w:r>
+        <w:t xml:space="preserve"> </w:t>
+      </w:r>
+      <w:r>
+        <w:t xml:space="preserve">of the causal effect. With only 20 individuals, random variability can be substantial. As sample size increases, the estimate converges to the true causal effect (law of large numbers).</w:t>
+      </w:r>
+    </w:p>
+    <w:p>
+      <w:pPr>
+        <w:pStyle w:val="BodyText"/>
+      </w:pPr>
+      <w:r>
+        <w:t xml:space="preserve">Chapter 10 discusses statistical inference (confidence intervals, p-values) to quantify this random variability.</w:t>
+      </w:r>
+    </w:p>
+    <w:bookmarkEnd w:id="12"/>
+    <w:bookmarkEnd w:id="13"/>
+    <w:bookmarkStart w:id="18" w:name="conditional-randomization-pp.-16-18"/>
+    <w:p>
+      <w:pPr>
+        <w:pStyle w:val="Heading2"/>
+      </w:pPr>
+      <w:r>
+        <w:t xml:space="preserve">2 2.2 Conditional Randomization (pp. 16-18)</w:t>
+      </w:r>
+    </w:p>
+    <w:p>
+      <w:r>
+        <w:pict>
+          <v:rect style="width:0;height:1.5pt" o:hralign="center" o:hrstd="t" o:hr="t"/>
+        </w:pict>
+      </w:r>
+    </w:p>
+    <w:p>
+      <w:pPr>
+        <w:pStyle w:val="FirstParagraph"/>
+      </w:pPr>
+      <w:r>
+        <w:t xml:space="preserve">Not all randomized experiments use simple randomization with equal treatment probabilities. Often, randomization is</w:t>
+      </w:r>
+      <w:r>
+        <w:t xml:space="preserve"> </w:t>
+      </w:r>
+      <w:r>
+        <w:rPr>
+          <w:b/>
+          <w:bCs/>
+        </w:rPr>
+        <w:t xml:space="preserve">conditional</w:t>
+      </w:r>
+      <w:r>
+        <w:t xml:space="preserve"> </w:t>
+      </w:r>
+      <w:r>
+        <w:t xml:space="preserve">on measured covariates.</w:t>
+      </w:r>
+    </w:p>
+    <w:bookmarkStart w:id="14" w:name="stratified-randomization"/>
+    <w:p>
+      <w:pPr>
+        <w:pStyle w:val="Heading3"/>
+      </w:pPr>
+      <w:r>
+        <w:t xml:space="preserve">2.1 Stratified Randomization</w:t>
+      </w:r>
+    </w:p>
+    <w:p>
+      <w:pPr>
+        <w:pStyle w:val="FirstParagraph"/>
+      </w:pPr>
+      <w:r>
+        <w:t xml:space="preserve">Consider a modified version of our experiment. Suppose Zeus decides to ensure exactly half the women and half the men receive transplants. He creates two strata: women and men. Within each stratum, he randomly assigns half to treatment.</w:t>
+      </w:r>
+    </w:p>
+    <w:p>
+      <w:pPr>
+        <w:pStyle w:val="BodyText"/>
+      </w:pPr>
+      <w:r>
+        <w:t xml:space="preserve">Table 2.2 shows a possible outcome from this stratified randomization.</w:t>
+      </w:r>
+    </w:p>
+    <w:p>
+      <w:pPr>
+        <w:pStyle w:val="BodyText"/>
+      </w:pPr>
+      <w:r>
+        <w:t xml:space="preserve">In Table 2.2,</w:t>
+      </w:r>
+      <w:r>
+        <w:t xml:space="preserve"> </w:t>
+      </w:r>
+      <m:oMath>
+        <m:r>
+          <m:t>L</m:t>
+        </m:r>
+      </m:oMath>
+      <w:r>
+        <w:t xml:space="preserve"> </w:t>
+      </w:r>
+      <w:r>
+        <w:t xml:space="preserve">denotes sex (0 for female, 1 for male). Exactly 5 of the 10 women and 5 of the 10 men received transplants.</w:t>
+      </w:r>
+    </w:p>
+    <w:bookmarkEnd w:id="14"/>
+    <w:bookmarkStart w:id="16" w:name="conditional-exchangeability"/>
+    <w:p>
+      <w:pPr>
+        <w:pStyle w:val="Heading3"/>
+      </w:pPr>
+      <w:r>
+        <w:t xml:space="preserve">2.2 Conditional Exchangeability</w:t>
+      </w:r>
+    </w:p>
+    <w:p>
+      <w:pPr>
+        <w:pStyle w:val="FirstParagraph"/>
+      </w:pPr>
+      <w:r>
+        <w:t xml:space="preserve">In a conditionally randomized experiment, exchangeability holds</w:t>
+      </w:r>
+      <w:r>
+        <w:t xml:space="preserve"> </w:t>
+      </w:r>
+      <w:r>
+        <w:rPr>
+          <w:b/>
+          <w:bCs/>
+        </w:rPr>
+        <w:t xml:space="preserve">within each stratum</w:t>
+      </w:r>
+      <w:r>
+        <w:t xml:space="preserve"> </w:t>
+      </w:r>
+      <w:r>
+        <w:t xml:space="preserve">but not necessarily overall. We have:</w:t>
       </w:r>
     </w:p>
     <w:p>
@@ -740,1115 +1886,6 @@
             <m:t>A</m:t>
           </m:r>
           <m:r>
-            <m:t> </m:t>
-          </m:r>
-          <m:r>
-            <m:rPr>
-              <m:nor/>
-              <m:sty m:val="p"/>
-            </m:rPr>
-            <m:t>for all </m:t>
-          </m:r>
-          <m:r>
-            <m:t>a</m:t>
-          </m:r>
-        </m:oMath>
-      </m:oMathPara>
-    </w:p>
-    <w:p>
-      <w:pPr>
-        <w:pStyle w:val="FirstParagraph"/>
-      </w:pPr>
-      <w:r>
-        <w:t xml:space="preserve">Under exchangeability, individuals in the treated group would have experienced the same distribution of outcomes if they had remained untreated (and vice versa).</w:t>
-      </w:r>
-    </w:p>
-    <w:bookmarkEnd w:id="9"/>
-    <w:p>
-      <w:pPr>
-        <w:pStyle w:val="BodyText"/>
-      </w:pPr>
-      <w:r>
-        <w:t xml:space="preserve">Exchangeability is also called</w:t>
-      </w:r>
-      <w:r>
-        <w:t xml:space="preserve"> </w:t>
-      </w:r>
-      <w:r>
-        <w:rPr>
-          <w:b/>
-          <w:bCs/>
-        </w:rPr>
-        <w:t xml:space="preserve">no confounding</w:t>
-      </w:r>
-      <w:r>
-        <w:t xml:space="preserve">. When exchangeability holds, association equals causation. That is:</w:t>
-      </w:r>
-    </w:p>
-    <w:p>
-      <w:pPr>
-        <w:pStyle w:val="BodyText"/>
-      </w:pPr>
-      <m:oMathPara>
-        <m:oMathParaPr>
-          <m:jc m:val="center"/>
-        </m:oMathParaPr>
-        <m:oMath>
-          <m:r>
-            <m:t>P</m:t>
-          </m:r>
-          <m:r>
-            <m:t>r</m:t>
-          </m:r>
-          <m:r>
-            <m:rPr>
-              <m:sty m:val="p"/>
-            </m:rPr>
-            <m:t>[</m:t>
-          </m:r>
-          <m:r>
-            <m:t>Y</m:t>
-          </m:r>
-          <m:r>
-            <m:rPr>
-              <m:sty m:val="p"/>
-            </m:rPr>
-            <m:t>=</m:t>
-          </m:r>
-          <m:r>
-            <m:t>1</m:t>
-          </m:r>
-          <m:r>
-            <m:rPr>
-              <m:sty m:val="p"/>
-            </m:rPr>
-            <m:t>|</m:t>
-          </m:r>
-          <m:r>
-            <m:t>A</m:t>
-          </m:r>
-          <m:r>
-            <m:rPr>
-              <m:sty m:val="p"/>
-            </m:rPr>
-            <m:t>=</m:t>
-          </m:r>
-          <m:r>
-            <m:t>1</m:t>
-          </m:r>
-          <m:r>
-            <m:rPr>
-              <m:sty m:val="p"/>
-            </m:rPr>
-            <m:t>]</m:t>
-          </m:r>
-          <m:r>
-            <m:rPr>
-              <m:sty m:val="p"/>
-            </m:rPr>
-            <m:t>−</m:t>
-          </m:r>
-          <m:r>
-            <m:t>P</m:t>
-          </m:r>
-          <m:r>
-            <m:t>r</m:t>
-          </m:r>
-          <m:r>
-            <m:rPr>
-              <m:sty m:val="p"/>
-            </m:rPr>
-            <m:t>[</m:t>
-          </m:r>
-          <m:r>
-            <m:t>Y</m:t>
-          </m:r>
-          <m:r>
-            <m:rPr>
-              <m:sty m:val="p"/>
-            </m:rPr>
-            <m:t>=</m:t>
-          </m:r>
-          <m:r>
-            <m:t>1</m:t>
-          </m:r>
-          <m:r>
-            <m:rPr>
-              <m:sty m:val="p"/>
-            </m:rPr>
-            <m:t>|</m:t>
-          </m:r>
-          <m:r>
-            <m:t>A</m:t>
-          </m:r>
-          <m:r>
-            <m:rPr>
-              <m:sty m:val="p"/>
-            </m:rPr>
-            <m:t>=</m:t>
-          </m:r>
-          <m:r>
-            <m:t>0</m:t>
-          </m:r>
-          <m:r>
-            <m:rPr>
-              <m:sty m:val="p"/>
-            </m:rPr>
-            <m:t>]</m:t>
-          </m:r>
-          <m:r>
-            <m:rPr>
-              <m:sty m:val="p"/>
-            </m:rPr>
-            <m:t>=</m:t>
-          </m:r>
-          <m:r>
-            <m:t>P</m:t>
-          </m:r>
-          <m:r>
-            <m:t>r</m:t>
-          </m:r>
-          <m:r>
-            <m:rPr>
-              <m:sty m:val="p"/>
-            </m:rPr>
-            <m:t>[</m:t>
-          </m:r>
-          <m:sSup>
-            <m:e>
-              <m:r>
-                <m:t>Y</m:t>
-              </m:r>
-            </m:e>
-            <m:sup>
-              <m:r>
-                <m:t>a</m:t>
-              </m:r>
-              <m:r>
-                <m:rPr>
-                  <m:sty m:val="p"/>
-                </m:rPr>
-                <m:t>=</m:t>
-              </m:r>
-              <m:r>
-                <m:t>1</m:t>
-              </m:r>
-            </m:sup>
-          </m:sSup>
-          <m:r>
-            <m:rPr>
-              <m:sty m:val="p"/>
-            </m:rPr>
-            <m:t>=</m:t>
-          </m:r>
-          <m:r>
-            <m:t>1</m:t>
-          </m:r>
-          <m:r>
-            <m:rPr>
-              <m:sty m:val="p"/>
-            </m:rPr>
-            <m:t>]</m:t>
-          </m:r>
-          <m:r>
-            <m:rPr>
-              <m:sty m:val="p"/>
-            </m:rPr>
-            <m:t>−</m:t>
-          </m:r>
-          <m:r>
-            <m:t>P</m:t>
-          </m:r>
-          <m:r>
-            <m:t>r</m:t>
-          </m:r>
-          <m:r>
-            <m:rPr>
-              <m:sty m:val="p"/>
-            </m:rPr>
-            <m:t>[</m:t>
-          </m:r>
-          <m:sSup>
-            <m:e>
-              <m:r>
-                <m:t>Y</m:t>
-              </m:r>
-            </m:e>
-            <m:sup>
-              <m:r>
-                <m:t>a</m:t>
-              </m:r>
-              <m:r>
-                <m:rPr>
-                  <m:sty m:val="p"/>
-                </m:rPr>
-                <m:t>=</m:t>
-              </m:r>
-              <m:r>
-                <m:t>0</m:t>
-              </m:r>
-            </m:sup>
-          </m:sSup>
-          <m:r>
-            <m:rPr>
-              <m:sty m:val="p"/>
-            </m:rPr>
-            <m:t>=</m:t>
-          </m:r>
-          <m:r>
-            <m:t>1</m:t>
-          </m:r>
-          <m:r>
-            <m:rPr>
-              <m:sty m:val="p"/>
-            </m:rPr>
-            <m:t>]</m:t>
-          </m:r>
-        </m:oMath>
-      </m:oMathPara>
-    </w:p>
-    <w:p>
-      <w:pPr>
-        <w:pStyle w:val="FirstParagraph"/>
-      </w:pPr>
-      <w:r>
-        <w:t xml:space="preserve">The left side is the associational risk difference (observed), and the right side is the causal risk difference (counterfactual). Under exchangeability, we can interpret the observed association as a causal effect.</w:t>
-      </w:r>
-    </w:p>
-    <w:bookmarkEnd w:id="10"/>
-    <w:bookmarkStart w:id="11" w:name="X04bc7cba7a1f50a6c59be0a62f75f7e38502050"/>
-    <w:p>
-      <w:pPr>
-        <w:pStyle w:val="Heading3"/>
-      </w:pPr>
-      <w:r>
-        <w:t xml:space="preserve">1.2 Why Randomization Achieves Exchangeability</w:t>
-      </w:r>
-    </w:p>
-    <w:p>
-      <w:pPr>
-        <w:pStyle w:val="FirstParagraph"/>
-      </w:pPr>
-      <w:r>
-        <w:t xml:space="preserve">In our randomized experiment, each individual had a 0.5 probability of receiving treatment, determined by a fair coin flip. This random assignment ensures that treatment is independent of all variables—whether measured or unmeasured, known or unknown.</w:t>
-      </w:r>
-    </w:p>
-    <w:p>
-      <w:pPr>
-        <w:pStyle w:val="BodyText"/>
-      </w:pPr>
-      <w:r>
-        <w:t xml:space="preserve">Specifically, randomization ensures:</w:t>
-      </w:r>
-    </w:p>
-    <w:p>
-      <w:pPr>
-        <w:pStyle w:val="BodyText"/>
-      </w:pPr>
-      <m:oMathPara>
-        <m:oMathParaPr>
-          <m:jc m:val="center"/>
-        </m:oMathParaPr>
-        <m:oMath>
-          <m:r>
-            <m:t>P</m:t>
-          </m:r>
-          <m:r>
-            <m:t>r</m:t>
-          </m:r>
-          <m:r>
-            <m:rPr>
-              <m:sty m:val="p"/>
-            </m:rPr>
-            <m:t>[</m:t>
-          </m:r>
-          <m:r>
-            <m:t>A</m:t>
-          </m:r>
-          <m:r>
-            <m:rPr>
-              <m:sty m:val="p"/>
-            </m:rPr>
-            <m:t>=</m:t>
-          </m:r>
-          <m:r>
-            <m:t>1</m:t>
-          </m:r>
-          <m:r>
-            <m:rPr>
-              <m:sty m:val="p"/>
-            </m:rPr>
-            <m:t>|</m:t>
-          </m:r>
-          <m:sSup>
-            <m:e>
-              <m:r>
-                <m:t>Y</m:t>
-              </m:r>
-            </m:e>
-            <m:sup>
-              <m:r>
-                <m:t>a</m:t>
-              </m:r>
-              <m:r>
-                <m:rPr>
-                  <m:sty m:val="p"/>
-                </m:rPr>
-                <m:t>=</m:t>
-              </m:r>
-              <m:r>
-                <m:t>1</m:t>
-              </m:r>
-            </m:sup>
-          </m:sSup>
-          <m:r>
-            <m:rPr>
-              <m:sty m:val="p"/>
-            </m:rPr>
-            <m:t>=</m:t>
-          </m:r>
-          <m:r>
-            <m:t>1</m:t>
-          </m:r>
-          <m:r>
-            <m:rPr>
-              <m:sty m:val="p"/>
-            </m:rPr>
-            <m:t>,</m:t>
-          </m:r>
-          <m:sSup>
-            <m:e>
-              <m:r>
-                <m:t>Y</m:t>
-              </m:r>
-            </m:e>
-            <m:sup>
-              <m:r>
-                <m:t>a</m:t>
-              </m:r>
-              <m:r>
-                <m:rPr>
-                  <m:sty m:val="p"/>
-                </m:rPr>
-                <m:t>=</m:t>
-              </m:r>
-              <m:r>
-                <m:t>0</m:t>
-              </m:r>
-            </m:sup>
-          </m:sSup>
-          <m:r>
-            <m:rPr>
-              <m:sty m:val="p"/>
-            </m:rPr>
-            <m:t>=</m:t>
-          </m:r>
-          <m:r>
-            <m:t>1</m:t>
-          </m:r>
-          <m:r>
-            <m:rPr>
-              <m:sty m:val="p"/>
-            </m:rPr>
-            <m:t>]</m:t>
-          </m:r>
-          <m:r>
-            <m:rPr>
-              <m:sty m:val="p"/>
-            </m:rPr>
-            <m:t>=</m:t>
-          </m:r>
-          <m:r>
-            <m:t>P</m:t>
-          </m:r>
-          <m:r>
-            <m:t>r</m:t>
-          </m:r>
-          <m:r>
-            <m:rPr>
-              <m:sty m:val="p"/>
-            </m:rPr>
-            <m:t>[</m:t>
-          </m:r>
-          <m:r>
-            <m:t>A</m:t>
-          </m:r>
-          <m:r>
-            <m:rPr>
-              <m:sty m:val="p"/>
-            </m:rPr>
-            <m:t>=</m:t>
-          </m:r>
-          <m:r>
-            <m:t>1</m:t>
-          </m:r>
-          <m:r>
-            <m:rPr>
-              <m:sty m:val="p"/>
-            </m:rPr>
-            <m:t>|</m:t>
-          </m:r>
-          <m:sSup>
-            <m:e>
-              <m:r>
-                <m:t>Y</m:t>
-              </m:r>
-            </m:e>
-            <m:sup>
-              <m:r>
-                <m:t>a</m:t>
-              </m:r>
-              <m:r>
-                <m:rPr>
-                  <m:sty m:val="p"/>
-                </m:rPr>
-                <m:t>=</m:t>
-              </m:r>
-              <m:r>
-                <m:t>1</m:t>
-              </m:r>
-            </m:sup>
-          </m:sSup>
-          <m:r>
-            <m:rPr>
-              <m:sty m:val="p"/>
-            </m:rPr>
-            <m:t>=</m:t>
-          </m:r>
-          <m:r>
-            <m:t>0</m:t>
-          </m:r>
-          <m:r>
-            <m:rPr>
-              <m:sty m:val="p"/>
-            </m:rPr>
-            <m:t>,</m:t>
-          </m:r>
-          <m:sSup>
-            <m:e>
-              <m:r>
-                <m:t>Y</m:t>
-              </m:r>
-            </m:e>
-            <m:sup>
-              <m:r>
-                <m:t>a</m:t>
-              </m:r>
-              <m:r>
-                <m:rPr>
-                  <m:sty m:val="p"/>
-                </m:rPr>
-                <m:t>=</m:t>
-              </m:r>
-              <m:r>
-                <m:t>0</m:t>
-              </m:r>
-            </m:sup>
-          </m:sSup>
-          <m:r>
-            <m:rPr>
-              <m:sty m:val="p"/>
-            </m:rPr>
-            <m:t>=</m:t>
-          </m:r>
-          <m:r>
-            <m:t>0</m:t>
-          </m:r>
-          <m:r>
-            <m:rPr>
-              <m:sty m:val="p"/>
-            </m:rPr>
-            <m:t>]</m:t>
-          </m:r>
-          <m:r>
-            <m:rPr>
-              <m:sty m:val="p"/>
-            </m:rPr>
-            <m:t>=</m:t>
-          </m:r>
-          <m:r>
-            <m:t>P</m:t>
-          </m:r>
-          <m:r>
-            <m:t>r</m:t>
-          </m:r>
-          <m:r>
-            <m:rPr>
-              <m:sty m:val="p"/>
-            </m:rPr>
-            <m:t>[</m:t>
-          </m:r>
-          <m:r>
-            <m:t>A</m:t>
-          </m:r>
-          <m:r>
-            <m:rPr>
-              <m:sty m:val="p"/>
-            </m:rPr>
-            <m:t>=</m:t>
-          </m:r>
-          <m:r>
-            <m:t>1</m:t>
-          </m:r>
-          <m:r>
-            <m:rPr>
-              <m:sty m:val="p"/>
-            </m:rPr>
-            <m:t>]</m:t>
-          </m:r>
-          <m:r>
-            <m:rPr>
-              <m:sty m:val="p"/>
-            </m:rPr>
-            <m:t>=</m:t>
-          </m:r>
-          <m:r>
-            <m:t>0.5</m:t>
-          </m:r>
-        </m:oMath>
-      </m:oMathPara>
-    </w:p>
-    <w:p>
-      <w:pPr>
-        <w:pStyle w:val="FirstParagraph"/>
-      </w:pPr>
-      <w:r>
-        <w:t xml:space="preserve">The probability of treatment is the same regardless of an individual’s potential outcomes. Therefore, the treated and untreated are exchangeable by design.</w:t>
-      </w:r>
-    </w:p>
-    <w:p>
-      <w:pPr>
-        <w:pStyle w:val="BodyText"/>
-      </w:pPr>
-      <w:r>
-        <w:t xml:space="preserve">Randomization is often described as</w:t>
-      </w:r>
-      <w:r>
-        <w:t xml:space="preserve"> </w:t>
-      </w:r>
-      <w:r>
-        <w:t xml:space="preserve">“eliminating confounding”</w:t>
-      </w:r>
-      <w:r>
-        <w:t xml:space="preserve"> </w:t>
-      </w:r>
-      <w:r>
-        <w:t xml:space="preserve">or</w:t>
-      </w:r>
-      <w:r>
-        <w:t xml:space="preserve"> </w:t>
-      </w:r>
-      <w:r>
-        <w:t xml:space="preserve">“balancing baseline covariates.”</w:t>
-      </w:r>
-      <w:r>
-        <w:t xml:space="preserve"> </w:t>
-      </w:r>
-      <w:r>
-        <w:t xml:space="preserve">These are informal ways of saying randomization achieves exchangeability.</w:t>
-      </w:r>
-    </w:p>
-    <w:p>
-      <w:pPr>
-        <w:pStyle w:val="BodyText"/>
-      </w:pPr>
-      <w:r>
-        <w:t xml:space="preserve">In practice, we cannot verify exchangeability directly because we don’t observe all potential outcomes. However, we can check whether measured baseline covariates are balanced between treatment groups. Imbalance suggests (but doesn’t prove) problems with randomization.</w:t>
-      </w:r>
-    </w:p>
-    <w:bookmarkEnd w:id="11"/>
-    <w:bookmarkStart w:id="12" w:name="Xbc7a8f6cbf86ab187d6adfa1e0c20cac8205b24"/>
-    <w:p>
-      <w:pPr>
-        <w:pStyle w:val="Heading3"/>
-      </w:pPr>
-      <w:r>
-        <w:t xml:space="preserve">1.3 Association Equals Causation Under Exchangeability</w:t>
-      </w:r>
-    </w:p>
-    <w:p>
-      <w:pPr>
-        <w:pStyle w:val="FirstParagraph"/>
-      </w:pPr>
-      <w:r>
-        <w:t xml:space="preserve">When exchangeability holds, we can identify the average causal effect from observed data:</w:t>
-      </w:r>
-    </w:p>
-    <w:p>
-      <w:pPr>
-        <w:pStyle w:val="BodyText"/>
-      </w:pPr>
-      <m:oMathPara>
-        <m:oMathParaPr>
-          <m:jc m:val="center"/>
-        </m:oMathParaPr>
-        <m:oMath>
-          <m:r>
-            <m:t>E</m:t>
-          </m:r>
-          <m:r>
-            <m:rPr>
-              <m:sty m:val="p"/>
-            </m:rPr>
-            <m:t>[</m:t>
-          </m:r>
-          <m:sSup>
-            <m:e>
-              <m:r>
-                <m:t>Y</m:t>
-              </m:r>
-            </m:e>
-            <m:sup>
-              <m:r>
-                <m:t>a</m:t>
-              </m:r>
-              <m:r>
-                <m:rPr>
-                  <m:sty m:val="p"/>
-                </m:rPr>
-                <m:t>=</m:t>
-              </m:r>
-              <m:r>
-                <m:t>1</m:t>
-              </m:r>
-            </m:sup>
-          </m:sSup>
-          <m:r>
-            <m:rPr>
-              <m:sty m:val="p"/>
-            </m:rPr>
-            <m:t>]</m:t>
-          </m:r>
-          <m:r>
-            <m:rPr>
-              <m:sty m:val="p"/>
-            </m:rPr>
-            <m:t>−</m:t>
-          </m:r>
-          <m:r>
-            <m:t>E</m:t>
-          </m:r>
-          <m:r>
-            <m:rPr>
-              <m:sty m:val="p"/>
-            </m:rPr>
-            <m:t>[</m:t>
-          </m:r>
-          <m:sSup>
-            <m:e>
-              <m:r>
-                <m:t>Y</m:t>
-              </m:r>
-            </m:e>
-            <m:sup>
-              <m:r>
-                <m:t>a</m:t>
-              </m:r>
-              <m:r>
-                <m:rPr>
-                  <m:sty m:val="p"/>
-                </m:rPr>
-                <m:t>=</m:t>
-              </m:r>
-              <m:r>
-                <m:t>0</m:t>
-              </m:r>
-            </m:sup>
-          </m:sSup>
-          <m:r>
-            <m:rPr>
-              <m:sty m:val="p"/>
-            </m:rPr>
-            <m:t>]</m:t>
-          </m:r>
-          <m:r>
-            <m:rPr>
-              <m:sty m:val="p"/>
-            </m:rPr>
-            <m:t>=</m:t>
-          </m:r>
-          <m:r>
-            <m:t>E</m:t>
-          </m:r>
-          <m:r>
-            <m:rPr>
-              <m:sty m:val="p"/>
-            </m:rPr>
-            <m:t>[</m:t>
-          </m:r>
-          <m:r>
-            <m:t>Y</m:t>
-          </m:r>
-          <m:r>
-            <m:rPr>
-              <m:sty m:val="p"/>
-            </m:rPr>
-            <m:t>|</m:t>
-          </m:r>
-          <m:r>
-            <m:t>A</m:t>
-          </m:r>
-          <m:r>
-            <m:rPr>
-              <m:sty m:val="p"/>
-            </m:rPr>
-            <m:t>=</m:t>
-          </m:r>
-          <m:r>
-            <m:t>1</m:t>
-          </m:r>
-          <m:r>
-            <m:rPr>
-              <m:sty m:val="p"/>
-            </m:rPr>
-            <m:t>]</m:t>
-          </m:r>
-          <m:r>
-            <m:rPr>
-              <m:sty m:val="p"/>
-            </m:rPr>
-            <m:t>−</m:t>
-          </m:r>
-          <m:r>
-            <m:t>E</m:t>
-          </m:r>
-          <m:r>
-            <m:rPr>
-              <m:sty m:val="p"/>
-            </m:rPr>
-            <m:t>[</m:t>
-          </m:r>
-          <m:r>
-            <m:t>Y</m:t>
-          </m:r>
-          <m:r>
-            <m:rPr>
-              <m:sty m:val="p"/>
-            </m:rPr>
-            <m:t>|</m:t>
-          </m:r>
-          <m:r>
-            <m:t>A</m:t>
-          </m:r>
-          <m:r>
-            <m:rPr>
-              <m:sty m:val="p"/>
-            </m:rPr>
-            <m:t>=</m:t>
-          </m:r>
-          <m:r>
-            <m:t>0</m:t>
-          </m:r>
-          <m:r>
-            <m:rPr>
-              <m:sty m:val="p"/>
-            </m:rPr>
-            <m:t>]</m:t>
-          </m:r>
-        </m:oMath>
-      </m:oMathPara>
-    </w:p>
-    <w:p>
-      <w:pPr>
-        <w:pStyle w:val="FirstParagraph"/>
-      </w:pPr>
-      <w:r>
-        <w:t xml:space="preserve">The right side is the observed associational difference, which we can compute from Table 2.1. Under the exchangeability guaranteed by randomization, this associational difference equals the causal effect.</w:t>
-      </w:r>
-    </w:p>
-    <w:p>
-      <w:pPr>
-        <w:pStyle w:val="BodyText"/>
-      </w:pPr>
-      <w:r>
-        <w:t xml:space="preserve">In our example:</w:t>
-      </w:r>
-    </w:p>
-    <w:p>
-      <w:pPr>
-        <w:pStyle w:val="Compact"/>
-        <w:numPr>
-          <w:ilvl w:val="0"/>
-          <w:numId w:val="1002"/>
-        </w:numPr>
-      </w:pPr>
-      <w:r>
-        <w:t xml:space="preserve">Observed associational risk difference:</w:t>
-      </w:r>
-      <w:r>
-        <w:t xml:space="preserve"> </w:t>
-      </w:r>
-      <m:oMath>
-        <m:r>
-          <m:t>0.54</m:t>
-        </m:r>
-        <m:r>
-          <m:rPr>
-            <m:sty m:val="p"/>
-          </m:rPr>
-          <m:t>−</m:t>
-        </m:r>
-        <m:r>
-          <m:t>0.43</m:t>
-        </m:r>
-        <m:r>
-          <m:rPr>
-            <m:sty m:val="p"/>
-          </m:rPr>
-          <m:t>=</m:t>
-        </m:r>
-        <m:r>
-          <m:t>0.11</m:t>
-        </m:r>
-      </m:oMath>
-    </w:p>
-    <w:p>
-      <w:pPr>
-        <w:pStyle w:val="Compact"/>
-        <w:numPr>
-          <w:ilvl w:val="0"/>
-          <w:numId w:val="1002"/>
-        </w:numPr>
-      </w:pPr>
-      <w:r>
-        <w:t xml:space="preserve">This estimates the true causal risk difference (from Table 1.1):</w:t>
-      </w:r>
-      <w:r>
-        <w:t xml:space="preserve"> </w:t>
-      </w:r>
-      <m:oMath>
-        <m:r>
-          <m:t>0.5</m:t>
-        </m:r>
-        <m:r>
-          <m:rPr>
-            <m:sty m:val="p"/>
-          </m:rPr>
-          <m:t>−</m:t>
-        </m:r>
-        <m:r>
-          <m:t>0.5</m:t>
-        </m:r>
-        <m:r>
-          <m:rPr>
-            <m:sty m:val="p"/>
-          </m:rPr>
-          <m:t>=</m:t>
-        </m:r>
-        <m:r>
-          <m:t>0</m:t>
-        </m:r>
-      </m:oMath>
-    </w:p>
-    <w:p>
-      <w:pPr>
-        <w:pStyle w:val="FirstParagraph"/>
-      </w:pPr>
-      <w:r>
-        <w:t xml:space="preserve">The discrepancy is due to random variability from the coin flips, not systematic bias.</w:t>
-      </w:r>
-    </w:p>
-    <w:p>
-      <w:pPr>
-        <w:pStyle w:val="BodyText"/>
-      </w:pPr>
-      <w:r>
-        <w:t xml:space="preserve">In a randomized experiment, the observed association is an</w:t>
-      </w:r>
-      <w:r>
-        <w:t xml:space="preserve"> </w:t>
-      </w:r>
-      <w:r>
-        <w:rPr>
-          <w:b/>
-          <w:bCs/>
-        </w:rPr>
-        <w:t xml:space="preserve">unbiased estimate</w:t>
-      </w:r>
-      <w:r>
-        <w:t xml:space="preserve"> </w:t>
-      </w:r>
-      <w:r>
-        <w:t xml:space="preserve">of the causal effect. With only 20 individuals, random variability can be substantial. As sample size increases, the estimate converges to the true causal effect (law of large numbers).</w:t>
-      </w:r>
-    </w:p>
-    <w:p>
-      <w:pPr>
-        <w:pStyle w:val="BodyText"/>
-      </w:pPr>
-      <w:r>
-        <w:t xml:space="preserve">Chapter 10 discusses statistical inference (confidence intervals, p-values) to quantify this random variability.</w:t>
-      </w:r>
-    </w:p>
-    <w:bookmarkEnd w:id="12"/>
-    <w:bookmarkEnd w:id="13"/>
-    <w:bookmarkStart w:id="18" w:name="conditional-randomization-pp.-16-18"/>
-    <w:p>
-      <w:pPr>
-        <w:pStyle w:val="Heading2"/>
-      </w:pPr>
-      <w:r>
-        <w:t xml:space="preserve">2 2.2 Conditional Randomization (pp. 16-18)</w:t>
-      </w:r>
-    </w:p>
-    <w:p>
-      <w:r>
-        <w:pict>
-          <v:rect style="width:0;height:1.5pt" o:hralign="center" o:hrstd="t" o:hr="t"/>
-        </w:pict>
-      </w:r>
-    </w:p>
-    <w:p>
-      <w:pPr>
-        <w:pStyle w:val="FirstParagraph"/>
-      </w:pPr>
-      <w:r>
-        <w:t xml:space="preserve">Not all randomized experiments use simple randomization with equal treatment probabilities. Often, randomization is</w:t>
-      </w:r>
-      <w:r>
-        <w:t xml:space="preserve"> </w:t>
-      </w:r>
-      <w:r>
-        <w:rPr>
-          <w:b/>
-          <w:bCs/>
-        </w:rPr>
-        <w:t xml:space="preserve">conditional</w:t>
-      </w:r>
-      <w:r>
-        <w:t xml:space="preserve"> </w:t>
-      </w:r>
-      <w:r>
-        <w:t xml:space="preserve">on measured covariates.</w:t>
-      </w:r>
-    </w:p>
-    <w:bookmarkStart w:id="14" w:name="stratified-randomization"/>
-    <w:p>
-      <w:pPr>
-        <w:pStyle w:val="Heading3"/>
-      </w:pPr>
-      <w:r>
-        <w:t xml:space="preserve">2.1 Stratified Randomization</w:t>
-      </w:r>
-    </w:p>
-    <w:p>
-      <w:pPr>
-        <w:pStyle w:val="FirstParagraph"/>
-      </w:pPr>
-      <w:r>
-        <w:t xml:space="preserve">Consider a modified version of our experiment. Suppose Zeus decides to ensure exactly half the women and half the men receive transplants. He creates two strata: women and men. Within each stratum, he randomly assigns half to treatment.</w:t>
-      </w:r>
-    </w:p>
-    <w:p>
-      <w:pPr>
-        <w:pStyle w:val="BodyText"/>
-      </w:pPr>
-      <w:r>
-        <w:t xml:space="preserve">Table 2.2 shows a possible outcome from this stratified randomization.</w:t>
-      </w:r>
-    </w:p>
-    <w:p>
-      <w:pPr>
-        <w:pStyle w:val="BodyText"/>
-      </w:pPr>
-      <w:r>
-        <w:t xml:space="preserve">In Table 2.2,</w:t>
-      </w:r>
-      <w:r>
-        <w:t xml:space="preserve"> </w:t>
-      </w:r>
-      <m:oMath>
-        <m:r>
-          <m:t>L</m:t>
-        </m:r>
-      </m:oMath>
-      <w:r>
-        <w:t xml:space="preserve"> </w:t>
-      </w:r>
-      <w:r>
-        <w:t xml:space="preserve">denotes sex (0 for female, 1 for male). Exactly 5 of the 10 women and 5 of the 10 men received transplants.</w:t>
-      </w:r>
-    </w:p>
-    <w:bookmarkEnd w:id="14"/>
-    <w:bookmarkStart w:id="16" w:name="conditional-exchangeability"/>
-    <w:p>
-      <w:pPr>
-        <w:pStyle w:val="Heading3"/>
-      </w:pPr>
-      <w:r>
-        <w:t xml:space="preserve">2.2 Conditional Exchangeability</w:t>
-      </w:r>
-    </w:p>
-    <w:p>
-      <w:pPr>
-        <w:pStyle w:val="FirstParagraph"/>
-      </w:pPr>
-      <w:r>
-        <w:t xml:space="preserve">In a conditionally randomized experiment, exchangeability holds</w:t>
-      </w:r>
-      <w:r>
-        <w:t xml:space="preserve"> </w:t>
-      </w:r>
-      <w:r>
-        <w:rPr>
-          <w:b/>
-          <w:bCs/>
-        </w:rPr>
-        <w:t xml:space="preserve">within each stratum</w:t>
-      </w:r>
-      <w:r>
-        <w:t xml:space="preserve"> </w:t>
-      </w:r>
-      <w:r>
-        <w:t xml:space="preserve">but not necessarily overall. We have:</w:t>
-      </w:r>
-    </w:p>
-    <w:p>
-      <w:pPr>
-        <w:pStyle w:val="BodyText"/>
-      </w:pPr>
-      <m:oMathPara>
-        <m:oMathParaPr>
-          <m:jc m:val="center"/>
-        </m:oMathParaPr>
-        <m:oMath>
-          <m:sSup>
-            <m:e>
-              <m:r>
-                <m:t>Y</m:t>
-              </m:r>
-            </m:e>
-            <m:sup>
-              <m:r>
-                <m:t>a</m:t>
-              </m:r>
-            </m:sup>
-          </m:sSup>
-          <m:r>
-            <m:rPr>
-              <m:sty m:val="p"/>
-            </m:rPr>
-            <m:t>⟂</m:t>
-          </m:r>
-          <m:r>
-            <m:t>​</m:t>
-          </m:r>
-          <m:r>
-            <m:t>​</m:t>
-          </m:r>
-          <m:r>
-            <m:t>​</m:t>
-          </m:r>
-          <m:r>
-            <m:rPr>
-              <m:sty m:val="p"/>
-            </m:rPr>
-            <m:t>⟂</m:t>
-          </m:r>
-          <m:r>
-            <m:t>A</m:t>
-          </m:r>
-          <m:r>
             <m:rPr>
               <m:sty m:val="p"/>
             </m:rPr>
@@ -1910,145 +1947,182 @@
         <w:t xml:space="preserve">).</w:t>
       </w:r>
     </w:p>
-    <w:bookmarkStart w:id="15" w:name="def-conditional-exchangeability"/>
-    <w:p>
-      <w:pPr>
-        <w:pStyle w:val="BodyText"/>
-      </w:pPr>
-      <w:r>
-        <w:rPr>
-          <w:b/>
-          <w:bCs/>
-        </w:rPr>
-        <w:t xml:space="preserve">Definition 2 (Conditional Exchangeability)</w:t>
-      </w:r>
-      <w:r>
-        <w:t xml:space="preserve"> </w:t>
-      </w:r>
-      <w:r>
-        <w:t xml:space="preserve">Treatment groups are</w:t>
-      </w:r>
-      <w:r>
-        <w:t xml:space="preserve"> </w:t>
-      </w:r>
-      <w:r>
-        <w:rPr>
-          <w:b/>
-          <w:bCs/>
-        </w:rPr>
-        <w:t xml:space="preserve">conditionally exchangeable</w:t>
-      </w:r>
-      <w:r>
-        <w:t xml:space="preserve"> </w:t>
-      </w:r>
-      <w:r>
-        <w:t xml:space="preserve">given covariates</w:t>
-      </w:r>
-      <w:r>
-        <w:t xml:space="preserve"> </w:t>
-      </w:r>
-      <m:oMath>
-        <m:r>
-          <m:t>L</m:t>
-        </m:r>
-      </m:oMath>
-      <w:r>
-        <w:t xml:space="preserve"> </w:t>
-      </w:r>
-      <w:r>
-        <w:t xml:space="preserve">if:</w:t>
-      </w:r>
-    </w:p>
-    <w:p>
-      <w:pPr>
-        <w:pStyle w:val="BodyText"/>
-      </w:pPr>
-      <m:oMathPara>
-        <m:oMathParaPr>
-          <m:jc m:val="center"/>
-        </m:oMathParaPr>
-        <m:oMath>
-          <m:sSup>
-            <m:e>
-              <m:r>
-                <m:t>Y</m:t>
-              </m:r>
-            </m:e>
-            <m:sup>
-              <m:r>
-                <m:t>a</m:t>
-              </m:r>
-            </m:sup>
-          </m:sSup>
-          <m:r>
-            <m:rPr>
-              <m:sty m:val="p"/>
-            </m:rPr>
-            <m:t>⟂</m:t>
-          </m:r>
-          <m:r>
-            <m:t>​</m:t>
-          </m:r>
-          <m:r>
-            <m:t>​</m:t>
-          </m:r>
-          <m:r>
-            <m:t>​</m:t>
-          </m:r>
-          <m:r>
-            <m:rPr>
-              <m:sty m:val="p"/>
-            </m:rPr>
-            <m:t>⟂</m:t>
-          </m:r>
-          <m:r>
-            <m:t>A</m:t>
-          </m:r>
-          <m:r>
-            <m:rPr>
-              <m:sty m:val="p"/>
-            </m:rPr>
-            <m:t>|</m:t>
-          </m:r>
-          <m:r>
-            <m:t>L</m:t>
-          </m:r>
-          <m:r>
-            <m:t> </m:t>
-          </m:r>
-          <m:r>
-            <m:rPr>
-              <m:nor/>
-              <m:sty m:val="p"/>
-            </m:rPr>
-            <m:t>for all </m:t>
-          </m:r>
-          <m:r>
-            <m:t>a</m:t>
-          </m:r>
-        </m:oMath>
-      </m:oMathPara>
-    </w:p>
-    <w:p>
-      <w:pPr>
-        <w:pStyle w:val="FirstParagraph"/>
-      </w:pPr>
-      <w:r>
-        <w:t xml:space="preserve">Within each stratum of</w:t>
-      </w:r>
-      <w:r>
-        <w:t xml:space="preserve"> </w:t>
-      </w:r>
-      <m:oMath>
-        <m:r>
-          <m:t>L</m:t>
-        </m:r>
-      </m:oMath>
-      <w:r>
-        <w:t xml:space="preserve">, the treated and untreated are exchangeable.</w:t>
-      </w:r>
-    </w:p>
-    <w:bookmarkEnd w:id="15"/>
+    <w:tbl>
+      <w:tblPr>
+        <w:tblStyle w:val="Table"/>
+        <w:tblInd w:w="164" w:type="dxa"/>
+        <w:tblBorders>
+          <w:left w:val="single" w:sz="24" w:space="0" w:color="909090"/>
+        </w:tblBorders>
+        <w:tblCellMar>
+          <w:left w:w="0" w:type="dxa"/>
+          <w:right w:w="0" w:type="dxa"/>
+        </w:tblCellMar>
+        <w:tblLook w:firstRow="0" w:lastRow="0" w:firstColumn="0" w:lastColumn="0" w:noHBand="0" w:noVBand="0" w:val="0000"/>
+      </w:tblPr>
+      <w:tblGrid>
+        <w:gridCol w:w="7920"/>
+      </w:tblGrid>
+      <w:tr>
+        <w:trPr>
+          <w:cantSplit/>
+        </w:trPr>
+        <w:tc>
+          <w:tcPr>
+            <w:tcMar>
+              <w:left w:w="144" w:type="dxa"/>
+            </w:tcMar>
+          </w:tcPr>
+          <w:p>
+            <w:pPr>
+              <w:pStyle w:val="BodyText"/>
+            </w:pPr>
+            <w:pPr>
+              <w:spacing w:before="16" w:after="64"/>
+            </w:pPr>
+          </w:p>
+          <w:bookmarkStart w:id="15" w:name="def-conditional-exchangeability"/>
+          <w:p>
+            <w:pPr>
+              <w:pStyle w:val="BodyText"/>
+            </w:pPr>
+            <w:r>
+              <w:rPr>
+                <w:b/>
+                <w:bCs/>
+              </w:rPr>
+              <w:t xml:space="preserve">Definition 2 (Conditional Exchangeability)</w:t>
+            </w:r>
+            <w:r>
+              <w:t xml:space="preserve"> </w:t>
+            </w:r>
+            <w:r>
+              <w:t xml:space="preserve">Treatment groups are</w:t>
+            </w:r>
+            <w:r>
+              <w:t xml:space="preserve"> </w:t>
+            </w:r>
+            <w:r>
+              <w:rPr>
+                <w:b/>
+                <w:bCs/>
+              </w:rPr>
+              <w:t xml:space="preserve">conditionally exchangeable</w:t>
+            </w:r>
+            <w:r>
+              <w:t xml:space="preserve"> </w:t>
+            </w:r>
+            <w:r>
+              <w:t xml:space="preserve">given covariates</w:t>
+            </w:r>
+            <w:r>
+              <w:t xml:space="preserve"> </w:t>
+            </w:r>
+            <m:oMath>
+              <m:r>
+                <m:t>L</m:t>
+              </m:r>
+            </m:oMath>
+            <w:r>
+              <w:t xml:space="preserve"> </w:t>
+            </w:r>
+            <w:r>
+              <w:t xml:space="preserve">if:</w:t>
+            </w:r>
+          </w:p>
+          <w:p>
+            <w:pPr>
+              <w:pStyle w:val="BodyText"/>
+            </w:pPr>
+            <m:oMathPara>
+              <m:oMathParaPr>
+                <m:jc m:val="center"/>
+              </m:oMathParaPr>
+              <m:oMath>
+                <m:sSup>
+                  <m:e>
+                    <m:r>
+                      <m:t>Y</m:t>
+                    </m:r>
+                  </m:e>
+                  <m:sup>
+                    <m:r>
+                      <m:t>a</m:t>
+                    </m:r>
+                  </m:sup>
+                </m:sSup>
+                <m:r>
+                  <m:rPr>
+                    <m:sty m:val="p"/>
+                  </m:rPr>
+                  <m:t>⟂</m:t>
+                </m:r>
+                <m:r>
+                  <m:t>​</m:t>
+                </m:r>
+                <m:r>
+                  <m:t>​</m:t>
+                </m:r>
+                <m:r>
+                  <m:t>​</m:t>
+                </m:r>
+                <m:r>
+                  <m:rPr>
+                    <m:sty m:val="p"/>
+                  </m:rPr>
+                  <m:t>⟂</m:t>
+                </m:r>
+                <m:r>
+                  <m:t>A</m:t>
+                </m:r>
+                <m:r>
+                  <m:rPr>
+                    <m:sty m:val="p"/>
+                  </m:rPr>
+                  <m:t>|</m:t>
+                </m:r>
+                <m:r>
+                  <m:t>L</m:t>
+                </m:r>
+                <m:r>
+                  <m:t> </m:t>
+                </m:r>
+                <m:r>
+                  <m:rPr>
+                    <m:nor/>
+                    <m:sty m:val="p"/>
+                  </m:rPr>
+                  <m:t>for all </m:t>
+                </m:r>
+                <m:r>
+                  <m:t>a</m:t>
+                </m:r>
+              </m:oMath>
+            </m:oMathPara>
+          </w:p>
+          <w:p>
+            <w:pPr>
+              <w:pStyle w:val="FirstParagraph"/>
+            </w:pPr>
+            <w:r>
+              <w:t xml:space="preserve">Within each stratum of</w:t>
+            </w:r>
+            <w:r>
+              <w:t xml:space="preserve"> </w:t>
+            </w:r>
+            <m:oMath>
+              <m:r>
+                <m:t>L</m:t>
+              </m:r>
+            </m:oMath>
+            <w:r>
+              <w:t xml:space="preserve">, the treated and untreated are exchangeable.</w:t>
+            </w:r>
+          </w:p>
+          <w:bookmarkEnd w:id="15"/>
+        </w:tc>
+      </w:tr>
+    </w:tbl>
     <w:p>
       <w:pPr>
         <w:pStyle w:val="BodyText"/>
@@ -2887,267 +2961,304 @@
         <w:t xml:space="preserve">.</w:t>
       </w:r>
     </w:p>
-    <w:bookmarkStart w:id="19" w:name="def-standardization"/>
-    <w:p>
-      <w:pPr>
-        <w:pStyle w:val="BodyText"/>
-      </w:pPr>
-      <w:r>
-        <w:rPr>
-          <w:b/>
-          <w:bCs/>
-        </w:rPr>
-        <w:t xml:space="preserve">Definition 3 (Standardization Formula)</w:t>
-      </w:r>
-      <w:r>
-        <w:t xml:space="preserve"> </w:t>
-      </w:r>
-      <w:r>
-        <w:t xml:space="preserve">Under conditional exchangeability</w:t>
-      </w:r>
-      <w:r>
-        <w:t xml:space="preserve"> </w:t>
-      </w:r>
-      <m:oMath>
-        <m:sSup>
-          <m:e>
-            <m:r>
-              <m:t>Y</m:t>
-            </m:r>
-          </m:e>
-          <m:sup>
-            <m:r>
-              <m:t>a</m:t>
-            </m:r>
-          </m:sup>
-        </m:sSup>
-        <m:r>
-          <m:rPr>
-            <m:sty m:val="p"/>
-          </m:rPr>
-          <m:t>⟂</m:t>
-        </m:r>
-        <m:r>
-          <m:t>​</m:t>
-        </m:r>
-        <m:r>
-          <m:t>​</m:t>
-        </m:r>
-        <m:r>
-          <m:t>​</m:t>
-        </m:r>
-        <m:r>
-          <m:rPr>
-            <m:sty m:val="p"/>
-          </m:rPr>
-          <m:t>⟂</m:t>
-        </m:r>
-        <m:r>
-          <m:t>A</m:t>
-        </m:r>
-        <m:r>
-          <m:rPr>
-            <m:sty m:val="p"/>
-          </m:rPr>
-          <m:t>|</m:t>
-        </m:r>
-        <m:r>
-          <m:t>L</m:t>
-        </m:r>
-      </m:oMath>
-      <w:r>
-        <w:t xml:space="preserve">, the mean counterfactual outcome is:</w:t>
-      </w:r>
-    </w:p>
-    <w:p>
-      <w:pPr>
-        <w:pStyle w:val="BodyText"/>
-      </w:pPr>
-      <m:oMathPara>
-        <m:oMathParaPr>
-          <m:jc m:val="center"/>
-        </m:oMathParaPr>
-        <m:oMath>
-          <m:r>
-            <m:t>E</m:t>
-          </m:r>
-          <m:r>
-            <m:rPr>
-              <m:sty m:val="p"/>
-            </m:rPr>
-            <m:t>[</m:t>
-          </m:r>
-          <m:sSup>
-            <m:e>
-              <m:r>
-                <m:t>Y</m:t>
-              </m:r>
-            </m:e>
-            <m:sup>
-              <m:r>
-                <m:t>a</m:t>
-              </m:r>
-            </m:sup>
-          </m:sSup>
-          <m:r>
-            <m:rPr>
-              <m:sty m:val="p"/>
-            </m:rPr>
-            <m:t>]</m:t>
-          </m:r>
-          <m:r>
-            <m:rPr>
-              <m:sty m:val="p"/>
-            </m:rPr>
-            <m:t>=</m:t>
-          </m:r>
-          <m:nary>
-            <m:naryPr>
-              <m:chr m:val="∑"/>
-              <m:limLoc m:val="undOvr"/>
-              <m:subHide m:val="off"/>
-              <m:supHide m:val="on"/>
-            </m:naryPr>
-            <m:sub>
+    <w:tbl>
+      <w:tblPr>
+        <w:tblStyle w:val="Table"/>
+        <w:tblInd w:w="164" w:type="dxa"/>
+        <w:tblBorders>
+          <w:left w:val="single" w:sz="24" w:space="0" w:color="909090"/>
+        </w:tblBorders>
+        <w:tblCellMar>
+          <w:left w:w="0" w:type="dxa"/>
+          <w:right w:w="0" w:type="dxa"/>
+        </w:tblCellMar>
+        <w:tblLook w:firstRow="0" w:lastRow="0" w:firstColumn="0" w:lastColumn="0" w:noHBand="0" w:noVBand="0" w:val="0000"/>
+      </w:tblPr>
+      <w:tblGrid>
+        <w:gridCol w:w="7920"/>
+      </w:tblGrid>
+      <w:tr>
+        <w:trPr>
+          <w:cantSplit/>
+        </w:trPr>
+        <w:tc>
+          <w:tcPr>
+            <w:tcMar>
+              <w:left w:w="144" w:type="dxa"/>
+            </w:tcMar>
+          </w:tcPr>
+          <w:p>
+            <w:pPr>
+              <w:pStyle w:val="BodyText"/>
+            </w:pPr>
+            <w:pPr>
+              <w:spacing w:before="16" w:after="64"/>
+            </w:pPr>
+          </w:p>
+          <w:bookmarkStart w:id="19" w:name="def-standardization"/>
+          <w:p>
+            <w:pPr>
+              <w:pStyle w:val="BodyText"/>
+            </w:pPr>
+            <w:r>
+              <w:rPr>
+                <w:b/>
+                <w:bCs/>
+              </w:rPr>
+              <w:t xml:space="preserve">Definition 3 (Standardization Formula)</w:t>
+            </w:r>
+            <w:r>
+              <w:t xml:space="preserve"> </w:t>
+            </w:r>
+            <w:r>
+              <w:t xml:space="preserve">Under conditional exchangeability</w:t>
+            </w:r>
+            <w:r>
+              <w:t xml:space="preserve"> </w:t>
+            </w:r>
+            <m:oMath>
+              <m:sSup>
+                <m:e>
+                  <m:r>
+                    <m:t>Y</m:t>
+                  </m:r>
+                </m:e>
+                <m:sup>
+                  <m:r>
+                    <m:t>a</m:t>
+                  </m:r>
+                </m:sup>
+              </m:sSup>
+              <m:r>
+                <m:rPr>
+                  <m:sty m:val="p"/>
+                </m:rPr>
+                <m:t>⟂</m:t>
+              </m:r>
+              <m:r>
+                <m:t>​</m:t>
+              </m:r>
+              <m:r>
+                <m:t>​</m:t>
+              </m:r>
+              <m:r>
+                <m:t>​</m:t>
+              </m:r>
+              <m:r>
+                <m:rPr>
+                  <m:sty m:val="p"/>
+                </m:rPr>
+                <m:t>⟂</m:t>
+              </m:r>
+              <m:r>
+                <m:t>A</m:t>
+              </m:r>
+              <m:r>
+                <m:rPr>
+                  <m:sty m:val="p"/>
+                </m:rPr>
+                <m:t>|</m:t>
+              </m:r>
+              <m:r>
+                <m:t>L</m:t>
+              </m:r>
+            </m:oMath>
+            <w:r>
+              <w:t xml:space="preserve">, the mean counterfactual outcome is:</w:t>
+            </w:r>
+          </w:p>
+          <w:p>
+            <w:pPr>
+              <w:pStyle w:val="BodyText"/>
+            </w:pPr>
+            <m:oMathPara>
+              <m:oMathParaPr>
+                <m:jc m:val="center"/>
+              </m:oMathParaPr>
+              <m:oMath>
+                <m:r>
+                  <m:t>E</m:t>
+                </m:r>
+                <m:r>
+                  <m:rPr>
+                    <m:sty m:val="p"/>
+                  </m:rPr>
+                  <m:t>[</m:t>
+                </m:r>
+                <m:sSup>
+                  <m:e>
+                    <m:r>
+                      <m:t>Y</m:t>
+                    </m:r>
+                  </m:e>
+                  <m:sup>
+                    <m:r>
+                      <m:t>a</m:t>
+                    </m:r>
+                  </m:sup>
+                </m:sSup>
+                <m:r>
+                  <m:rPr>
+                    <m:sty m:val="p"/>
+                  </m:rPr>
+                  <m:t>]</m:t>
+                </m:r>
+                <m:r>
+                  <m:rPr>
+                    <m:sty m:val="p"/>
+                  </m:rPr>
+                  <m:t>=</m:t>
+                </m:r>
+                <m:nary>
+                  <m:naryPr>
+                    <m:chr m:val="∑"/>
+                    <m:limLoc m:val="undOvr"/>
+                    <m:subHide m:val="off"/>
+                    <m:supHide m:val="on"/>
+                  </m:naryPr>
+                  <m:sub>
+                    <m:r>
+                      <m:t>l</m:t>
+                    </m:r>
+                  </m:sub>
+                  <m:sup>
+                    <m:r>
+                      <m:t>​</m:t>
+                    </m:r>
+                  </m:sup>
+                  <m:e>
+                    <m:r>
+                      <m:t>E</m:t>
+                    </m:r>
+                  </m:e>
+                </m:nary>
+                <m:r>
+                  <m:rPr>
+                    <m:sty m:val="p"/>
+                  </m:rPr>
+                  <m:t>[</m:t>
+                </m:r>
+                <m:r>
+                  <m:t>Y</m:t>
+                </m:r>
+                <m:r>
+                  <m:rPr>
+                    <m:sty m:val="p"/>
+                  </m:rPr>
+                  <m:t>|</m:t>
+                </m:r>
+                <m:r>
+                  <m:t>A</m:t>
+                </m:r>
+                <m:r>
+                  <m:rPr>
+                    <m:sty m:val="p"/>
+                  </m:rPr>
+                  <m:t>=</m:t>
+                </m:r>
+                <m:r>
+                  <m:t>a</m:t>
+                </m:r>
+                <m:r>
+                  <m:rPr>
+                    <m:sty m:val="p"/>
+                  </m:rPr>
+                  <m:t>,</m:t>
+                </m:r>
+                <m:r>
+                  <m:t>L</m:t>
+                </m:r>
+                <m:r>
+                  <m:rPr>
+                    <m:sty m:val="p"/>
+                  </m:rPr>
+                  <m:t>=</m:t>
+                </m:r>
+                <m:r>
+                  <m:t>l</m:t>
+                </m:r>
+                <m:r>
+                  <m:rPr>
+                    <m:sty m:val="p"/>
+                  </m:rPr>
+                  <m:t>]</m:t>
+                </m:r>
+                <m:r>
+                  <m:rPr>
+                    <m:sty m:val="p"/>
+                  </m:rPr>
+                  <m:t>×</m:t>
+                </m:r>
+                <m:r>
+                  <m:t>P</m:t>
+                </m:r>
+                <m:r>
+                  <m:t>r</m:t>
+                </m:r>
+                <m:r>
+                  <m:rPr>
+                    <m:sty m:val="p"/>
+                  </m:rPr>
+                  <m:t>[</m:t>
+                </m:r>
+                <m:r>
+                  <m:t>L</m:t>
+                </m:r>
+                <m:r>
+                  <m:rPr>
+                    <m:sty m:val="p"/>
+                  </m:rPr>
+                  <m:t>=</m:t>
+                </m:r>
+                <m:r>
+                  <m:t>l</m:t>
+                </m:r>
+                <m:r>
+                  <m:rPr>
+                    <m:sty m:val="p"/>
+                  </m:rPr>
+                  <m:t>]</m:t>
+                </m:r>
+              </m:oMath>
+            </m:oMathPara>
+          </w:p>
+          <w:p>
+            <w:pPr>
+              <w:pStyle w:val="FirstParagraph"/>
+            </w:pPr>
+            <w:r>
+              <w:t xml:space="preserve">where the sum is over all values</w:t>
+            </w:r>
+            <w:r>
+              <w:t xml:space="preserve"> </w:t>
+            </w:r>
+            <m:oMath>
               <m:r>
                 <m:t>l</m:t>
               </m:r>
-            </m:sub>
-            <m:sup>
-              <m:r>
-                <m:t>​</m:t>
-              </m:r>
-            </m:sup>
-            <m:e>
-              <m:r>
-                <m:t>E</m:t>
-              </m:r>
-            </m:e>
-          </m:nary>
-          <m:r>
-            <m:rPr>
-              <m:sty m:val="p"/>
-            </m:rPr>
-            <m:t>[</m:t>
-          </m:r>
-          <m:r>
-            <m:t>Y</m:t>
-          </m:r>
-          <m:r>
-            <m:rPr>
-              <m:sty m:val="p"/>
-            </m:rPr>
-            <m:t>|</m:t>
-          </m:r>
-          <m:r>
-            <m:t>A</m:t>
-          </m:r>
-          <m:r>
-            <m:rPr>
-              <m:sty m:val="p"/>
-            </m:rPr>
-            <m:t>=</m:t>
-          </m:r>
-          <m:r>
-            <m:t>a</m:t>
-          </m:r>
-          <m:r>
-            <m:rPr>
-              <m:sty m:val="p"/>
-            </m:rPr>
-            <m:t>,</m:t>
-          </m:r>
-          <m:r>
-            <m:t>L</m:t>
-          </m:r>
-          <m:r>
-            <m:rPr>
-              <m:sty m:val="p"/>
-            </m:rPr>
-            <m:t>=</m:t>
-          </m:r>
-          <m:r>
-            <m:t>l</m:t>
-          </m:r>
-          <m:r>
-            <m:rPr>
-              <m:sty m:val="p"/>
-            </m:rPr>
-            <m:t>]</m:t>
-          </m:r>
-          <m:r>
-            <m:rPr>
-              <m:sty m:val="p"/>
-            </m:rPr>
-            <m:t>×</m:t>
-          </m:r>
-          <m:r>
-            <m:t>P</m:t>
-          </m:r>
-          <m:r>
-            <m:t>r</m:t>
-          </m:r>
-          <m:r>
-            <m:rPr>
-              <m:sty m:val="p"/>
-            </m:rPr>
-            <m:t>[</m:t>
-          </m:r>
-          <m:r>
-            <m:t>L</m:t>
-          </m:r>
-          <m:r>
-            <m:rPr>
-              <m:sty m:val="p"/>
-            </m:rPr>
-            <m:t>=</m:t>
-          </m:r>
-          <m:r>
-            <m:t>l</m:t>
-          </m:r>
-          <m:r>
-            <m:rPr>
-              <m:sty m:val="p"/>
-            </m:rPr>
-            <m:t>]</m:t>
-          </m:r>
-        </m:oMath>
-      </m:oMathPara>
-    </w:p>
-    <w:p>
-      <w:pPr>
-        <w:pStyle w:val="FirstParagraph"/>
-      </w:pPr>
-      <w:r>
-        <w:t xml:space="preserve">where the sum is over all values</w:t>
-      </w:r>
-      <w:r>
-        <w:t xml:space="preserve"> </w:t>
-      </w:r>
-      <m:oMath>
-        <m:r>
-          <m:t>l</m:t>
-        </m:r>
-      </m:oMath>
-      <w:r>
-        <w:t xml:space="preserve"> </w:t>
-      </w:r>
-      <w:r>
-        <w:t xml:space="preserve">of the covariate</w:t>
-      </w:r>
-      <w:r>
-        <w:t xml:space="preserve"> </w:t>
-      </w:r>
-      <m:oMath>
-        <m:r>
-          <m:t>L</m:t>
-        </m:r>
-      </m:oMath>
-      <w:r>
-        <w:t xml:space="preserve">.</w:t>
-      </w:r>
-    </w:p>
-    <w:bookmarkEnd w:id="19"/>
+            </m:oMath>
+            <w:r>
+              <w:t xml:space="preserve"> </w:t>
+            </w:r>
+            <w:r>
+              <w:t xml:space="preserve">of the covariate</w:t>
+            </w:r>
+            <w:r>
+              <w:t xml:space="preserve"> </w:t>
+            </w:r>
+            <m:oMath>
+              <m:r>
+                <m:t>L</m:t>
+              </m:r>
+            </m:oMath>
+            <w:r>
+              <w:t xml:space="preserve">.</w:t>
+            </w:r>
+          </w:p>
+          <w:bookmarkEnd w:id="19"/>
+        </w:tc>
+      </w:tr>
+    </w:tbl>
     <w:p>
       <w:pPr>
         <w:pStyle w:val="BodyText"/>
@@ -5017,103 +5128,183 @@
         </m:oMath>
       </m:oMathPara>
     </w:p>
-    <w:bookmarkStart w:id="24" w:name="def-ipw"/>
-    <w:p>
-      <w:pPr>
-        <w:pStyle w:val="FirstParagraph"/>
-      </w:pPr>
-      <w:r>
-        <w:rPr>
-          <w:b/>
-          <w:bCs/>
-        </w:rPr>
-        <w:t xml:space="preserve">Definition 4 (Inverse Probability Weights)</w:t>
-      </w:r>
-      <w:r>
-        <w:t xml:space="preserve"> </w:t>
-      </w:r>
-      <w:r>
-        <w:t xml:space="preserve">For an individual who received treatment</w:t>
-      </w:r>
-      <w:r>
-        <w:t xml:space="preserve"> </w:t>
-      </w:r>
-      <m:oMath>
-        <m:r>
-          <m:t>A</m:t>
-        </m:r>
-      </m:oMath>
-      <w:r>
-        <w:t xml:space="preserve"> </w:t>
-      </w:r>
-      <w:r>
-        <w:t xml:space="preserve">and has covariates</w:t>
-      </w:r>
-      <w:r>
-        <w:t xml:space="preserve"> </w:t>
-      </w:r>
-      <m:oMath>
-        <m:r>
-          <m:t>L</m:t>
-        </m:r>
-      </m:oMath>
-      <w:r>
-        <w:t xml:space="preserve">, the</w:t>
-      </w:r>
-      <w:r>
-        <w:t xml:space="preserve"> </w:t>
-      </w:r>
-      <w:r>
-        <w:rPr>
-          <w:b/>
-          <w:bCs/>
-        </w:rPr>
-        <w:t xml:space="preserve">inverse probability weight</w:t>
-      </w:r>
-      <w:r>
-        <w:t xml:space="preserve"> </w:t>
-      </w:r>
-      <w:r>
-        <w:t xml:space="preserve">is:</w:t>
-      </w:r>
-    </w:p>
-    <w:p>
-      <w:pPr>
-        <w:pStyle w:val="BodyText"/>
-      </w:pPr>
-      <m:oMathPara>
-        <m:oMathParaPr>
-          <m:jc m:val="center"/>
-        </m:oMathParaPr>
-        <m:oMath>
-          <m:sSup>
-            <m:e>
-              <m:r>
-                <m:t>W</m:t>
-              </m:r>
-            </m:e>
-            <m:sup>
+    <w:tbl>
+      <w:tblPr>
+        <w:tblStyle w:val="Table"/>
+        <w:tblInd w:w="164" w:type="dxa"/>
+        <w:tblBorders>
+          <w:left w:val="single" w:sz="24" w:space="0" w:color="909090"/>
+        </w:tblBorders>
+        <w:tblCellMar>
+          <w:left w:w="0" w:type="dxa"/>
+          <w:right w:w="0" w:type="dxa"/>
+        </w:tblCellMar>
+        <w:tblLook w:firstRow="0" w:lastRow="0" w:firstColumn="0" w:lastColumn="0" w:noHBand="0" w:noVBand="0" w:val="0000"/>
+      </w:tblPr>
+      <w:tblGrid>
+        <w:gridCol w:w="7920"/>
+      </w:tblGrid>
+      <w:tr>
+        <w:trPr>
+          <w:cantSplit/>
+        </w:trPr>
+        <w:tc>
+          <w:tcPr>
+            <w:tcMar>
+              <w:left w:w="144" w:type="dxa"/>
+            </w:tcMar>
+          </w:tcPr>
+          <w:p>
+            <w:pPr>
+              <w:pStyle w:val="FirstParagraph"/>
+            </w:pPr>
+            <w:pPr>
+              <w:spacing w:before="16" w:after="64"/>
+            </w:pPr>
+          </w:p>
+          <w:bookmarkStart w:id="24" w:name="def-ipw"/>
+          <w:p>
+            <w:pPr>
+              <w:pStyle w:val="BodyText"/>
+            </w:pPr>
+            <w:r>
+              <w:rPr>
+                <w:b/>
+                <w:bCs/>
+              </w:rPr>
+              <w:t xml:space="preserve">Definition 4 (Inverse Probability Weights)</w:t>
+            </w:r>
+            <w:r>
+              <w:t xml:space="preserve"> </w:t>
+            </w:r>
+            <w:r>
+              <w:t xml:space="preserve">For an individual who received treatment</w:t>
+            </w:r>
+            <w:r>
+              <w:t xml:space="preserve"> </w:t>
+            </w:r>
+            <m:oMath>
               <m:r>
                 <m:t>A</m:t>
               </m:r>
-            </m:sup>
-          </m:sSup>
-          <m:r>
-            <m:rPr>
-              <m:sty m:val="p"/>
-            </m:rPr>
-            <m:t>=</m:t>
-          </m:r>
-          <m:f>
-            <m:fPr>
-              <m:type m:val="bar"/>
-            </m:fPr>
-            <m:num>
-              <m:r>
-                <m:t>1</m:t>
-              </m:r>
-            </m:num>
-            <m:den>
+            </m:oMath>
+            <w:r>
+              <w:t xml:space="preserve"> </w:t>
+            </w:r>
+            <w:r>
+              <w:t xml:space="preserve">and has covariates</w:t>
+            </w:r>
+            <w:r>
+              <w:t xml:space="preserve"> </w:t>
+            </w:r>
+            <m:oMath>
+              <m:r>
+                <m:t>L</m:t>
+              </m:r>
+            </m:oMath>
+            <w:r>
+              <w:t xml:space="preserve">, the</w:t>
+            </w:r>
+            <w:r>
+              <w:t xml:space="preserve"> </w:t>
+            </w:r>
+            <w:r>
+              <w:rPr>
+                <w:b/>
+                <w:bCs/>
+              </w:rPr>
+              <w:t xml:space="preserve">inverse probability weight</w:t>
+            </w:r>
+            <w:r>
+              <w:t xml:space="preserve"> </w:t>
+            </w:r>
+            <w:r>
+              <w:t xml:space="preserve">is:</w:t>
+            </w:r>
+          </w:p>
+          <w:p>
+            <w:pPr>
+              <w:pStyle w:val="BodyText"/>
+            </w:pPr>
+            <m:oMathPara>
+              <m:oMathParaPr>
+                <m:jc m:val="center"/>
+              </m:oMathParaPr>
+              <m:oMath>
+                <m:sSup>
+                  <m:e>
+                    <m:r>
+                      <m:t>W</m:t>
+                    </m:r>
+                  </m:e>
+                  <m:sup>
+                    <m:r>
+                      <m:t>A</m:t>
+                    </m:r>
+                  </m:sup>
+                </m:sSup>
+                <m:r>
+                  <m:rPr>
+                    <m:sty m:val="p"/>
+                  </m:rPr>
+                  <m:t>=</m:t>
+                </m:r>
+                <m:f>
+                  <m:fPr>
+                    <m:type m:val="bar"/>
+                  </m:fPr>
+                  <m:num>
+                    <m:r>
+                      <m:t>1</m:t>
+                    </m:r>
+                  </m:num>
+                  <m:den>
+                    <m:r>
+                      <m:t>P</m:t>
+                    </m:r>
+                    <m:r>
+                      <m:t>r</m:t>
+                    </m:r>
+                    <m:r>
+                      <m:rPr>
+                        <m:sty m:val="p"/>
+                      </m:rPr>
+                      <m:t>[</m:t>
+                    </m:r>
+                    <m:r>
+                      <m:t>A</m:t>
+                    </m:r>
+                    <m:r>
+                      <m:rPr>
+                        <m:sty m:val="p"/>
+                      </m:rPr>
+                      <m:t>|</m:t>
+                    </m:r>
+                    <m:r>
+                      <m:t>L</m:t>
+                    </m:r>
+                    <m:r>
+                      <m:rPr>
+                        <m:sty m:val="p"/>
+                      </m:rPr>
+                      <m:t>]</m:t>
+                    </m:r>
+                  </m:den>
+                </m:f>
+              </m:oMath>
+            </m:oMathPara>
+          </w:p>
+          <w:p>
+            <w:pPr>
+              <w:pStyle w:val="FirstParagraph"/>
+            </w:pPr>
+            <w:r>
+              <w:t xml:space="preserve">where</w:t>
+            </w:r>
+            <w:r>
+              <w:t xml:space="preserve"> </w:t>
+            </w:r>
+            <m:oMath>
               <m:r>
                 <m:t>P</m:t>
               </m:r>
@@ -5144,72 +5335,29 @@
                 </m:rPr>
                 <m:t>]</m:t>
               </m:r>
-            </m:den>
-          </m:f>
-        </m:oMath>
-      </m:oMathPara>
-    </w:p>
-    <w:p>
-      <w:pPr>
-        <w:pStyle w:val="FirstParagraph"/>
-      </w:pPr>
-      <w:r>
-        <w:t xml:space="preserve">where</w:t>
-      </w:r>
-      <w:r>
-        <w:t xml:space="preserve"> </w:t>
-      </w:r>
-      <m:oMath>
-        <m:r>
-          <m:t>P</m:t>
-        </m:r>
-        <m:r>
-          <m:t>r</m:t>
-        </m:r>
-        <m:r>
-          <m:rPr>
-            <m:sty m:val="p"/>
-          </m:rPr>
-          <m:t>[</m:t>
-        </m:r>
-        <m:r>
-          <m:t>A</m:t>
-        </m:r>
-        <m:r>
-          <m:rPr>
-            <m:sty m:val="p"/>
-          </m:rPr>
-          <m:t>|</m:t>
-        </m:r>
-        <m:r>
-          <m:t>L</m:t>
-        </m:r>
-        <m:r>
-          <m:rPr>
-            <m:sty m:val="p"/>
-          </m:rPr>
-          <m:t>]</m:t>
-        </m:r>
-      </m:oMath>
-      <w:r>
-        <w:t xml:space="preserve"> </w:t>
-      </w:r>
-      <w:r>
-        <w:t xml:space="preserve">is the probability (propensity) of receiving the treatment actually received, given covariates</w:t>
-      </w:r>
-      <w:r>
-        <w:t xml:space="preserve"> </w:t>
-      </w:r>
-      <m:oMath>
-        <m:r>
-          <m:t>L</m:t>
-        </m:r>
-      </m:oMath>
-      <w:r>
-        <w:t xml:space="preserve">.</w:t>
-      </w:r>
-    </w:p>
-    <w:bookmarkEnd w:id="24"/>
+            </m:oMath>
+            <w:r>
+              <w:t xml:space="preserve"> </w:t>
+            </w:r>
+            <w:r>
+              <w:t xml:space="preserve">is the probability (propensity) of receiving the treatment actually received, given covariates</w:t>
+            </w:r>
+            <w:r>
+              <w:t xml:space="preserve"> </w:t>
+            </w:r>
+            <m:oMath>
+              <m:r>
+                <m:t>L</m:t>
+              </m:r>
+            </m:oMath>
+            <w:r>
+              <w:t xml:space="preserve">.</w:t>
+            </w:r>
+          </w:p>
+          <w:bookmarkEnd w:id="24"/>
+        </w:tc>
+      </w:tr>
+    </w:tbl>
     <w:p>
       <w:pPr>
         <w:pStyle w:val="BodyText"/>
@@ -8667,232 +8815,269 @@
         <w:t xml:space="preserve">.</w:t>
       </w:r>
     </w:p>
-    <w:bookmarkStart w:id="29" w:name="def-positivity"/>
-    <w:p>
-      <w:pPr>
-        <w:pStyle w:val="BodyText"/>
-      </w:pPr>
-      <w:r>
-        <w:rPr>
-          <w:b/>
-          <w:bCs/>
-        </w:rPr>
-        <w:t xml:space="preserve">Definition 5 (Positivity)</w:t>
-      </w:r>
-      <w:r>
-        <w:t xml:space="preserve"> </w:t>
-      </w:r>
-      <w:r>
-        <w:t xml:space="preserve">The</w:t>
-      </w:r>
-      <w:r>
-        <w:t xml:space="preserve"> </w:t>
-      </w:r>
-      <w:r>
-        <w:rPr>
-          <w:b/>
-          <w:bCs/>
-        </w:rPr>
-        <w:t xml:space="preserve">positivity assumption</w:t>
-      </w:r>
-      <w:r>
-        <w:t xml:space="preserve"> </w:t>
-      </w:r>
-      <w:r>
-        <w:t xml:space="preserve">(also called</w:t>
-      </w:r>
-      <w:r>
-        <w:t xml:space="preserve"> </w:t>
-      </w:r>
-      <w:r>
-        <w:rPr>
-          <w:b/>
-          <w:bCs/>
-        </w:rPr>
-        <w:t xml:space="preserve">experimental treatment assignment</w:t>
-      </w:r>
-      <w:r>
-        <w:t xml:space="preserve"> </w:t>
-      </w:r>
-      <w:r>
-        <w:t xml:space="preserve">or</w:t>
-      </w:r>
-      <w:r>
-        <w:t xml:space="preserve"> </w:t>
-      </w:r>
-      <w:r>
-        <w:rPr>
-          <w:b/>
-          <w:bCs/>
-        </w:rPr>
-        <w:t xml:space="preserve">overlap</w:t>
-      </w:r>
-      <w:r>
-        <w:t xml:space="preserve">) requires:</w:t>
-      </w:r>
-    </w:p>
-    <w:p>
-      <w:pPr>
-        <w:pStyle w:val="BodyText"/>
-      </w:pPr>
-      <m:oMathPara>
-        <m:oMathParaPr>
-          <m:jc m:val="center"/>
-        </m:oMathParaPr>
-        <m:oMath>
-          <m:r>
-            <m:t>0</m:t>
-          </m:r>
-          <m:r>
-            <m:rPr>
-              <m:sty m:val="p"/>
-            </m:rPr>
-            <m:t>&lt;</m:t>
-          </m:r>
-          <m:r>
-            <m:t>P</m:t>
-          </m:r>
-          <m:r>
-            <m:t>r</m:t>
-          </m:r>
-          <m:r>
-            <m:rPr>
-              <m:sty m:val="p"/>
-            </m:rPr>
-            <m:t>[</m:t>
-          </m:r>
-          <m:r>
-            <m:t>A</m:t>
-          </m:r>
-          <m:r>
-            <m:rPr>
-              <m:sty m:val="p"/>
-            </m:rPr>
-            <m:t>=</m:t>
-          </m:r>
-          <m:r>
-            <m:t>a</m:t>
-          </m:r>
-          <m:r>
-            <m:rPr>
-              <m:sty m:val="p"/>
-            </m:rPr>
-            <m:t>|</m:t>
-          </m:r>
-          <m:r>
-            <m:t>L</m:t>
-          </m:r>
-          <m:r>
-            <m:rPr>
-              <m:sty m:val="p"/>
-            </m:rPr>
-            <m:t>=</m:t>
-          </m:r>
-          <m:r>
-            <m:t>l</m:t>
-          </m:r>
-          <m:r>
-            <m:rPr>
-              <m:sty m:val="p"/>
-            </m:rPr>
-            <m:t>]</m:t>
-          </m:r>
-          <m:r>
-            <m:rPr>
-              <m:sty m:val="p"/>
-            </m:rPr>
-            <m:t>&lt;</m:t>
-          </m:r>
-          <m:r>
-            <m:t>1</m:t>
-          </m:r>
-        </m:oMath>
-      </m:oMathPara>
-    </w:p>
-    <w:p>
-      <w:pPr>
-        <w:pStyle w:val="FirstParagraph"/>
-      </w:pPr>
-      <w:r>
-        <w:t xml:space="preserve">for all values</w:t>
-      </w:r>
-      <w:r>
-        <w:t xml:space="preserve"> </w:t>
-      </w:r>
-      <m:oMath>
-        <m:r>
-          <m:t>l</m:t>
-        </m:r>
-      </m:oMath>
-      <w:r>
-        <w:t xml:space="preserve"> </w:t>
-      </w:r>
-      <w:r>
-        <w:t xml:space="preserve">such that</w:t>
-      </w:r>
-      <w:r>
-        <w:t xml:space="preserve"> </w:t>
-      </w:r>
-      <m:oMath>
-        <m:r>
-          <m:t>P</m:t>
-        </m:r>
-        <m:r>
-          <m:t>r</m:t>
-        </m:r>
-        <m:r>
-          <m:rPr>
-            <m:sty m:val="p"/>
-          </m:rPr>
-          <m:t>[</m:t>
-        </m:r>
-        <m:r>
-          <m:t>L</m:t>
-        </m:r>
-        <m:r>
-          <m:rPr>
-            <m:sty m:val="p"/>
-          </m:rPr>
-          <m:t>=</m:t>
-        </m:r>
-        <m:r>
-          <m:t>l</m:t>
-        </m:r>
-        <m:r>
-          <m:rPr>
-            <m:sty m:val="p"/>
-          </m:rPr>
-          <m:t>]</m:t>
-        </m:r>
-        <m:r>
-          <m:rPr>
-            <m:sty m:val="p"/>
-          </m:rPr>
-          <m:t>&gt;</m:t>
-        </m:r>
-        <m:r>
-          <m:t>0</m:t>
-        </m:r>
-      </m:oMath>
-      <w:r>
-        <w:t xml:space="preserve"> </w:t>
-      </w:r>
-      <w:r>
-        <w:t xml:space="preserve">and for all treatment levels</w:t>
-      </w:r>
-      <w:r>
-        <w:t xml:space="preserve"> </w:t>
-      </w:r>
-      <m:oMath>
-        <m:r>
-          <m:t>a</m:t>
-        </m:r>
-      </m:oMath>
-      <w:r>
-        <w:t xml:space="preserve">.</w:t>
-      </w:r>
-    </w:p>
-    <w:bookmarkEnd w:id="29"/>
+    <w:tbl>
+      <w:tblPr>
+        <w:tblStyle w:val="Table"/>
+        <w:tblInd w:w="164" w:type="dxa"/>
+        <w:tblBorders>
+          <w:left w:val="single" w:sz="24" w:space="0" w:color="909090"/>
+        </w:tblBorders>
+        <w:tblCellMar>
+          <w:left w:w="0" w:type="dxa"/>
+          <w:right w:w="0" w:type="dxa"/>
+        </w:tblCellMar>
+        <w:tblLook w:firstRow="0" w:lastRow="0" w:firstColumn="0" w:lastColumn="0" w:noHBand="0" w:noVBand="0" w:val="0000"/>
+      </w:tblPr>
+      <w:tblGrid>
+        <w:gridCol w:w="7920"/>
+      </w:tblGrid>
+      <w:tr>
+        <w:trPr>
+          <w:cantSplit/>
+        </w:trPr>
+        <w:tc>
+          <w:tcPr>
+            <w:tcMar>
+              <w:left w:w="144" w:type="dxa"/>
+            </w:tcMar>
+          </w:tcPr>
+          <w:p>
+            <w:pPr>
+              <w:pStyle w:val="BodyText"/>
+            </w:pPr>
+            <w:pPr>
+              <w:spacing w:before="16" w:after="64"/>
+            </w:pPr>
+          </w:p>
+          <w:bookmarkStart w:id="29" w:name="def-positivity"/>
+          <w:p>
+            <w:pPr>
+              <w:pStyle w:val="BodyText"/>
+            </w:pPr>
+            <w:r>
+              <w:rPr>
+                <w:b/>
+                <w:bCs/>
+              </w:rPr>
+              <w:t xml:space="preserve">Definition 5 (Positivity)</w:t>
+            </w:r>
+            <w:r>
+              <w:t xml:space="preserve"> </w:t>
+            </w:r>
+            <w:r>
+              <w:t xml:space="preserve">The</w:t>
+            </w:r>
+            <w:r>
+              <w:t xml:space="preserve"> </w:t>
+            </w:r>
+            <w:r>
+              <w:rPr>
+                <w:b/>
+                <w:bCs/>
+              </w:rPr>
+              <w:t xml:space="preserve">positivity assumption</w:t>
+            </w:r>
+            <w:r>
+              <w:t xml:space="preserve"> </w:t>
+            </w:r>
+            <w:r>
+              <w:t xml:space="preserve">(also called</w:t>
+            </w:r>
+            <w:r>
+              <w:t xml:space="preserve"> </w:t>
+            </w:r>
+            <w:r>
+              <w:rPr>
+                <w:b/>
+                <w:bCs/>
+              </w:rPr>
+              <w:t xml:space="preserve">experimental treatment assignment</w:t>
+            </w:r>
+            <w:r>
+              <w:t xml:space="preserve"> </w:t>
+            </w:r>
+            <w:r>
+              <w:t xml:space="preserve">or</w:t>
+            </w:r>
+            <w:r>
+              <w:t xml:space="preserve"> </w:t>
+            </w:r>
+            <w:r>
+              <w:rPr>
+                <w:b/>
+                <w:bCs/>
+              </w:rPr>
+              <w:t xml:space="preserve">overlap</w:t>
+            </w:r>
+            <w:r>
+              <w:t xml:space="preserve">) requires:</w:t>
+            </w:r>
+          </w:p>
+          <w:p>
+            <w:pPr>
+              <w:pStyle w:val="BodyText"/>
+            </w:pPr>
+            <m:oMathPara>
+              <m:oMathParaPr>
+                <m:jc m:val="center"/>
+              </m:oMathParaPr>
+              <m:oMath>
+                <m:r>
+                  <m:t>0</m:t>
+                </m:r>
+                <m:r>
+                  <m:rPr>
+                    <m:sty m:val="p"/>
+                  </m:rPr>
+                  <m:t>&lt;</m:t>
+                </m:r>
+                <m:r>
+                  <m:t>P</m:t>
+                </m:r>
+                <m:r>
+                  <m:t>r</m:t>
+                </m:r>
+                <m:r>
+                  <m:rPr>
+                    <m:sty m:val="p"/>
+                  </m:rPr>
+                  <m:t>[</m:t>
+                </m:r>
+                <m:r>
+                  <m:t>A</m:t>
+                </m:r>
+                <m:r>
+                  <m:rPr>
+                    <m:sty m:val="p"/>
+                  </m:rPr>
+                  <m:t>=</m:t>
+                </m:r>
+                <m:r>
+                  <m:t>a</m:t>
+                </m:r>
+                <m:r>
+                  <m:rPr>
+                    <m:sty m:val="p"/>
+                  </m:rPr>
+                  <m:t>|</m:t>
+                </m:r>
+                <m:r>
+                  <m:t>L</m:t>
+                </m:r>
+                <m:r>
+                  <m:rPr>
+                    <m:sty m:val="p"/>
+                  </m:rPr>
+                  <m:t>=</m:t>
+                </m:r>
+                <m:r>
+                  <m:t>l</m:t>
+                </m:r>
+                <m:r>
+                  <m:rPr>
+                    <m:sty m:val="p"/>
+                  </m:rPr>
+                  <m:t>]</m:t>
+                </m:r>
+                <m:r>
+                  <m:rPr>
+                    <m:sty m:val="p"/>
+                  </m:rPr>
+                  <m:t>&lt;</m:t>
+                </m:r>
+                <m:r>
+                  <m:t>1</m:t>
+                </m:r>
+              </m:oMath>
+            </m:oMathPara>
+          </w:p>
+          <w:p>
+            <w:pPr>
+              <w:pStyle w:val="FirstParagraph"/>
+            </w:pPr>
+            <w:r>
+              <w:t xml:space="preserve">for all values</w:t>
+            </w:r>
+            <w:r>
+              <w:t xml:space="preserve"> </w:t>
+            </w:r>
+            <m:oMath>
+              <m:r>
+                <m:t>l</m:t>
+              </m:r>
+            </m:oMath>
+            <w:r>
+              <w:t xml:space="preserve"> </w:t>
+            </w:r>
+            <w:r>
+              <w:t xml:space="preserve">such that</w:t>
+            </w:r>
+            <w:r>
+              <w:t xml:space="preserve"> </w:t>
+            </w:r>
+            <m:oMath>
+              <m:r>
+                <m:t>P</m:t>
+              </m:r>
+              <m:r>
+                <m:t>r</m:t>
+              </m:r>
+              <m:r>
+                <m:rPr>
+                  <m:sty m:val="p"/>
+                </m:rPr>
+                <m:t>[</m:t>
+              </m:r>
+              <m:r>
+                <m:t>L</m:t>
+              </m:r>
+              <m:r>
+                <m:rPr>
+                  <m:sty m:val="p"/>
+                </m:rPr>
+                <m:t>=</m:t>
+              </m:r>
+              <m:r>
+                <m:t>l</m:t>
+              </m:r>
+              <m:r>
+                <m:rPr>
+                  <m:sty m:val="p"/>
+                </m:rPr>
+                <m:t>]</m:t>
+              </m:r>
+              <m:r>
+                <m:rPr>
+                  <m:sty m:val="p"/>
+                </m:rPr>
+                <m:t>&gt;</m:t>
+              </m:r>
+              <m:r>
+                <m:t>0</m:t>
+              </m:r>
+            </m:oMath>
+            <w:r>
+              <w:t xml:space="preserve"> </w:t>
+            </w:r>
+            <w:r>
+              <w:t xml:space="preserve">and for all treatment levels</w:t>
+            </w:r>
+            <w:r>
+              <w:t xml:space="preserve"> </w:t>
+            </w:r>
+            <m:oMath>
+              <m:r>
+                <m:t>a</m:t>
+              </m:r>
+            </m:oMath>
+            <w:r>
+              <w:t xml:space="preserve">.</w:t>
+            </w:r>
+          </w:p>
+          <w:bookmarkEnd w:id="29"/>
+        </w:tc>
+      </w:tr>
+    </w:tbl>
     <w:p>
       <w:pPr>
         <w:pStyle w:val="BodyText"/>

--- a/chapters/02-randomized-experiments.docx
+++ b/chapters/02-randomized-experiments.docx
@@ -151,10 +151,10 @@
       </w:r>
       <m:oMath>
         <m:r>
-          <m:t>P</m:t>
-        </m:r>
-        <m:r>
-          <m:t>r</m:t>
+          <m:rPr>
+            <m:sty m:val="p"/>
+          </m:rPr>
+          <m:t>Pr</m:t>
         </m:r>
         <m:r>
           <m:rPr>
@@ -243,10 +243,10 @@
       </w:r>
       <m:oMath>
         <m:r>
-          <m:t>P</m:t>
-        </m:r>
-        <m:r>
-          <m:t>r</m:t>
+          <m:rPr>
+            <m:sty m:val="p"/>
+          </m:rPr>
+          <m:t>Pr</m:t>
         </m:r>
         <m:r>
           <m:rPr>
@@ -473,10 +473,10 @@
         </m:oMathParaPr>
         <m:oMath>
           <m:r>
-            <m:t>P</m:t>
-          </m:r>
-          <m:r>
-            <m:t>r</m:t>
+            <m:rPr>
+              <m:sty m:val="p"/>
+            </m:rPr>
+            <m:t>Pr</m:t>
           </m:r>
           <m:r>
             <m:rPr>
@@ -536,10 +536,10 @@
             <m:t>=</m:t>
           </m:r>
           <m:r>
-            <m:t>P</m:t>
-          </m:r>
-          <m:r>
-            <m:t>r</m:t>
+            <m:rPr>
+              <m:sty m:val="p"/>
+            </m:rPr>
+            <m:t>Pr</m:t>
           </m:r>
           <m:r>
             <m:rPr>
@@ -599,10 +599,10 @@
             <m:t>=</m:t>
           </m:r>
           <m:r>
-            <m:t>P</m:t>
-          </m:r>
-          <m:r>
-            <m:t>r</m:t>
+            <m:rPr>
+              <m:sty m:val="p"/>
+            </m:rPr>
+            <m:t>Pr</m:t>
           </m:r>
           <m:r>
             <m:rPr>
@@ -832,10 +832,10 @@
         </m:oMathParaPr>
         <m:oMath>
           <m:r>
-            <m:t>P</m:t>
-          </m:r>
-          <m:r>
-            <m:t>r</m:t>
+            <m:rPr>
+              <m:sty m:val="p"/>
+            </m:rPr>
+            <m:t>Pr</m:t>
           </m:r>
           <m:r>
             <m:rPr>
@@ -886,10 +886,10 @@
             <m:t>−</m:t>
           </m:r>
           <m:r>
-            <m:t>P</m:t>
-          </m:r>
-          <m:r>
-            <m:t>r</m:t>
+            <m:rPr>
+              <m:sty m:val="p"/>
+            </m:rPr>
+            <m:t>Pr</m:t>
           </m:r>
           <m:r>
             <m:rPr>
@@ -940,10 +940,10 @@
             <m:t>=</m:t>
           </m:r>
           <m:r>
-            <m:t>P</m:t>
-          </m:r>
-          <m:r>
-            <m:t>r</m:t>
+            <m:rPr>
+              <m:sty m:val="p"/>
+            </m:rPr>
+            <m:t>Pr</m:t>
           </m:r>
           <m:r>
             <m:rPr>
@@ -994,10 +994,10 @@
             <m:t>−</m:t>
           </m:r>
           <m:r>
-            <m:t>P</m:t>
-          </m:r>
-          <m:r>
-            <m:t>r</m:t>
+            <m:rPr>
+              <m:sty m:val="p"/>
+            </m:rPr>
+            <m:t>Pr</m:t>
           </m:r>
           <m:r>
             <m:rPr>
@@ -1088,10 +1088,10 @@
         </m:oMathParaPr>
         <m:oMath>
           <m:r>
-            <m:t>P</m:t>
-          </m:r>
-          <m:r>
-            <m:t>r</m:t>
+            <m:rPr>
+              <m:sty m:val="p"/>
+            </m:rPr>
+            <m:t>Pr</m:t>
           </m:r>
           <m:r>
             <m:rPr>
@@ -1196,10 +1196,10 @@
             <m:t>=</m:t>
           </m:r>
           <m:r>
-            <m:t>P</m:t>
-          </m:r>
-          <m:r>
-            <m:t>r</m:t>
+            <m:rPr>
+              <m:sty m:val="p"/>
+            </m:rPr>
+            <m:t>Pr</m:t>
           </m:r>
           <m:r>
             <m:rPr>
@@ -1304,10 +1304,10 @@
             <m:t>=</m:t>
           </m:r>
           <m:r>
-            <m:t>P</m:t>
-          </m:r>
-          <m:r>
-            <m:t>r</m:t>
+            <m:rPr>
+              <m:sty m:val="p"/>
+            </m:rPr>
+            <m:t>Pr</m:t>
           </m:r>
           <m:r>
             <m:rPr>
@@ -1421,23 +1421,119 @@
         </m:oMathParaPr>
         <m:oMath>
           <m:r>
+            <m:rPr>
+              <m:nor/>
+              <m:sty m:val="p"/>
+            </m:rPr>
             <m:t>E</m:t>
           </m:r>
-          <m:r>
-            <m:rPr>
-              <m:sty m:val="p"/>
-            </m:rPr>
-            <m:t>[</m:t>
-          </m:r>
-          <m:sSup>
+          <m:d>
+            <m:dPr>
+              <m:begChr m:val="["/>
+              <m:sepChr m:val=""/>
+              <m:endChr m:val="]"/>
+              <m:grow/>
+            </m:dPr>
             <m:e>
+              <m:sSup>
+                <m:e>
+                  <m:r>
+                    <m:t>Y</m:t>
+                  </m:r>
+                </m:e>
+                <m:sup>
+                  <m:r>
+                    <m:t>a</m:t>
+                  </m:r>
+                  <m:r>
+                    <m:rPr>
+                      <m:sty m:val="p"/>
+                    </m:rPr>
+                    <m:t>=</m:t>
+                  </m:r>
+                  <m:r>
+                    <m:t>1</m:t>
+                  </m:r>
+                </m:sup>
+              </m:sSup>
+            </m:e>
+          </m:d>
+          <m:r>
+            <m:rPr>
+              <m:sty m:val="p"/>
+            </m:rPr>
+            <m:t>−</m:t>
+          </m:r>
+          <m:r>
+            <m:rPr>
+              <m:nor/>
+              <m:sty m:val="p"/>
+            </m:rPr>
+            <m:t>E</m:t>
+          </m:r>
+          <m:d>
+            <m:dPr>
+              <m:begChr m:val="["/>
+              <m:sepChr m:val=""/>
+              <m:endChr m:val="]"/>
+              <m:grow/>
+            </m:dPr>
+            <m:e>
+              <m:sSup>
+                <m:e>
+                  <m:r>
+                    <m:t>Y</m:t>
+                  </m:r>
+                </m:e>
+                <m:sup>
+                  <m:r>
+                    <m:t>a</m:t>
+                  </m:r>
+                  <m:r>
+                    <m:rPr>
+                      <m:sty m:val="p"/>
+                    </m:rPr>
+                    <m:t>=</m:t>
+                  </m:r>
+                  <m:r>
+                    <m:t>0</m:t>
+                  </m:r>
+                </m:sup>
+              </m:sSup>
+            </m:e>
+          </m:d>
+          <m:r>
+            <m:rPr>
+              <m:sty m:val="p"/>
+            </m:rPr>
+            <m:t>=</m:t>
+          </m:r>
+          <m:r>
+            <m:rPr>
+              <m:nor/>
+              <m:sty m:val="p"/>
+            </m:rPr>
+            <m:t>E</m:t>
+          </m:r>
+          <m:d>
+            <m:dPr>
+              <m:begChr m:val="["/>
+              <m:sepChr m:val=""/>
+              <m:endChr m:val="]"/>
+              <m:grow/>
+            </m:dPr>
+            <m:e>
               <m:r>
                 <m:t>Y</m:t>
               </m:r>
-            </m:e>
-            <m:sup>
-              <m:r>
-                <m:t>a</m:t>
+              <m:r>
+                <m:rPr>
+                  <m:sty m:val="p"/>
+                </m:rPr>
+                <m:t>|</m:t>
+              </m:r>
+              <m:r>
+                <m:t>A</m:t>
               </m:r>
               <m:r>
                 <m:rPr>
@@ -1448,14 +1544,8 @@
               <m:r>
                 <m:t>1</m:t>
               </m:r>
-            </m:sup>
-          </m:sSup>
-          <m:r>
-            <m:rPr>
-              <m:sty m:val="p"/>
-            </m:rPr>
-            <m:t>]</m:t>
-          </m:r>
+            </m:e>
+          </m:d>
           <m:r>
             <m:rPr>
               <m:sty m:val="p"/>
@@ -1463,23 +1553,31 @@
             <m:t>−</m:t>
           </m:r>
           <m:r>
+            <m:rPr>
+              <m:nor/>
+              <m:sty m:val="p"/>
+            </m:rPr>
             <m:t>E</m:t>
           </m:r>
-          <m:r>
-            <m:rPr>
-              <m:sty m:val="p"/>
-            </m:rPr>
-            <m:t>[</m:t>
-          </m:r>
-          <m:sSup>
+          <m:d>
+            <m:dPr>
+              <m:begChr m:val="["/>
+              <m:sepChr m:val=""/>
+              <m:endChr m:val="]"/>
+              <m:grow/>
+            </m:dPr>
             <m:e>
               <m:r>
                 <m:t>Y</m:t>
               </m:r>
-            </m:e>
-            <m:sup>
-              <m:r>
-                <m:t>a</m:t>
+              <m:r>
+                <m:rPr>
+                  <m:sty m:val="p"/>
+                </m:rPr>
+                <m:t>|</m:t>
+              </m:r>
+              <m:r>
+                <m:t>A</m:t>
               </m:r>
               <m:r>
                 <m:rPr>
@@ -1490,98 +1588,8 @@
               <m:r>
                 <m:t>0</m:t>
               </m:r>
-            </m:sup>
-          </m:sSup>
-          <m:r>
-            <m:rPr>
-              <m:sty m:val="p"/>
-            </m:rPr>
-            <m:t>]</m:t>
-          </m:r>
-          <m:r>
-            <m:rPr>
-              <m:sty m:val="p"/>
-            </m:rPr>
-            <m:t>=</m:t>
-          </m:r>
-          <m:r>
-            <m:t>E</m:t>
-          </m:r>
-          <m:r>
-            <m:rPr>
-              <m:sty m:val="p"/>
-            </m:rPr>
-            <m:t>[</m:t>
-          </m:r>
-          <m:r>
-            <m:t>Y</m:t>
-          </m:r>
-          <m:r>
-            <m:rPr>
-              <m:sty m:val="p"/>
-            </m:rPr>
-            <m:t>|</m:t>
-          </m:r>
-          <m:r>
-            <m:t>A</m:t>
-          </m:r>
-          <m:r>
-            <m:rPr>
-              <m:sty m:val="p"/>
-            </m:rPr>
-            <m:t>=</m:t>
-          </m:r>
-          <m:r>
-            <m:t>1</m:t>
-          </m:r>
-          <m:r>
-            <m:rPr>
-              <m:sty m:val="p"/>
-            </m:rPr>
-            <m:t>]</m:t>
-          </m:r>
-          <m:r>
-            <m:rPr>
-              <m:sty m:val="p"/>
-            </m:rPr>
-            <m:t>−</m:t>
-          </m:r>
-          <m:r>
-            <m:t>E</m:t>
-          </m:r>
-          <m:r>
-            <m:rPr>
-              <m:sty m:val="p"/>
-            </m:rPr>
-            <m:t>[</m:t>
-          </m:r>
-          <m:r>
-            <m:t>Y</m:t>
-          </m:r>
-          <m:r>
-            <m:rPr>
-              <m:sty m:val="p"/>
-            </m:rPr>
-            <m:t>|</m:t>
-          </m:r>
-          <m:r>
-            <m:t>A</m:t>
-          </m:r>
-          <m:r>
-            <m:rPr>
-              <m:sty m:val="p"/>
-            </m:rPr>
-            <m:t>=</m:t>
-          </m:r>
-          <m:r>
-            <m:t>0</m:t>
-          </m:r>
-          <m:r>
-            <m:rPr>
-              <m:sty m:val="p"/>
-            </m:rPr>
-            <m:t>]</m:t>
-          </m:r>
+            </m:e>
+          </m:d>
         </m:oMath>
       </m:oMathPara>
     </w:p>
@@ -2141,10 +2149,10 @@
         </m:oMathParaPr>
         <m:oMath>
           <m:r>
-            <m:t>P</m:t>
-          </m:r>
-          <m:r>
-            <m:t>r</m:t>
+            <m:rPr>
+              <m:sty m:val="p"/>
+            </m:rPr>
+            <m:t>Pr</m:t>
           </m:r>
           <m:r>
             <m:rPr>
@@ -2222,10 +2230,10 @@
             <m:t>=</m:t>
           </m:r>
           <m:r>
-            <m:t>P</m:t>
-          </m:r>
-          <m:r>
-            <m:t>r</m:t>
+            <m:rPr>
+              <m:sty m:val="p"/>
+            </m:rPr>
+            <m:t>Pr</m:t>
           </m:r>
           <m:r>
             <m:rPr>
@@ -2303,10 +2311,10 @@
             <m:t>=</m:t>
           </m:r>
           <m:r>
-            <m:t>P</m:t>
-          </m:r>
-          <m:r>
-            <m:t>r</m:t>
+            <m:rPr>
+              <m:sty m:val="p"/>
+            </m:rPr>
+            <m:t>Pr</m:t>
           </m:r>
           <m:r>
             <m:rPr>
@@ -2797,32 +2805,34 @@
         </m:oMathParaPr>
         <m:oMath>
           <m:r>
+            <m:rPr>
+              <m:nor/>
+              <m:sty m:val="p"/>
+            </m:rPr>
             <m:t>E</m:t>
           </m:r>
-          <m:r>
-            <m:rPr>
-              <m:sty m:val="p"/>
-            </m:rPr>
-            <m:t>[</m:t>
-          </m:r>
-          <m:sSup>
+          <m:d>
+            <m:dPr>
+              <m:begChr m:val="["/>
+              <m:sepChr m:val=""/>
+              <m:endChr m:val="]"/>
+              <m:grow/>
+            </m:dPr>
             <m:e>
-              <m:r>
-                <m:t>Y</m:t>
-              </m:r>
+              <m:sSup>
+                <m:e>
+                  <m:r>
+                    <m:t>Y</m:t>
+                  </m:r>
+                </m:e>
+                <m:sup>
+                  <m:r>
+                    <m:t>a</m:t>
+                  </m:r>
+                </m:sup>
+              </m:sSup>
             </m:e>
-            <m:sup>
-              <m:r>
-                <m:t>a</m:t>
-              </m:r>
-            </m:sup>
-          </m:sSup>
-          <m:r>
-            <m:rPr>
-              <m:sty m:val="p"/>
-            </m:rPr>
-            <m:t>]</m:t>
-          </m:r>
+          </m:d>
           <m:r>
             <m:rPr>
               <m:sty m:val="p"/>
@@ -2848,61 +2858,63 @@
             </m:sup>
             <m:e>
               <m:r>
+                <m:rPr>
+                  <m:nor/>
+                  <m:sty m:val="p"/>
+                </m:rPr>
                 <m:t>E</m:t>
               </m:r>
             </m:e>
           </m:nary>
-          <m:r>
-            <m:rPr>
-              <m:sty m:val="p"/>
-            </m:rPr>
-            <m:t>[</m:t>
-          </m:r>
-          <m:r>
-            <m:t>Y</m:t>
-          </m:r>
-          <m:r>
-            <m:rPr>
-              <m:sty m:val="p"/>
-            </m:rPr>
-            <m:t>|</m:t>
-          </m:r>
-          <m:r>
-            <m:t>A</m:t>
-          </m:r>
-          <m:r>
-            <m:rPr>
-              <m:sty m:val="p"/>
-            </m:rPr>
-            <m:t>=</m:t>
-          </m:r>
-          <m:r>
-            <m:t>a</m:t>
-          </m:r>
-          <m:r>
-            <m:rPr>
-              <m:sty m:val="p"/>
-            </m:rPr>
-            <m:t>,</m:t>
-          </m:r>
-          <m:r>
-            <m:t>L</m:t>
-          </m:r>
-          <m:r>
-            <m:rPr>
-              <m:sty m:val="p"/>
-            </m:rPr>
-            <m:t>=</m:t>
-          </m:r>
-          <m:r>
-            <m:t>l</m:t>
-          </m:r>
-          <m:r>
-            <m:rPr>
-              <m:sty m:val="p"/>
-            </m:rPr>
-            <m:t>]</m:t>
-          </m:r>
+          <m:d>
+            <m:dPr>
+              <m:begChr m:val="["/>
+              <m:sepChr m:val=""/>
+              <m:endChr m:val="]"/>
+              <m:grow/>
+            </m:dPr>
+            <m:e>
+              <m:r>
+                <m:t>Y</m:t>
+              </m:r>
+              <m:r>
+                <m:rPr>
+                  <m:sty m:val="p"/>
+                </m:rPr>
+                <m:t>|</m:t>
+              </m:r>
+              <m:r>
+                <m:t>A</m:t>
+              </m:r>
+              <m:r>
+                <m:rPr>
+                  <m:sty m:val="p"/>
+                </m:rPr>
+                <m:t>=</m:t>
+              </m:r>
+              <m:r>
+                <m:t>a</m:t>
+              </m:r>
+              <m:r>
+                <m:rPr>
+                  <m:sty m:val="p"/>
+                </m:rPr>
+                <m:t>,</m:t>
+              </m:r>
+              <m:r>
+                <m:t>L</m:t>
+              </m:r>
+              <m:r>
+                <m:rPr>
+                  <m:sty m:val="p"/>
+                </m:rPr>
+                <m:t>=</m:t>
+              </m:r>
+              <m:r>
+                <m:t>l</m:t>
+              </m:r>
+            </m:e>
+          </m:d>
           <m:r>
             <m:rPr>
               <m:sty m:val="p"/>
@@ -2910,10 +2922,10 @@
             <m:t>×</m:t>
           </m:r>
           <m:r>
-            <m:t>P</m:t>
-          </m:r>
-          <m:r>
-            <m:t>r</m:t>
+            <m:rPr>
+              <m:sty m:val="p"/>
+            </m:rPr>
+            <m:t>Pr</m:t>
           </m:r>
           <m:r>
             <m:rPr>
@@ -3077,32 +3089,34 @@
               </m:oMathParaPr>
               <m:oMath>
                 <m:r>
+                  <m:rPr>
+                    <m:nor/>
+                    <m:sty m:val="p"/>
+                  </m:rPr>
                   <m:t>E</m:t>
                 </m:r>
-                <m:r>
-                  <m:rPr>
-                    <m:sty m:val="p"/>
-                  </m:rPr>
-                  <m:t>[</m:t>
-                </m:r>
-                <m:sSup>
+                <m:d>
+                  <m:dPr>
+                    <m:begChr m:val="["/>
+                    <m:sepChr m:val=""/>
+                    <m:endChr m:val="]"/>
+                    <m:grow/>
+                  </m:dPr>
                   <m:e>
-                    <m:r>
-                      <m:t>Y</m:t>
-                    </m:r>
+                    <m:sSup>
+                      <m:e>
+                        <m:r>
+                          <m:t>Y</m:t>
+                        </m:r>
+                      </m:e>
+                      <m:sup>
+                        <m:r>
+                          <m:t>a</m:t>
+                        </m:r>
+                      </m:sup>
+                    </m:sSup>
                   </m:e>
-                  <m:sup>
-                    <m:r>
-                      <m:t>a</m:t>
-                    </m:r>
-                  </m:sup>
-                </m:sSup>
-                <m:r>
-                  <m:rPr>
-                    <m:sty m:val="p"/>
-                  </m:rPr>
-                  <m:t>]</m:t>
-                </m:r>
+                </m:d>
                 <m:r>
                   <m:rPr>
                     <m:sty m:val="p"/>
@@ -3128,61 +3142,63 @@
                   </m:sup>
                   <m:e>
                     <m:r>
+                      <m:rPr>
+                        <m:nor/>
+                        <m:sty m:val="p"/>
+                      </m:rPr>
                       <m:t>E</m:t>
                     </m:r>
                   </m:e>
                 </m:nary>
-                <m:r>
-                  <m:rPr>
-                    <m:sty m:val="p"/>
-                  </m:rPr>
-                  <m:t>[</m:t>
-                </m:r>
-                <m:r>
-                  <m:t>Y</m:t>
-                </m:r>
-                <m:r>
-                  <m:rPr>
-                    <m:sty m:val="p"/>
-                  </m:rPr>
-                  <m:t>|</m:t>
-                </m:r>
-                <m:r>
-                  <m:t>A</m:t>
-                </m:r>
-                <m:r>
-                  <m:rPr>
-                    <m:sty m:val="p"/>
-                  </m:rPr>
-                  <m:t>=</m:t>
-                </m:r>
-                <m:r>
-                  <m:t>a</m:t>
-                </m:r>
-                <m:r>
-                  <m:rPr>
-                    <m:sty m:val="p"/>
-                  </m:rPr>
-                  <m:t>,</m:t>
-                </m:r>
-                <m:r>
-                  <m:t>L</m:t>
-                </m:r>
-                <m:r>
-                  <m:rPr>
-                    <m:sty m:val="p"/>
-                  </m:rPr>
-                  <m:t>=</m:t>
-                </m:r>
-                <m:r>
-                  <m:t>l</m:t>
-                </m:r>
-                <m:r>
-                  <m:rPr>
-                    <m:sty m:val="p"/>
-                  </m:rPr>
-                  <m:t>]</m:t>
-                </m:r>
+                <m:d>
+                  <m:dPr>
+                    <m:begChr m:val="["/>
+                    <m:sepChr m:val=""/>
+                    <m:endChr m:val="]"/>
+                    <m:grow/>
+                  </m:dPr>
+                  <m:e>
+                    <m:r>
+                      <m:t>Y</m:t>
+                    </m:r>
+                    <m:r>
+                      <m:rPr>
+                        <m:sty m:val="p"/>
+                      </m:rPr>
+                      <m:t>|</m:t>
+                    </m:r>
+                    <m:r>
+                      <m:t>A</m:t>
+                    </m:r>
+                    <m:r>
+                      <m:rPr>
+                        <m:sty m:val="p"/>
+                      </m:rPr>
+                      <m:t>=</m:t>
+                    </m:r>
+                    <m:r>
+                      <m:t>a</m:t>
+                    </m:r>
+                    <m:r>
+                      <m:rPr>
+                        <m:sty m:val="p"/>
+                      </m:rPr>
+                      <m:t>,</m:t>
+                    </m:r>
+                    <m:r>
+                      <m:t>L</m:t>
+                    </m:r>
+                    <m:r>
+                      <m:rPr>
+                        <m:sty m:val="p"/>
+                      </m:rPr>
+                      <m:t>=</m:t>
+                    </m:r>
+                    <m:r>
+                      <m:t>l</m:t>
+                    </m:r>
+                  </m:e>
+                </m:d>
                 <m:r>
                   <m:rPr>
                     <m:sty m:val="p"/>
@@ -3190,10 +3206,10 @@
                   <m:t>×</m:t>
                 </m:r>
                 <m:r>
-                  <m:t>P</m:t>
-                </m:r>
-                <m:r>
-                  <m:t>r</m:t>
+                  <m:rPr>
+                    <m:sty m:val="p"/>
+                  </m:rPr>
+                  <m:t>Pr</m:t>
                 </m:r>
                 <m:r>
                   <m:rPr>
@@ -3383,10 +3399,10 @@
       </w:r>
       <m:oMath>
         <m:r>
-          <m:t>P</m:t>
-        </m:r>
-        <m:r>
-          <m:t>r</m:t>
+          <m:rPr>
+            <m:sty m:val="p"/>
+          </m:rPr>
+          <m:t>Pr</m:t>
         </m:r>
         <m:r>
           <m:rPr>
@@ -3465,10 +3481,10 @@
       </w:r>
       <m:oMath>
         <m:r>
-          <m:t>P</m:t>
-        </m:r>
-        <m:r>
-          <m:t>r</m:t>
+          <m:rPr>
+            <m:sty m:val="p"/>
+          </m:rPr>
+          <m:t>Pr</m:t>
         </m:r>
         <m:r>
           <m:rPr>
@@ -3632,10 +3648,10 @@
       </w:pPr>
       <m:oMath>
         <m:r>
-          <m:t>P</m:t>
-        </m:r>
-        <m:r>
-          <m:t>r</m:t>
+          <m:rPr>
+            <m:sty m:val="p"/>
+          </m:rPr>
+          <m:t>Pr</m:t>
         </m:r>
         <m:r>
           <m:rPr>
@@ -3742,10 +3758,10 @@
       </w:pPr>
       <m:oMath>
         <m:r>
-          <m:t>P</m:t>
-        </m:r>
-        <m:r>
-          <m:t>r</m:t>
+          <m:rPr>
+            <m:sty m:val="p"/>
+          </m:rPr>
+          <m:t>Pr</m:t>
         </m:r>
         <m:r>
           <m:rPr>
@@ -3885,10 +3901,10 @@
       </w:pPr>
       <m:oMath>
         <m:r>
-          <m:t>P</m:t>
-        </m:r>
-        <m:r>
-          <m:t>r</m:t>
+          <m:rPr>
+            <m:sty m:val="p"/>
+          </m:rPr>
+          <m:t>Pr</m:t>
         </m:r>
         <m:r>
           <m:rPr>
@@ -3995,10 +4011,10 @@
       </w:pPr>
       <m:oMath>
         <m:r>
-          <m:t>P</m:t>
-        </m:r>
-        <m:r>
-          <m:t>r</m:t>
+          <m:rPr>
+            <m:sty m:val="p"/>
+          </m:rPr>
+          <m:t>Pr</m:t>
         </m:r>
         <m:r>
           <m:rPr>
@@ -4128,10 +4144,10 @@
       </w:pPr>
       <m:oMath>
         <m:r>
-          <m:t>P</m:t>
-        </m:r>
-        <m:r>
-          <m:t>r</m:t>
+          <m:rPr>
+            <m:sty m:val="p"/>
+          </m:rPr>
+          <m:t>Pr</m:t>
         </m:r>
         <m:r>
           <m:rPr>
@@ -4202,10 +4218,10 @@
       </w:pPr>
       <m:oMath>
         <m:r>
-          <m:t>P</m:t>
-        </m:r>
-        <m:r>
-          <m:t>r</m:t>
+          <m:rPr>
+            <m:sty m:val="p"/>
+          </m:rPr>
+          <m:t>Pr</m:t>
         </m:r>
         <m:r>
           <m:rPr>
@@ -4311,41 +4327,43 @@
         </m:oMathParaPr>
         <m:oMath>
           <m:r>
+            <m:rPr>
+              <m:nor/>
+              <m:sty m:val="p"/>
+            </m:rPr>
             <m:t>E</m:t>
           </m:r>
-          <m:r>
-            <m:rPr>
-              <m:sty m:val="p"/>
-            </m:rPr>
-            <m:t>[</m:t>
-          </m:r>
-          <m:sSup>
+          <m:d>
+            <m:dPr>
+              <m:begChr m:val="["/>
+              <m:sepChr m:val=""/>
+              <m:endChr m:val="]"/>
+              <m:grow/>
+            </m:dPr>
             <m:e>
-              <m:r>
-                <m:t>Y</m:t>
-              </m:r>
+              <m:sSup>
+                <m:e>
+                  <m:r>
+                    <m:t>Y</m:t>
+                  </m:r>
+                </m:e>
+                <m:sup>
+                  <m:r>
+                    <m:t>a</m:t>
+                  </m:r>
+                  <m:r>
+                    <m:rPr>
+                      <m:sty m:val="p"/>
+                    </m:rPr>
+                    <m:t>=</m:t>
+                  </m:r>
+                  <m:r>
+                    <m:t>1</m:t>
+                  </m:r>
+                </m:sup>
+              </m:sSup>
             </m:e>
-            <m:sup>
-              <m:r>
-                <m:t>a</m:t>
-              </m:r>
-              <m:r>
-                <m:rPr>
-                  <m:sty m:val="p"/>
-                </m:rPr>
-                <m:t>=</m:t>
-              </m:r>
-              <m:r>
-                <m:t>1</m:t>
-              </m:r>
-            </m:sup>
-          </m:sSup>
-          <m:r>
-            <m:rPr>
-              <m:sty m:val="p"/>
-            </m:rPr>
-            <m:t>]</m:t>
-          </m:r>
+          </m:d>
           <m:r>
             <m:rPr>
               <m:sty m:val="p"/>
@@ -4353,41 +4371,43 @@
             <m:t>−</m:t>
           </m:r>
           <m:r>
+            <m:rPr>
+              <m:nor/>
+              <m:sty m:val="p"/>
+            </m:rPr>
             <m:t>E</m:t>
           </m:r>
-          <m:r>
-            <m:rPr>
-              <m:sty m:val="p"/>
-            </m:rPr>
-            <m:t>[</m:t>
-          </m:r>
-          <m:sSup>
+          <m:d>
+            <m:dPr>
+              <m:begChr m:val="["/>
+              <m:sepChr m:val=""/>
+              <m:endChr m:val="]"/>
+              <m:grow/>
+            </m:dPr>
             <m:e>
-              <m:r>
-                <m:t>Y</m:t>
-              </m:r>
+              <m:sSup>
+                <m:e>
+                  <m:r>
+                    <m:t>Y</m:t>
+                  </m:r>
+                </m:e>
+                <m:sup>
+                  <m:r>
+                    <m:t>a</m:t>
+                  </m:r>
+                  <m:r>
+                    <m:rPr>
+                      <m:sty m:val="p"/>
+                    </m:rPr>
+                    <m:t>=</m:t>
+                  </m:r>
+                  <m:r>
+                    <m:t>0</m:t>
+                  </m:r>
+                </m:sup>
+              </m:sSup>
             </m:e>
-            <m:sup>
-              <m:r>
-                <m:t>a</m:t>
-              </m:r>
-              <m:r>
-                <m:rPr>
-                  <m:sty m:val="p"/>
-                </m:rPr>
-                <m:t>=</m:t>
-              </m:r>
-              <m:r>
-                <m:t>0</m:t>
-              </m:r>
-            </m:sup>
-          </m:sSup>
-          <m:r>
-            <m:rPr>
-              <m:sty m:val="p"/>
-            </m:rPr>
-            <m:t>]</m:t>
-          </m:r>
+          </m:d>
           <m:r>
             <m:rPr>
               <m:sty m:val="p"/>
@@ -4509,10 +4529,10 @@
       </w:r>
       <m:oMath>
         <m:r>
-          <m:t>P</m:t>
-        </m:r>
-        <m:r>
-          <m:t>r</m:t>
+          <m:rPr>
+            <m:sty m:val="p"/>
+          </m:rPr>
+          <m:t>Pr</m:t>
         </m:r>
         <m:r>
           <m:rPr>
@@ -4563,10 +4583,10 @@
           <m:t>−</m:t>
         </m:r>
         <m:r>
-          <m:t>P</m:t>
-        </m:r>
-        <m:r>
-          <m:t>r</m:t>
+          <m:rPr>
+            <m:sty m:val="p"/>
+          </m:rPr>
+          <m:t>Pr</m:t>
         </m:r>
         <m:r>
           <m:rPr>
@@ -4704,41 +4724,43 @@
       </w:r>
       <m:oMath>
         <m:r>
+          <m:rPr>
+            <m:nor/>
+            <m:sty m:val="p"/>
+          </m:rPr>
           <m:t>E</m:t>
         </m:r>
-        <m:r>
-          <m:rPr>
-            <m:sty m:val="p"/>
-          </m:rPr>
-          <m:t>[</m:t>
-        </m:r>
-        <m:sSup>
+        <m:d>
+          <m:dPr>
+            <m:begChr m:val="["/>
+            <m:sepChr m:val=""/>
+            <m:endChr m:val="]"/>
+            <m:grow/>
+          </m:dPr>
           <m:e>
-            <m:r>
-              <m:t>Y</m:t>
-            </m:r>
+            <m:sSup>
+              <m:e>
+                <m:r>
+                  <m:t>Y</m:t>
+                </m:r>
+              </m:e>
+              <m:sup>
+                <m:r>
+                  <m:t>a</m:t>
+                </m:r>
+                <m:r>
+                  <m:rPr>
+                    <m:sty m:val="p"/>
+                  </m:rPr>
+                  <m:t>=</m:t>
+                </m:r>
+                <m:r>
+                  <m:t>1</m:t>
+                </m:r>
+              </m:sup>
+            </m:sSup>
           </m:e>
-          <m:sup>
-            <m:r>
-              <m:t>a</m:t>
-            </m:r>
-            <m:r>
-              <m:rPr>
-                <m:sty m:val="p"/>
-              </m:rPr>
-              <m:t>=</m:t>
-            </m:r>
-            <m:r>
-              <m:t>1</m:t>
-            </m:r>
-          </m:sup>
-        </m:sSup>
-        <m:r>
-          <m:rPr>
-            <m:sty m:val="p"/>
-          </m:rPr>
-          <m:t>]</m:t>
-        </m:r>
+        </m:d>
       </m:oMath>
       <w:r>
         <w:t xml:space="preserve"> </w:t>
@@ -4791,41 +4813,43 @@
       </w:r>
       <m:oMath>
         <m:r>
+          <m:rPr>
+            <m:nor/>
+            <m:sty m:val="p"/>
+          </m:rPr>
           <m:t>E</m:t>
         </m:r>
-        <m:r>
-          <m:rPr>
-            <m:sty m:val="p"/>
-          </m:rPr>
-          <m:t>[</m:t>
-        </m:r>
-        <m:sSup>
+        <m:d>
+          <m:dPr>
+            <m:begChr m:val="["/>
+            <m:sepChr m:val=""/>
+            <m:endChr m:val="]"/>
+            <m:grow/>
+          </m:dPr>
           <m:e>
-            <m:r>
-              <m:t>Y</m:t>
-            </m:r>
+            <m:sSup>
+              <m:e>
+                <m:r>
+                  <m:t>Y</m:t>
+                </m:r>
+              </m:e>
+              <m:sup>
+                <m:r>
+                  <m:t>a</m:t>
+                </m:r>
+                <m:r>
+                  <m:rPr>
+                    <m:sty m:val="p"/>
+                  </m:rPr>
+                  <m:t>=</m:t>
+                </m:r>
+                <m:r>
+                  <m:t>0</m:t>
+                </m:r>
+              </m:sup>
+            </m:sSup>
           </m:e>
-          <m:sup>
-            <m:r>
-              <m:t>a</m:t>
-            </m:r>
-            <m:r>
-              <m:rPr>
-                <m:sty m:val="p"/>
-              </m:rPr>
-              <m:t>=</m:t>
-            </m:r>
-            <m:r>
-              <m:t>0</m:t>
-            </m:r>
-          </m:sup>
-        </m:sSup>
-        <m:r>
-          <m:rPr>
-            <m:sty m:val="p"/>
-          </m:rPr>
-          <m:t>]</m:t>
-        </m:r>
+        </m:d>
       </m:oMath>
       <w:r>
         <w:t xml:space="preserve"> </w:t>
@@ -4872,41 +4896,43 @@
       </w:r>
       <m:oMath>
         <m:r>
+          <m:rPr>
+            <m:nor/>
+            <m:sty m:val="p"/>
+          </m:rPr>
           <m:t>E</m:t>
         </m:r>
-        <m:r>
-          <m:rPr>
-            <m:sty m:val="p"/>
-          </m:rPr>
-          <m:t>[</m:t>
-        </m:r>
-        <m:sSup>
+        <m:d>
+          <m:dPr>
+            <m:begChr m:val="["/>
+            <m:sepChr m:val=""/>
+            <m:endChr m:val="]"/>
+            <m:grow/>
+          </m:dPr>
           <m:e>
-            <m:r>
-              <m:t>Y</m:t>
-            </m:r>
+            <m:sSup>
+              <m:e>
+                <m:r>
+                  <m:t>Y</m:t>
+                </m:r>
+              </m:e>
+              <m:sup>
+                <m:r>
+                  <m:t>a</m:t>
+                </m:r>
+                <m:r>
+                  <m:rPr>
+                    <m:sty m:val="p"/>
+                  </m:rPr>
+                  <m:t>=</m:t>
+                </m:r>
+                <m:r>
+                  <m:t>1</m:t>
+                </m:r>
+              </m:sup>
+            </m:sSup>
           </m:e>
-          <m:sup>
-            <m:r>
-              <m:t>a</m:t>
-            </m:r>
-            <m:r>
-              <m:rPr>
-                <m:sty m:val="p"/>
-              </m:rPr>
-              <m:t>=</m:t>
-            </m:r>
-            <m:r>
-              <m:t>1</m:t>
-            </m:r>
-          </m:sup>
-        </m:sSup>
-        <m:r>
-          <m:rPr>
-            <m:sty m:val="p"/>
-          </m:rPr>
-          <m:t>]</m:t>
-        </m:r>
+        </m:d>
         <m:r>
           <m:rPr>
             <m:sty m:val="p"/>
@@ -4914,41 +4940,43 @@
           <m:t>−</m:t>
         </m:r>
         <m:r>
+          <m:rPr>
+            <m:nor/>
+            <m:sty m:val="p"/>
+          </m:rPr>
           <m:t>E</m:t>
         </m:r>
-        <m:r>
-          <m:rPr>
-            <m:sty m:val="p"/>
-          </m:rPr>
-          <m:t>[</m:t>
-        </m:r>
-        <m:sSup>
+        <m:d>
+          <m:dPr>
+            <m:begChr m:val="["/>
+            <m:sepChr m:val=""/>
+            <m:endChr m:val="]"/>
+            <m:grow/>
+          </m:dPr>
           <m:e>
-            <m:r>
-              <m:t>Y</m:t>
-            </m:r>
+            <m:sSup>
+              <m:e>
+                <m:r>
+                  <m:t>Y</m:t>
+                </m:r>
+              </m:e>
+              <m:sup>
+                <m:r>
+                  <m:t>a</m:t>
+                </m:r>
+                <m:r>
+                  <m:rPr>
+                    <m:sty m:val="p"/>
+                  </m:rPr>
+                  <m:t>=</m:t>
+                </m:r>
+                <m:r>
+                  <m:t>0</m:t>
+                </m:r>
+              </m:sup>
+            </m:sSup>
           </m:e>
-          <m:sup>
-            <m:r>
-              <m:t>a</m:t>
-            </m:r>
-            <m:r>
-              <m:rPr>
-                <m:sty m:val="p"/>
-              </m:rPr>
-              <m:t>=</m:t>
-            </m:r>
-            <m:r>
-              <m:t>0</m:t>
-            </m:r>
-          </m:sup>
-        </m:sSup>
-        <m:r>
-          <m:rPr>
-            <m:sty m:val="p"/>
-          </m:rPr>
-          <m:t>]</m:t>
-        </m:r>
+        </m:d>
       </m:oMath>
       <w:r>
         <w:t xml:space="preserve"> </w:t>
@@ -5094,10 +5122,10 @@
             </m:num>
             <m:den>
               <m:r>
-                <m:t>P</m:t>
-              </m:r>
-              <m:r>
-                <m:t>r</m:t>
+                <m:rPr>
+                  <m:sty m:val="p"/>
+                </m:rPr>
+                <m:t>Pr</m:t>
               </m:r>
               <m:r>
                 <m:rPr>
@@ -5260,10 +5288,10 @@
                   </m:num>
                   <m:den>
                     <m:r>
-                      <m:t>P</m:t>
-                    </m:r>
-                    <m:r>
-                      <m:t>r</m:t>
+                      <m:rPr>
+                        <m:sty m:val="p"/>
+                      </m:rPr>
+                      <m:t>Pr</m:t>
                     </m:r>
                     <m:r>
                       <m:rPr>
@@ -5306,10 +5334,10 @@
             </w:r>
             <m:oMath>
               <m:r>
-                <m:t>P</m:t>
-              </m:r>
-              <m:r>
-                <m:t>r</m:t>
+                <m:rPr>
+                  <m:sty m:val="p"/>
+                </m:rPr>
+                <m:t>Pr</m:t>
               </m:r>
               <m:r>
                 <m:rPr>
@@ -5484,32 +5512,34 @@
         </m:oMathParaPr>
         <m:oMath>
           <m:r>
+            <m:rPr>
+              <m:nor/>
+              <m:sty m:val="p"/>
+            </m:rPr>
             <m:t>E</m:t>
           </m:r>
-          <m:r>
-            <m:rPr>
-              <m:sty m:val="p"/>
-            </m:rPr>
-            <m:t>[</m:t>
-          </m:r>
-          <m:sSup>
+          <m:d>
+            <m:dPr>
+              <m:begChr m:val="["/>
+              <m:sepChr m:val=""/>
+              <m:endChr m:val="]"/>
+              <m:grow/>
+            </m:dPr>
             <m:e>
-              <m:r>
-                <m:t>Y</m:t>
-              </m:r>
+              <m:sSup>
+                <m:e>
+                  <m:r>
+                    <m:t>Y</m:t>
+                  </m:r>
+                </m:e>
+                <m:sup>
+                  <m:r>
+                    <m:t>a</m:t>
+                  </m:r>
+                </m:sup>
+              </m:sSup>
             </m:e>
-            <m:sup>
-              <m:r>
-                <m:t>a</m:t>
-              </m:r>
-            </m:sup>
-          </m:sSup>
-          <m:r>
-            <m:rPr>
-              <m:sty m:val="p"/>
-            </m:rPr>
-            <m:t>]</m:t>
-          </m:r>
+          </m:d>
           <m:r>
             <m:rPr>
               <m:sty m:val="p"/>
@@ -5517,6 +5547,10 @@
             <m:t>=</m:t>
           </m:r>
           <m:r>
+            <m:rPr>
+              <m:nor/>
+              <m:sty m:val="p"/>
+            </m:rPr>
             <m:t>E</m:t>
           </m:r>
           <m:d>
@@ -5571,10 +5605,10 @@
                 </m:num>
                 <m:den>
                   <m:r>
-                    <m:t>P</m:t>
-                  </m:r>
-                  <m:r>
-                    <m:t>r</m:t>
+                    <m:rPr>
+                      <m:sty m:val="p"/>
+                    </m:rPr>
+                    <m:t>Pr</m:t>
                   </m:r>
                   <m:r>
                     <m:rPr>
@@ -5708,41 +5742,43 @@
             </m:accPr>
             <m:e>
               <m:r>
-                <m:t>E</m:t>
-              </m:r>
-              <m:r>
                 <m:rPr>
+                  <m:nor/>
                   <m:sty m:val="p"/>
                 </m:rPr>
-                <m:t>[</m:t>
-              </m:r>
-              <m:sSup>
+                <m:t>E</m:t>
+              </m:r>
+              <m:d>
+                <m:dPr>
+                  <m:begChr m:val="["/>
+                  <m:sepChr m:val=""/>
+                  <m:endChr m:val="]"/>
+                  <m:grow/>
+                </m:dPr>
                 <m:e>
-                  <m:r>
-                    <m:t>Y</m:t>
-                  </m:r>
+                  <m:sSup>
+                    <m:e>
+                      <m:r>
+                        <m:t>Y</m:t>
+                      </m:r>
+                    </m:e>
+                    <m:sup>
+                      <m:r>
+                        <m:t>a</m:t>
+                      </m:r>
+                      <m:r>
+                        <m:rPr>
+                          <m:sty m:val="p"/>
+                        </m:rPr>
+                        <m:t>=</m:t>
+                      </m:r>
+                      <m:r>
+                        <m:t>1</m:t>
+                      </m:r>
+                    </m:sup>
+                  </m:sSup>
                 </m:e>
-                <m:sup>
-                  <m:r>
-                    <m:t>a</m:t>
-                  </m:r>
-                  <m:r>
-                    <m:rPr>
-                      <m:sty m:val="p"/>
-                    </m:rPr>
-                    <m:t>=</m:t>
-                  </m:r>
-                  <m:r>
-                    <m:t>1</m:t>
-                  </m:r>
-                </m:sup>
-              </m:sSup>
-              <m:r>
-                <m:rPr>
-                  <m:sty m:val="p"/>
-                </m:rPr>
-                <m:t>]</m:t>
-              </m:r>
+              </m:d>
               <m:r>
                 <m:rPr>
                   <m:sty m:val="p"/>
@@ -5750,41 +5786,43 @@
                 <m:t>−</m:t>
               </m:r>
               <m:r>
-                <m:t>E</m:t>
-              </m:r>
-              <m:r>
                 <m:rPr>
+                  <m:nor/>
                   <m:sty m:val="p"/>
                 </m:rPr>
-                <m:t>[</m:t>
-              </m:r>
-              <m:sSup>
+                <m:t>E</m:t>
+              </m:r>
+              <m:d>
+                <m:dPr>
+                  <m:begChr m:val="["/>
+                  <m:sepChr m:val=""/>
+                  <m:endChr m:val="]"/>
+                  <m:grow/>
+                </m:dPr>
                 <m:e>
-                  <m:r>
-                    <m:t>Y</m:t>
-                  </m:r>
+                  <m:sSup>
+                    <m:e>
+                      <m:r>
+                        <m:t>Y</m:t>
+                      </m:r>
+                    </m:e>
+                    <m:sup>
+                      <m:r>
+                        <m:t>a</m:t>
+                      </m:r>
+                      <m:r>
+                        <m:rPr>
+                          <m:sty m:val="p"/>
+                        </m:rPr>
+                        <m:t>=</m:t>
+                      </m:r>
+                      <m:r>
+                        <m:t>0</m:t>
+                      </m:r>
+                    </m:sup>
+                  </m:sSup>
                 </m:e>
-                <m:sup>
-                  <m:r>
-                    <m:t>a</m:t>
-                  </m:r>
-                  <m:r>
-                    <m:rPr>
-                      <m:sty m:val="p"/>
-                    </m:rPr>
-                    <m:t>=</m:t>
-                  </m:r>
-                  <m:r>
-                    <m:t>0</m:t>
-                  </m:r>
-                </m:sup>
-              </m:sSup>
-              <m:r>
-                <m:rPr>
-                  <m:sty m:val="p"/>
-                </m:rPr>
-                <m:t>]</m:t>
-              </m:r>
+              </m:d>
             </m:e>
           </m:acc>
           <m:r>
@@ -5897,10 +5935,10 @@
                 </m:num>
                 <m:den>
                   <m:r>
-                    <m:t>P</m:t>
-                  </m:r>
-                  <m:r>
-                    <m:t>r</m:t>
+                    <m:rPr>
+                      <m:sty m:val="p"/>
+                    </m:rPr>
+                    <m:t>Pr</m:t>
                   </m:r>
                   <m:r>
                     <m:rPr>
@@ -6067,10 +6105,10 @@
                 </m:num>
                 <m:den>
                   <m:r>
-                    <m:t>P</m:t>
-                  </m:r>
-                  <m:r>
-                    <m:t>r</m:t>
+                    <m:rPr>
+                      <m:sty m:val="p"/>
+                    </m:rPr>
+                    <m:t>Pr</m:t>
                   </m:r>
                   <m:r>
                     <m:rPr>
@@ -6331,10 +6369,10 @@
           <m:t>/</m:t>
         </m:r>
         <m:r>
-          <m:t>P</m:t>
-        </m:r>
-        <m:r>
-          <m:t>r</m:t>
+          <m:rPr>
+            <m:sty m:val="p"/>
+          </m:rPr>
+          <m:t>Pr</m:t>
         </m:r>
         <m:r>
           <m:rPr>
@@ -6582,10 +6620,10 @@
           <m:t>/</m:t>
         </m:r>
         <m:r>
-          <m:t>P</m:t>
-        </m:r>
-        <m:r>
-          <m:t>r</m:t>
+          <m:rPr>
+            <m:sty m:val="p"/>
+          </m:rPr>
+          <m:t>Pr</m:t>
         </m:r>
         <m:r>
           <m:rPr>
@@ -6699,10 +6737,10 @@
       </w:pPr>
       <m:oMath>
         <m:r>
-          <m:t>P</m:t>
-        </m:r>
-        <m:r>
-          <m:t>r</m:t>
+          <m:rPr>
+            <m:sty m:val="p"/>
+          </m:rPr>
+          <m:t>Pr</m:t>
         </m:r>
         <m:r>
           <m:rPr>
@@ -6791,10 +6829,10 @@
       </w:pPr>
       <m:oMath>
         <m:r>
-          <m:t>P</m:t>
-        </m:r>
-        <m:r>
-          <m:t>r</m:t>
+          <m:rPr>
+            <m:sty m:val="p"/>
+          </m:rPr>
+          <m:t>Pr</m:t>
         </m:r>
         <m:r>
           <m:rPr>
@@ -6883,10 +6921,10 @@
       </w:pPr>
       <m:oMath>
         <m:r>
-          <m:t>P</m:t>
-        </m:r>
-        <m:r>
-          <m:t>r</m:t>
+          <m:rPr>
+            <m:sty m:val="p"/>
+          </m:rPr>
+          <m:t>Pr</m:t>
         </m:r>
         <m:r>
           <m:rPr>
@@ -6975,10 +7013,10 @@
       </w:pPr>
       <m:oMath>
         <m:r>
-          <m:t>P</m:t>
-        </m:r>
-        <m:r>
-          <m:t>r</m:t>
+          <m:rPr>
+            <m:sty m:val="p"/>
+          </m:rPr>
+          <m:t>Pr</m:t>
         </m:r>
         <m:r>
           <m:rPr>
@@ -7904,32 +7942,34 @@
             </w:pPr>
             <m:oMath>
               <m:r>
-                <m:t>E</m:t>
-              </m:r>
-              <m:r>
                 <m:rPr>
+                  <m:nor/>
                   <m:sty m:val="p"/>
                 </m:rPr>
-                <m:t>[</m:t>
-              </m:r>
-              <m:sSup>
+                <m:t>E</m:t>
+              </m:r>
+              <m:d>
+                <m:dPr>
+                  <m:begChr m:val="["/>
+                  <m:sepChr m:val=""/>
+                  <m:endChr m:val="]"/>
+                  <m:grow/>
+                </m:dPr>
                 <m:e>
-                  <m:r>
-                    <m:t>Y</m:t>
-                  </m:r>
+                  <m:sSup>
+                    <m:e>
+                      <m:r>
+                        <m:t>Y</m:t>
+                      </m:r>
+                    </m:e>
+                    <m:sup>
+                      <m:r>
+                        <m:t>a</m:t>
+                      </m:r>
+                    </m:sup>
+                  </m:sSup>
                 </m:e>
-                <m:sup>
-                  <m:r>
-                    <m:t>a</m:t>
-                  </m:r>
-                </m:sup>
-              </m:sSup>
-              <m:r>
-                <m:rPr>
-                  <m:sty m:val="p"/>
-                </m:rPr>
-                <m:t>]</m:t>
-              </m:r>
+              </m:d>
               <m:r>
                 <m:rPr>
                   <m:sty m:val="p"/>
@@ -7955,66 +7995,68 @@
                 </m:sup>
                 <m:e>
                   <m:r>
+                    <m:rPr>
+                      <m:nor/>
+                      <m:sty m:val="p"/>
+                    </m:rPr>
                     <m:t>E</m:t>
                   </m:r>
                 </m:e>
               </m:nary>
+              <m:d>
+                <m:dPr>
+                  <m:begChr m:val="["/>
+                  <m:sepChr m:val=""/>
+                  <m:endChr m:val="]"/>
+                  <m:grow/>
+                </m:dPr>
+                <m:e>
+                  <m:r>
+                    <m:t>Y</m:t>
+                  </m:r>
+                  <m:r>
+                    <m:rPr>
+                      <m:sty m:val="p"/>
+                    </m:rPr>
+                    <m:t>|</m:t>
+                  </m:r>
+                  <m:r>
+                    <m:t>A</m:t>
+                  </m:r>
+                  <m:r>
+                    <m:rPr>
+                      <m:sty m:val="p"/>
+                    </m:rPr>
+                    <m:t>=</m:t>
+                  </m:r>
+                  <m:r>
+                    <m:t>a</m:t>
+                  </m:r>
+                  <m:r>
+                    <m:rPr>
+                      <m:sty m:val="p"/>
+                    </m:rPr>
+                    <m:t>,</m:t>
+                  </m:r>
+                  <m:r>
+                    <m:t>L</m:t>
+                  </m:r>
+                  <m:r>
+                    <m:rPr>
+                      <m:sty m:val="p"/>
+                    </m:rPr>
+                    <m:t>=</m:t>
+                  </m:r>
+                  <m:r>
+                    <m:t>l</m:t>
+                  </m:r>
+                </m:e>
+              </m:d>
               <m:r>
                 <m:rPr>
                   <m:sty m:val="p"/>
                 </m:rPr>
-                <m:t>[</m:t>
-              </m:r>
-              <m:r>
-                <m:t>Y</m:t>
-              </m:r>
-              <m:r>
-                <m:rPr>
-                  <m:sty m:val="p"/>
-                </m:rPr>
-                <m:t>|</m:t>
-              </m:r>
-              <m:r>
-                <m:t>A</m:t>
-              </m:r>
-              <m:r>
-                <m:rPr>
-                  <m:sty m:val="p"/>
-                </m:rPr>
-                <m:t>=</m:t>
-              </m:r>
-              <m:r>
-                <m:t>a</m:t>
-              </m:r>
-              <m:r>
-                <m:rPr>
-                  <m:sty m:val="p"/>
-                </m:rPr>
-                <m:t>,</m:t>
-              </m:r>
-              <m:r>
-                <m:t>L</m:t>
-              </m:r>
-              <m:r>
-                <m:rPr>
-                  <m:sty m:val="p"/>
-                </m:rPr>
-                <m:t>=</m:t>
-              </m:r>
-              <m:r>
-                <m:t>l</m:t>
-              </m:r>
-              <m:r>
-                <m:rPr>
-                  <m:sty m:val="p"/>
-                </m:rPr>
-                <m:t>]</m:t>
-              </m:r>
-              <m:r>
-                <m:t>P</m:t>
-              </m:r>
-              <m:r>
-                <m:t>r</m:t>
+                <m:t>Pr</m:t>
               </m:r>
               <m:r>
                 <m:rPr>
@@ -8051,32 +8093,34 @@
             </w:pPr>
             <m:oMath>
               <m:r>
-                <m:t>E</m:t>
-              </m:r>
-              <m:r>
                 <m:rPr>
+                  <m:nor/>
                   <m:sty m:val="p"/>
                 </m:rPr>
-                <m:t>[</m:t>
-              </m:r>
-              <m:sSup>
+                <m:t>E</m:t>
+              </m:r>
+              <m:d>
+                <m:dPr>
+                  <m:begChr m:val="["/>
+                  <m:sepChr m:val=""/>
+                  <m:endChr m:val="]"/>
+                  <m:grow/>
+                </m:dPr>
                 <m:e>
-                  <m:r>
-                    <m:t>Y</m:t>
-                  </m:r>
+                  <m:sSup>
+                    <m:e>
+                      <m:r>
+                        <m:t>Y</m:t>
+                      </m:r>
+                    </m:e>
+                    <m:sup>
+                      <m:r>
+                        <m:t>a</m:t>
+                      </m:r>
+                    </m:sup>
+                  </m:sSup>
                 </m:e>
-                <m:sup>
-                  <m:r>
-                    <m:t>a</m:t>
-                  </m:r>
-                </m:sup>
-              </m:sSup>
-              <m:r>
-                <m:rPr>
-                  <m:sty m:val="p"/>
-                </m:rPr>
-                <m:t>]</m:t>
-              </m:r>
+              </m:d>
               <m:r>
                 <m:rPr>
                   <m:sty m:val="p"/>
@@ -8084,101 +8128,103 @@
                 <m:t>=</m:t>
               </m:r>
               <m:r>
-                <m:t>E</m:t>
-              </m:r>
-              <m:r>
                 <m:rPr>
+                  <m:nor/>
                   <m:sty m:val="p"/>
                 </m:rPr>
-                <m:t>[</m:t>
-              </m:r>
-              <m:r>
-                <m:t>Y</m:t>
-              </m:r>
-              <m:r>
-                <m:rPr>
-                  <m:sty m:val="p"/>
-                </m:rPr>
-                <m:t>⋅</m:t>
-              </m:r>
-              <m:r>
-                <m:t>I</m:t>
-              </m:r>
-              <m:r>
-                <m:rPr>
-                  <m:sty m:val="p"/>
-                </m:rPr>
-                <m:t>(</m:t>
-              </m:r>
-              <m:r>
-                <m:t>A</m:t>
-              </m:r>
-              <m:r>
-                <m:rPr>
-                  <m:sty m:val="p"/>
-                </m:rPr>
-                <m:t>=</m:t>
-              </m:r>
-              <m:r>
-                <m:t>a</m:t>
-              </m:r>
-              <m:r>
-                <m:rPr>
-                  <m:sty m:val="p"/>
-                </m:rPr>
-                <m:t>)</m:t>
-              </m:r>
-              <m:r>
-                <m:rPr>
-                  <m:sty m:val="p"/>
-                </m:rPr>
-                <m:t>/</m:t>
-              </m:r>
-              <m:r>
-                <m:t>P</m:t>
-              </m:r>
-              <m:r>
-                <m:t>r</m:t>
-              </m:r>
-              <m:r>
-                <m:rPr>
-                  <m:sty m:val="p"/>
-                </m:rPr>
-                <m:t>[</m:t>
-              </m:r>
-              <m:r>
-                <m:t>A</m:t>
-              </m:r>
-              <m:r>
-                <m:rPr>
-                  <m:sty m:val="p"/>
-                </m:rPr>
-                <m:t>=</m:t>
-              </m:r>
-              <m:r>
-                <m:t>a</m:t>
-              </m:r>
-              <m:r>
-                <m:rPr>
-                  <m:sty m:val="p"/>
-                </m:rPr>
-                <m:t>|</m:t>
-              </m:r>
-              <m:r>
-                <m:t>L</m:t>
-              </m:r>
-              <m:r>
-                <m:rPr>
-                  <m:sty m:val="p"/>
-                </m:rPr>
-                <m:t>]</m:t>
-              </m:r>
-              <m:r>
-                <m:rPr>
-                  <m:sty m:val="p"/>
-                </m:rPr>
-                <m:t>]</m:t>
-              </m:r>
+                <m:t>E</m:t>
+              </m:r>
+              <m:d>
+                <m:dPr>
+                  <m:begChr m:val="["/>
+                  <m:sepChr m:val=""/>
+                  <m:endChr m:val="]"/>
+                  <m:grow/>
+                </m:dPr>
+                <m:e>
+                  <m:r>
+                    <m:t>Y</m:t>
+                  </m:r>
+                  <m:r>
+                    <m:rPr>
+                      <m:sty m:val="p"/>
+                    </m:rPr>
+                    <m:t>⋅</m:t>
+                  </m:r>
+                  <m:r>
+                    <m:t>I</m:t>
+                  </m:r>
+                  <m:r>
+                    <m:rPr>
+                      <m:sty m:val="p"/>
+                    </m:rPr>
+                    <m:t>(</m:t>
+                  </m:r>
+                  <m:r>
+                    <m:t>A</m:t>
+                  </m:r>
+                  <m:r>
+                    <m:rPr>
+                      <m:sty m:val="p"/>
+                    </m:rPr>
+                    <m:t>=</m:t>
+                  </m:r>
+                  <m:r>
+                    <m:t>a</m:t>
+                  </m:r>
+                  <m:r>
+                    <m:rPr>
+                      <m:sty m:val="p"/>
+                    </m:rPr>
+                    <m:t>)</m:t>
+                  </m:r>
+                  <m:r>
+                    <m:rPr>
+                      <m:sty m:val="p"/>
+                    </m:rPr>
+                    <m:t>/</m:t>
+                  </m:r>
+                  <m:r>
+                    <m:rPr>
+                      <m:sty m:val="p"/>
+                    </m:rPr>
+                    <m:t>Pr</m:t>
+                  </m:r>
+                  <m:r>
+                    <m:rPr>
+                      <m:sty m:val="p"/>
+                    </m:rPr>
+                    <m:t>[</m:t>
+                  </m:r>
+                  <m:r>
+                    <m:t>A</m:t>
+                  </m:r>
+                  <m:r>
+                    <m:rPr>
+                      <m:sty m:val="p"/>
+                    </m:rPr>
+                    <m:t>=</m:t>
+                  </m:r>
+                  <m:r>
+                    <m:t>a</m:t>
+                  </m:r>
+                  <m:r>
+                    <m:rPr>
+                      <m:sty m:val="p"/>
+                    </m:rPr>
+                    <m:t>|</m:t>
+                  </m:r>
+                  <m:r>
+                    <m:t>L</m:t>
+                  </m:r>
+                  <m:r>
+                    <m:rPr>
+                      <m:sty m:val="p"/>
+                    </m:rPr>
+                    <m:t>]</m:t>
+                  </m:r>
+                </m:e>
+              </m:d>
             </m:oMath>
           </w:p>
         </w:tc>
@@ -8213,10 +8259,10 @@
             </w:r>
             <m:oMath>
               <m:r>
-                <m:t>P</m:t>
-              </m:r>
-              <m:r>
-                <m:t>r</m:t>
+                <m:rPr>
+                  <m:sty m:val="p"/>
+                </m:rPr>
+                <m:t>Pr</m:t>
               </m:r>
               <m:r>
                 <m:rPr>
@@ -8268,10 +8314,10 @@
                 <m:t>/</m:t>
               </m:r>
               <m:r>
-                <m:t>P</m:t>
-              </m:r>
-              <m:r>
-                <m:t>r</m:t>
+                <m:rPr>
+                  <m:sty m:val="p"/>
+                </m:rPr>
+                <m:t>Pr</m:t>
               </m:r>
               <m:r>
                 <m:rPr>
@@ -8331,41 +8377,43 @@
             </w:r>
             <m:oMath>
               <m:r>
-                <m:t>E</m:t>
-              </m:r>
-              <m:r>
                 <m:rPr>
+                  <m:nor/>
                   <m:sty m:val="p"/>
                 </m:rPr>
-                <m:t>[</m:t>
-              </m:r>
-              <m:r>
-                <m:t>Y</m:t>
-              </m:r>
-              <m:r>
-                <m:rPr>
-                  <m:sty m:val="p"/>
-                </m:rPr>
-                <m:t>|</m:t>
-              </m:r>
-              <m:r>
-                <m:t>A</m:t>
-              </m:r>
-              <m:r>
-                <m:rPr>
-                  <m:sty m:val="p"/>
-                </m:rPr>
-                <m:t>,</m:t>
-              </m:r>
-              <m:r>
-                <m:t>L</m:t>
-              </m:r>
-              <m:r>
-                <m:rPr>
-                  <m:sty m:val="p"/>
-                </m:rPr>
-                <m:t>]</m:t>
-              </m:r>
+                <m:t>E</m:t>
+              </m:r>
+              <m:d>
+                <m:dPr>
+                  <m:begChr m:val="["/>
+                  <m:sepChr m:val=""/>
+                  <m:endChr m:val="]"/>
+                  <m:grow/>
+                </m:dPr>
+                <m:e>
+                  <m:r>
+                    <m:t>Y</m:t>
+                  </m:r>
+                  <m:r>
+                    <m:rPr>
+                      <m:sty m:val="p"/>
+                    </m:rPr>
+                    <m:t>|</m:t>
+                  </m:r>
+                  <m:r>
+                    <m:t>A</m:t>
+                  </m:r>
+                  <m:r>
+                    <m:rPr>
+                      <m:sty m:val="p"/>
+                    </m:rPr>
+                    <m:t>,</m:t>
+                  </m:r>
+                  <m:r>
+                    <m:t>L</m:t>
+                  </m:r>
+                </m:e>
+              </m:d>
             </m:oMath>
           </w:p>
         </w:tc>
@@ -8383,10 +8431,10 @@
             </w:r>
             <m:oMath>
               <m:r>
-                <m:t>P</m:t>
-              </m:r>
-              <m:r>
-                <m:t>r</m:t>
+                <m:rPr>
+                  <m:sty m:val="p"/>
+                </m:rPr>
+                <m:t>Pr</m:t>
               </m:r>
               <m:r>
                 <m:rPr>
@@ -8468,10 +8516,10 @@
       </w:r>
       <m:oMath>
         <m:r>
-          <m:t>P</m:t>
-        </m:r>
-        <m:r>
-          <m:t>r</m:t>
+          <m:rPr>
+            <m:sty m:val="p"/>
+          </m:rPr>
+          <m:t>Pr</m:t>
         </m:r>
         <m:r>
           <m:rPr>
@@ -8517,41 +8565,43 @@
       </w:r>
       <m:oMath>
         <m:r>
+          <m:rPr>
+            <m:nor/>
+            <m:sty m:val="p"/>
+          </m:rPr>
           <m:t>E</m:t>
         </m:r>
-        <m:r>
-          <m:rPr>
-            <m:sty m:val="p"/>
-          </m:rPr>
-          <m:t>[</m:t>
-        </m:r>
-        <m:r>
-          <m:t>Y</m:t>
-        </m:r>
-        <m:r>
-          <m:rPr>
-            <m:sty m:val="p"/>
-          </m:rPr>
-          <m:t>|</m:t>
-        </m:r>
-        <m:r>
-          <m:t>A</m:t>
-        </m:r>
-        <m:r>
-          <m:rPr>
-            <m:sty m:val="p"/>
-          </m:rPr>
-          <m:t>,</m:t>
-        </m:r>
-        <m:r>
-          <m:t>L</m:t>
-        </m:r>
-        <m:r>
-          <m:rPr>
-            <m:sty m:val="p"/>
-          </m:rPr>
-          <m:t>]</m:t>
-        </m:r>
+        <m:d>
+          <m:dPr>
+            <m:begChr m:val="["/>
+            <m:sepChr m:val=""/>
+            <m:endChr m:val="]"/>
+            <m:grow/>
+          </m:dPr>
+          <m:e>
+            <m:r>
+              <m:t>Y</m:t>
+            </m:r>
+            <m:r>
+              <m:rPr>
+                <m:sty m:val="p"/>
+              </m:rPr>
+              <m:t>|</m:t>
+            </m:r>
+            <m:r>
+              <m:t>A</m:t>
+            </m:r>
+            <m:r>
+              <m:rPr>
+                <m:sty m:val="p"/>
+              </m:rPr>
+              <m:t>,</m:t>
+            </m:r>
+            <m:r>
+              <m:t>L</m:t>
+            </m:r>
+          </m:e>
+        </m:d>
       </m:oMath>
       <w:r>
         <w:t xml:space="preserve">. IPW requires correctly specifying the treatment model</w:t>
@@ -8561,10 +8611,10 @@
       </w:r>
       <m:oMath>
         <m:r>
-          <m:t>P</m:t>
-        </m:r>
-        <m:r>
-          <m:t>r</m:t>
+          <m:rPr>
+            <m:sty m:val="p"/>
+          </m:rPr>
+          <m:t>Pr</m:t>
         </m:r>
         <m:r>
           <m:rPr>
@@ -8684,10 +8734,10 @@
       </w:r>
       <m:oMath>
         <m:r>
-          <m:t>P</m:t>
-        </m:r>
-        <m:r>
-          <m:t>r</m:t>
+          <m:rPr>
+            <m:sty m:val="p"/>
+          </m:rPr>
+          <m:t>Pr</m:t>
         </m:r>
         <m:r>
           <m:rPr>
@@ -8740,10 +8790,10 @@
           <m:t>&lt;</m:t>
         </m:r>
         <m:r>
-          <m:t>P</m:t>
-        </m:r>
-        <m:r>
-          <m:t>r</m:t>
+          <m:rPr>
+            <m:sty m:val="p"/>
+          </m:rPr>
+          <m:t>Pr</m:t>
         </m:r>
         <m:r>
           <m:rPr>
@@ -8932,10 +8982,10 @@
                   <m:t>&lt;</m:t>
                 </m:r>
                 <m:r>
-                  <m:t>P</m:t>
-                </m:r>
-                <m:r>
-                  <m:t>r</m:t>
+                  <m:rPr>
+                    <m:sty m:val="p"/>
+                  </m:rPr>
+                  <m:t>Pr</m:t>
                 </m:r>
                 <m:r>
                   <m:rPr>
@@ -9017,10 +9067,10 @@
             </w:r>
             <m:oMath>
               <m:r>
-                <m:t>P</m:t>
-              </m:r>
-              <m:r>
-                <m:t>r</m:t>
+                <m:rPr>
+                  <m:sty m:val="p"/>
+                </m:rPr>
+                <m:t>Pr</m:t>
               </m:r>
               <m:r>
                 <m:rPr>
@@ -9104,59 +9154,61 @@
       </w:r>
       <m:oMath>
         <m:r>
+          <m:rPr>
+            <m:nor/>
+            <m:sty m:val="p"/>
+          </m:rPr>
           <m:t>E</m:t>
         </m:r>
-        <m:r>
-          <m:rPr>
-            <m:sty m:val="p"/>
-          </m:rPr>
-          <m:t>[</m:t>
-        </m:r>
-        <m:r>
-          <m:t>Y</m:t>
-        </m:r>
-        <m:r>
-          <m:rPr>
-            <m:sty m:val="p"/>
-          </m:rPr>
-          <m:t>|</m:t>
-        </m:r>
-        <m:r>
-          <m:t>A</m:t>
-        </m:r>
-        <m:r>
-          <m:rPr>
-            <m:sty m:val="p"/>
-          </m:rPr>
-          <m:t>=</m:t>
-        </m:r>
-        <m:r>
-          <m:t>a</m:t>
-        </m:r>
-        <m:r>
-          <m:rPr>
-            <m:sty m:val="p"/>
-          </m:rPr>
-          <m:t>,</m:t>
-        </m:r>
-        <m:r>
-          <m:t>L</m:t>
-        </m:r>
-        <m:r>
-          <m:rPr>
-            <m:sty m:val="p"/>
-          </m:rPr>
-          <m:t>=</m:t>
-        </m:r>
-        <m:r>
-          <m:t>l</m:t>
-        </m:r>
-        <m:r>
-          <m:rPr>
-            <m:sty m:val="p"/>
-          </m:rPr>
-          <m:t>]</m:t>
-        </m:r>
+        <m:d>
+          <m:dPr>
+            <m:begChr m:val="["/>
+            <m:sepChr m:val=""/>
+            <m:endChr m:val="]"/>
+            <m:grow/>
+          </m:dPr>
+          <m:e>
+            <m:r>
+              <m:t>Y</m:t>
+            </m:r>
+            <m:r>
+              <m:rPr>
+                <m:sty m:val="p"/>
+              </m:rPr>
+              <m:t>|</m:t>
+            </m:r>
+            <m:r>
+              <m:t>A</m:t>
+            </m:r>
+            <m:r>
+              <m:rPr>
+                <m:sty m:val="p"/>
+              </m:rPr>
+              <m:t>=</m:t>
+            </m:r>
+            <m:r>
+              <m:t>a</m:t>
+            </m:r>
+            <m:r>
+              <m:rPr>
+                <m:sty m:val="p"/>
+              </m:rPr>
+              <m:t>,</m:t>
+            </m:r>
+            <m:r>
+              <m:t>L</m:t>
+            </m:r>
+            <m:r>
+              <m:rPr>
+                <m:sty m:val="p"/>
+              </m:rPr>
+              <m:t>=</m:t>
+            </m:r>
+            <m:r>
+              <m:t>l</m:t>
+            </m:r>
+          </m:e>
+        </m:d>
       </m:oMath>
       <w:r>
         <w:t xml:space="preserve"> </w:t>
@@ -9366,32 +9418,34 @@
       </w:r>
       <m:oMath>
         <m:r>
+          <m:rPr>
+            <m:nor/>
+            <m:sty m:val="p"/>
+          </m:rPr>
           <m:t>E</m:t>
         </m:r>
-        <m:r>
-          <m:rPr>
-            <m:sty m:val="p"/>
-          </m:rPr>
-          <m:t>[</m:t>
-        </m:r>
-        <m:sSup>
+        <m:d>
+          <m:dPr>
+            <m:begChr m:val="["/>
+            <m:sepChr m:val=""/>
+            <m:endChr m:val="]"/>
+            <m:grow/>
+          </m:dPr>
           <m:e>
-            <m:r>
-              <m:t>Y</m:t>
-            </m:r>
+            <m:sSup>
+              <m:e>
+                <m:r>
+                  <m:t>Y</m:t>
+                </m:r>
+              </m:e>
+              <m:sup>
+                <m:r>
+                  <m:t>a</m:t>
+                </m:r>
+              </m:sup>
+            </m:sSup>
           </m:e>
-          <m:sup>
-            <m:r>
-              <m:t>a</m:t>
-            </m:r>
-          </m:sup>
-        </m:sSup>
-        <m:r>
-          <m:rPr>
-            <m:sty m:val="p"/>
-          </m:rPr>
-          <m:t>]</m:t>
-        </m:r>
+        </m:d>
         <m:r>
           <m:rPr>
             <m:sty m:val="p"/>
@@ -9417,66 +9471,68 @@
           </m:sup>
           <m:e>
             <m:r>
+              <m:rPr>
+                <m:nor/>
+                <m:sty m:val="p"/>
+              </m:rPr>
               <m:t>E</m:t>
             </m:r>
           </m:e>
         </m:nary>
-        <m:r>
-          <m:rPr>
-            <m:sty m:val="p"/>
-          </m:rPr>
-          <m:t>[</m:t>
-        </m:r>
-        <m:r>
-          <m:t>Y</m:t>
-        </m:r>
-        <m:r>
-          <m:rPr>
-            <m:sty m:val="p"/>
-          </m:rPr>
-          <m:t>|</m:t>
-        </m:r>
-        <m:r>
-          <m:t>A</m:t>
-        </m:r>
-        <m:r>
-          <m:rPr>
-            <m:sty m:val="p"/>
-          </m:rPr>
-          <m:t>=</m:t>
-        </m:r>
-        <m:r>
-          <m:t>a</m:t>
-        </m:r>
-        <m:r>
-          <m:rPr>
-            <m:sty m:val="p"/>
-          </m:rPr>
-          <m:t>,</m:t>
-        </m:r>
-        <m:r>
-          <m:t>L</m:t>
-        </m:r>
-        <m:r>
-          <m:rPr>
-            <m:sty m:val="p"/>
-          </m:rPr>
-          <m:t>=</m:t>
-        </m:r>
-        <m:r>
-          <m:t>l</m:t>
-        </m:r>
-        <m:r>
-          <m:rPr>
-            <m:sty m:val="p"/>
-          </m:rPr>
-          <m:t>]</m:t>
-        </m:r>
-        <m:r>
-          <m:t>P</m:t>
-        </m:r>
-        <m:r>
-          <m:t>r</m:t>
+        <m:d>
+          <m:dPr>
+            <m:begChr m:val="["/>
+            <m:sepChr m:val=""/>
+            <m:endChr m:val="]"/>
+            <m:grow/>
+          </m:dPr>
+          <m:e>
+            <m:r>
+              <m:t>Y</m:t>
+            </m:r>
+            <m:r>
+              <m:rPr>
+                <m:sty m:val="p"/>
+              </m:rPr>
+              <m:t>|</m:t>
+            </m:r>
+            <m:r>
+              <m:t>A</m:t>
+            </m:r>
+            <m:r>
+              <m:rPr>
+                <m:sty m:val="p"/>
+              </m:rPr>
+              <m:t>=</m:t>
+            </m:r>
+            <m:r>
+              <m:t>a</m:t>
+            </m:r>
+            <m:r>
+              <m:rPr>
+                <m:sty m:val="p"/>
+              </m:rPr>
+              <m:t>,</m:t>
+            </m:r>
+            <m:r>
+              <m:t>L</m:t>
+            </m:r>
+            <m:r>
+              <m:rPr>
+                <m:sty m:val="p"/>
+              </m:rPr>
+              <m:t>=</m:t>
+            </m:r>
+            <m:r>
+              <m:t>l</m:t>
+            </m:r>
+          </m:e>
+        </m:d>
+        <m:r>
+          <m:rPr>
+            <m:sty m:val="p"/>
+          </m:rPr>
+          <m:t>Pr</m:t>
         </m:r>
         <m:r>
           <m:rPr>
@@ -9562,10 +9618,10 @@
           <m:t>/</m:t>
         </m:r>
         <m:r>
-          <m:t>P</m:t>
-        </m:r>
-        <m:r>
-          <m:t>r</m:t>
+          <m:rPr>
+            <m:sty m:val="p"/>
+          </m:rPr>
+          <m:t>Pr</m:t>
         </m:r>
         <m:r>
           <m:rPr>
@@ -9754,41 +9810,43 @@
       </w:r>
       <m:oMath>
         <m:r>
+          <m:rPr>
+            <m:nor/>
+            <m:sty m:val="p"/>
+          </m:rPr>
           <m:t>E</m:t>
         </m:r>
-        <m:r>
-          <m:rPr>
-            <m:sty m:val="p"/>
-          </m:rPr>
-          <m:t>[</m:t>
-        </m:r>
-        <m:sSup>
+        <m:d>
+          <m:dPr>
+            <m:begChr m:val="["/>
+            <m:sepChr m:val=""/>
+            <m:endChr m:val="]"/>
+            <m:grow/>
+          </m:dPr>
           <m:e>
-            <m:r>
-              <m:t>Y</m:t>
-            </m:r>
+            <m:sSup>
+              <m:e>
+                <m:r>
+                  <m:t>Y</m:t>
+                </m:r>
+              </m:e>
+              <m:sup>
+                <m:r>
+                  <m:t>z</m:t>
+                </m:r>
+                <m:r>
+                  <m:rPr>
+                    <m:sty m:val="p"/>
+                  </m:rPr>
+                  <m:t>=</m:t>
+                </m:r>
+                <m:r>
+                  <m:t>1</m:t>
+                </m:r>
+              </m:sup>
+            </m:sSup>
           </m:e>
-          <m:sup>
-            <m:r>
-              <m:t>z</m:t>
-            </m:r>
-            <m:r>
-              <m:rPr>
-                <m:sty m:val="p"/>
-              </m:rPr>
-              <m:t>=</m:t>
-            </m:r>
-            <m:r>
-              <m:t>1</m:t>
-            </m:r>
-          </m:sup>
-        </m:sSup>
-        <m:r>
-          <m:rPr>
-            <m:sty m:val="p"/>
-          </m:rPr>
-          <m:t>]</m:t>
-        </m:r>
+        </m:d>
         <m:r>
           <m:rPr>
             <m:sty m:val="p"/>
@@ -9796,41 +9854,43 @@
           <m:t>−</m:t>
         </m:r>
         <m:r>
+          <m:rPr>
+            <m:nor/>
+            <m:sty m:val="p"/>
+          </m:rPr>
           <m:t>E</m:t>
         </m:r>
-        <m:r>
-          <m:rPr>
-            <m:sty m:val="p"/>
-          </m:rPr>
-          <m:t>[</m:t>
-        </m:r>
-        <m:sSup>
+        <m:d>
+          <m:dPr>
+            <m:begChr m:val="["/>
+            <m:sepChr m:val=""/>
+            <m:endChr m:val="]"/>
+            <m:grow/>
+          </m:dPr>
           <m:e>
-            <m:r>
-              <m:t>Y</m:t>
-            </m:r>
+            <m:sSup>
+              <m:e>
+                <m:r>
+                  <m:t>Y</m:t>
+                </m:r>
+              </m:e>
+              <m:sup>
+                <m:r>
+                  <m:t>z</m:t>
+                </m:r>
+                <m:r>
+                  <m:rPr>
+                    <m:sty m:val="p"/>
+                  </m:rPr>
+                  <m:t>=</m:t>
+                </m:r>
+                <m:r>
+                  <m:t>0</m:t>
+                </m:r>
+              </m:sup>
+            </m:sSup>
           </m:e>
-          <m:sup>
-            <m:r>
-              <m:t>z</m:t>
-            </m:r>
-            <m:r>
-              <m:rPr>
-                <m:sty m:val="p"/>
-              </m:rPr>
-              <m:t>=</m:t>
-            </m:r>
-            <m:r>
-              <m:t>0</m:t>
-            </m:r>
-          </m:sup>
-        </m:sSup>
-        <m:r>
-          <m:rPr>
-            <m:sty m:val="p"/>
-          </m:rPr>
-          <m:t>]</m:t>
-        </m:r>
+        </m:d>
       </m:oMath>
       <w:r>
         <w:t xml:space="preserve">, while the</w:t>
@@ -9856,41 +9916,43 @@
       </w:r>
       <m:oMath>
         <m:r>
+          <m:rPr>
+            <m:nor/>
+            <m:sty m:val="p"/>
+          </m:rPr>
           <m:t>E</m:t>
         </m:r>
-        <m:r>
-          <m:rPr>
-            <m:sty m:val="p"/>
-          </m:rPr>
-          <m:t>[</m:t>
-        </m:r>
-        <m:sSup>
+        <m:d>
+          <m:dPr>
+            <m:begChr m:val="["/>
+            <m:sepChr m:val=""/>
+            <m:endChr m:val="]"/>
+            <m:grow/>
+          </m:dPr>
           <m:e>
-            <m:r>
-              <m:t>Y</m:t>
-            </m:r>
+            <m:sSup>
+              <m:e>
+                <m:r>
+                  <m:t>Y</m:t>
+                </m:r>
+              </m:e>
+              <m:sup>
+                <m:r>
+                  <m:t>a</m:t>
+                </m:r>
+                <m:r>
+                  <m:rPr>
+                    <m:sty m:val="p"/>
+                  </m:rPr>
+                  <m:t>=</m:t>
+                </m:r>
+                <m:r>
+                  <m:t>1</m:t>
+                </m:r>
+              </m:sup>
+            </m:sSup>
           </m:e>
-          <m:sup>
-            <m:r>
-              <m:t>a</m:t>
-            </m:r>
-            <m:r>
-              <m:rPr>
-                <m:sty m:val="p"/>
-              </m:rPr>
-              <m:t>=</m:t>
-            </m:r>
-            <m:r>
-              <m:t>1</m:t>
-            </m:r>
-          </m:sup>
-        </m:sSup>
-        <m:r>
-          <m:rPr>
-            <m:sty m:val="p"/>
-          </m:rPr>
-          <m:t>]</m:t>
-        </m:r>
+        </m:d>
         <m:r>
           <m:rPr>
             <m:sty m:val="p"/>
@@ -9898,41 +9960,43 @@
           <m:t>−</m:t>
         </m:r>
         <m:r>
+          <m:rPr>
+            <m:nor/>
+            <m:sty m:val="p"/>
+          </m:rPr>
           <m:t>E</m:t>
         </m:r>
-        <m:r>
-          <m:rPr>
-            <m:sty m:val="p"/>
-          </m:rPr>
-          <m:t>[</m:t>
-        </m:r>
-        <m:sSup>
+        <m:d>
+          <m:dPr>
+            <m:begChr m:val="["/>
+            <m:sepChr m:val=""/>
+            <m:endChr m:val="]"/>
+            <m:grow/>
+          </m:dPr>
           <m:e>
-            <m:r>
-              <m:t>Y</m:t>
-            </m:r>
+            <m:sSup>
+              <m:e>
+                <m:r>
+                  <m:t>Y</m:t>
+                </m:r>
+              </m:e>
+              <m:sup>
+                <m:r>
+                  <m:t>a</m:t>
+                </m:r>
+                <m:r>
+                  <m:rPr>
+                    <m:sty m:val="p"/>
+                  </m:rPr>
+                  <m:t>=</m:t>
+                </m:r>
+                <m:r>
+                  <m:t>0</m:t>
+                </m:r>
+              </m:sup>
+            </m:sSup>
           </m:e>
-          <m:sup>
-            <m:r>
-              <m:t>a</m:t>
-            </m:r>
-            <m:r>
-              <m:rPr>
-                <m:sty m:val="p"/>
-              </m:rPr>
-              <m:t>=</m:t>
-            </m:r>
-            <m:r>
-              <m:t>0</m:t>
-            </m:r>
-          </m:sup>
-        </m:sSup>
-        <m:r>
-          <m:rPr>
-            <m:sty m:val="p"/>
-          </m:rPr>
-          <m:t>]</m:t>
-        </m:r>
+        </m:d>
       </m:oMath>
       <w:r>
         <w:t xml:space="preserve">.</w:t>
@@ -10028,41 +10092,43 @@
       </w:r>
       <m:oMath>
         <m:r>
+          <m:rPr>
+            <m:nor/>
+            <m:sty m:val="p"/>
+          </m:rPr>
           <m:t>E</m:t>
         </m:r>
-        <m:r>
-          <m:rPr>
-            <m:sty m:val="p"/>
-          </m:rPr>
-          <m:t>[</m:t>
-        </m:r>
-        <m:sSup>
+        <m:d>
+          <m:dPr>
+            <m:begChr m:val="["/>
+            <m:sepChr m:val=""/>
+            <m:endChr m:val="]"/>
+            <m:grow/>
+          </m:dPr>
           <m:e>
-            <m:r>
-              <m:t>Y</m:t>
-            </m:r>
+            <m:sSup>
+              <m:e>
+                <m:r>
+                  <m:t>Y</m:t>
+                </m:r>
+              </m:e>
+              <m:sup>
+                <m:r>
+                  <m:t>a</m:t>
+                </m:r>
+                <m:r>
+                  <m:rPr>
+                    <m:sty m:val="p"/>
+                  </m:rPr>
+                  <m:t>=</m:t>
+                </m:r>
+                <m:r>
+                  <m:t>1</m:t>
+                </m:r>
+              </m:sup>
+            </m:sSup>
           </m:e>
-          <m:sup>
-            <m:r>
-              <m:t>a</m:t>
-            </m:r>
-            <m:r>
-              <m:rPr>
-                <m:sty m:val="p"/>
-              </m:rPr>
-              <m:t>=</m:t>
-            </m:r>
-            <m:r>
-              <m:t>1</m:t>
-            </m:r>
-          </m:sup>
-        </m:sSup>
-        <m:r>
-          <m:rPr>
-            <m:sty m:val="p"/>
-          </m:rPr>
-          <m:t>]</m:t>
-        </m:r>
+        </m:d>
         <m:r>
           <m:rPr>
             <m:sty m:val="p"/>
@@ -10070,41 +10136,43 @@
           <m:t>=</m:t>
         </m:r>
         <m:r>
+          <m:rPr>
+            <m:nor/>
+            <m:sty m:val="p"/>
+          </m:rPr>
           <m:t>E</m:t>
         </m:r>
-        <m:r>
-          <m:rPr>
-            <m:sty m:val="p"/>
-          </m:rPr>
-          <m:t>[</m:t>
-        </m:r>
-        <m:sSup>
+        <m:d>
+          <m:dPr>
+            <m:begChr m:val="["/>
+            <m:sepChr m:val=""/>
+            <m:endChr m:val="]"/>
+            <m:grow/>
+          </m:dPr>
           <m:e>
-            <m:r>
-              <m:t>Y</m:t>
-            </m:r>
+            <m:sSup>
+              <m:e>
+                <m:r>
+                  <m:t>Y</m:t>
+                </m:r>
+              </m:e>
+              <m:sup>
+                <m:r>
+                  <m:t>a</m:t>
+                </m:r>
+                <m:r>
+                  <m:rPr>
+                    <m:sty m:val="p"/>
+                  </m:rPr>
+                  <m:t>=</m:t>
+                </m:r>
+                <m:r>
+                  <m:t>0</m:t>
+                </m:r>
+              </m:sup>
+            </m:sSup>
           </m:e>
-          <m:sup>
-            <m:r>
-              <m:t>a</m:t>
-            </m:r>
-            <m:r>
-              <m:rPr>
-                <m:sty m:val="p"/>
-              </m:rPr>
-              <m:t>=</m:t>
-            </m:r>
-            <m:r>
-              <m:t>0</m:t>
-            </m:r>
-          </m:sup>
-        </m:sSup>
-        <m:r>
-          <m:rPr>
-            <m:sty m:val="p"/>
-          </m:rPr>
-          <m:t>]</m:t>
-        </m:r>
+        </m:d>
       </m:oMath>
       <w:r>
         <w:t xml:space="preserve">) from the</w:t>
@@ -10327,74 +10395,78 @@
         </m:oMathParaPr>
         <m:oMath>
           <m:r>
+            <m:rPr>
+              <m:nor/>
+              <m:sty m:val="p"/>
+            </m:rPr>
             <m:t>E</m:t>
           </m:r>
-          <m:r>
-            <m:rPr>
-              <m:sty m:val="p"/>
-            </m:rPr>
-            <m:t>[</m:t>
-          </m:r>
-          <m:sSup>
+          <m:d>
+            <m:dPr>
+              <m:begChr m:val="["/>
+              <m:sepChr m:val=""/>
+              <m:endChr m:val="]"/>
+              <m:grow/>
+            </m:dPr>
             <m:e>
+              <m:sSup>
+                <m:e>
+                  <m:r>
+                    <m:t>Y</m:t>
+                  </m:r>
+                </m:e>
+                <m:sup>
+                  <m:r>
+                    <m:t>a</m:t>
+                  </m:r>
+                </m:sup>
+              </m:sSup>
+            </m:e>
+          </m:d>
+          <m:r>
+            <m:rPr>
+              <m:sty m:val="p"/>
+            </m:rPr>
+            <m:t>=</m:t>
+          </m:r>
+          <m:r>
+            <m:rPr>
+              <m:nor/>
+              <m:sty m:val="p"/>
+            </m:rPr>
+            <m:t>E</m:t>
+          </m:r>
+          <m:d>
+            <m:dPr>
+              <m:begChr m:val="["/>
+              <m:sepChr m:val=""/>
+              <m:endChr m:val="]"/>
+              <m:grow/>
+            </m:dPr>
+            <m:e>
               <m:r>
                 <m:t>Y</m:t>
               </m:r>
+              <m:r>
+                <m:rPr>
+                  <m:sty m:val="p"/>
+                </m:rPr>
+                <m:t>|</m:t>
+              </m:r>
+              <m:r>
+                <m:t>A</m:t>
+              </m:r>
+              <m:r>
+                <m:rPr>
+                  <m:sty m:val="p"/>
+                </m:rPr>
+                <m:t>=</m:t>
+              </m:r>
+              <m:r>
+                <m:t>a</m:t>
+              </m:r>
             </m:e>
-            <m:sup>
-              <m:r>
-                <m:t>a</m:t>
-              </m:r>
-            </m:sup>
-          </m:sSup>
-          <m:r>
-            <m:rPr>
-              <m:sty m:val="p"/>
-            </m:rPr>
-            <m:t>]</m:t>
-          </m:r>
-          <m:r>
-            <m:rPr>
-              <m:sty m:val="p"/>
-            </m:rPr>
-            <m:t>=</m:t>
-          </m:r>
-          <m:r>
-            <m:t>E</m:t>
-          </m:r>
-          <m:r>
-            <m:rPr>
-              <m:sty m:val="p"/>
-            </m:rPr>
-            <m:t>[</m:t>
-          </m:r>
-          <m:r>
-            <m:t>Y</m:t>
-          </m:r>
-          <m:r>
-            <m:rPr>
-              <m:sty m:val="p"/>
-            </m:rPr>
-            <m:t>|</m:t>
-          </m:r>
-          <m:r>
-            <m:t>A</m:t>
-          </m:r>
-          <m:r>
-            <m:rPr>
-              <m:sty m:val="p"/>
-            </m:rPr>
-            <m:t>=</m:t>
-          </m:r>
-          <m:r>
-            <m:t>a</m:t>
-          </m:r>
-          <m:r>
-            <m:rPr>
-              <m:sty m:val="p"/>
-            </m:rPr>
-            <m:t>]</m:t>
-          </m:r>
+          </m:d>
         </m:oMath>
       </m:oMathPara>
     </w:p>
@@ -10416,135 +10488,141 @@
         </m:oMathParaPr>
         <m:oMath>
           <m:r>
+            <m:rPr>
+              <m:nor/>
+              <m:sty m:val="p"/>
+            </m:rPr>
             <m:t>E</m:t>
           </m:r>
-          <m:r>
-            <m:rPr>
-              <m:sty m:val="p"/>
-            </m:rPr>
-            <m:t>[</m:t>
-          </m:r>
-          <m:sSup>
+          <m:d>
+            <m:dPr>
+              <m:begChr m:val="["/>
+              <m:sepChr m:val=""/>
+              <m:endChr m:val="]"/>
+              <m:grow/>
+            </m:dPr>
             <m:e>
+              <m:sSup>
+                <m:e>
+                  <m:r>
+                    <m:t>Y</m:t>
+                  </m:r>
+                </m:e>
+                <m:sup>
+                  <m:r>
+                    <m:t>a</m:t>
+                  </m:r>
+                </m:sup>
+              </m:sSup>
+            </m:e>
+          </m:d>
+          <m:r>
+            <m:rPr>
+              <m:sty m:val="p"/>
+            </m:rPr>
+            <m:t>=</m:t>
+          </m:r>
+          <m:r>
+            <m:rPr>
+              <m:nor/>
+              <m:sty m:val="p"/>
+            </m:rPr>
+            <m:t>E</m:t>
+          </m:r>
+          <m:d>
+            <m:dPr>
+              <m:begChr m:val="["/>
+              <m:sepChr m:val=""/>
+              <m:endChr m:val="]"/>
+              <m:grow/>
+            </m:dPr>
+            <m:e>
+              <m:sSup>
+                <m:e>
+                  <m:r>
+                    <m:t>Y</m:t>
+                  </m:r>
+                </m:e>
+                <m:sup>
+                  <m:r>
+                    <m:t>a</m:t>
+                  </m:r>
+                </m:sup>
+              </m:sSup>
+              <m:r>
+                <m:rPr>
+                  <m:sty m:val="p"/>
+                </m:rPr>
+                <m:t>|</m:t>
+              </m:r>
+              <m:r>
+                <m:t>A</m:t>
+              </m:r>
+              <m:r>
+                <m:rPr>
+                  <m:sty m:val="p"/>
+                </m:rPr>
+                <m:t>=</m:t>
+              </m:r>
+              <m:r>
+                <m:t>a</m:t>
+              </m:r>
+            </m:e>
+          </m:d>
+          <m:r>
+            <m:t> </m:t>
+          </m:r>
+          <m:r>
+            <m:rPr>
+              <m:nor/>
+              <m:sty m:val="p"/>
+            </m:rPr>
+            <m:t>(by exchangeability)</m:t>
+          </m:r>
+          <m:r>
+            <m:rPr>
+              <m:sty m:val="p"/>
+            </m:rPr>
+            <m:t>=</m:t>
+          </m:r>
+          <m:r>
+            <m:rPr>
+              <m:nor/>
+              <m:sty m:val="p"/>
+            </m:rPr>
+            <m:t>E</m:t>
+          </m:r>
+          <m:d>
+            <m:dPr>
+              <m:begChr m:val="["/>
+              <m:sepChr m:val=""/>
+              <m:endChr m:val="]"/>
+              <m:grow/>
+            </m:dPr>
+            <m:e>
               <m:r>
                 <m:t>Y</m:t>
               </m:r>
+              <m:r>
+                <m:rPr>
+                  <m:sty m:val="p"/>
+                </m:rPr>
+                <m:t>|</m:t>
+              </m:r>
+              <m:r>
+                <m:t>A</m:t>
+              </m:r>
+              <m:r>
+                <m:rPr>
+                  <m:sty m:val="p"/>
+                </m:rPr>
+                <m:t>=</m:t>
+              </m:r>
+              <m:r>
+                <m:t>a</m:t>
+              </m:r>
             </m:e>
-            <m:sup>
-              <m:r>
-                <m:t>a</m:t>
-              </m:r>
-            </m:sup>
-          </m:sSup>
-          <m:r>
-            <m:rPr>
-              <m:sty m:val="p"/>
-            </m:rPr>
-            <m:t>]</m:t>
-          </m:r>
-          <m:r>
-            <m:rPr>
-              <m:sty m:val="p"/>
-            </m:rPr>
-            <m:t>=</m:t>
-          </m:r>
-          <m:r>
-            <m:t>E</m:t>
-          </m:r>
-          <m:r>
-            <m:rPr>
-              <m:sty m:val="p"/>
-            </m:rPr>
-            <m:t>[</m:t>
-          </m:r>
-          <m:sSup>
-            <m:e>
-              <m:r>
-                <m:t>Y</m:t>
-              </m:r>
-            </m:e>
-            <m:sup>
-              <m:r>
-                <m:t>a</m:t>
-              </m:r>
-            </m:sup>
-          </m:sSup>
-          <m:r>
-            <m:rPr>
-              <m:sty m:val="p"/>
-            </m:rPr>
-            <m:t>|</m:t>
-          </m:r>
-          <m:r>
-            <m:t>A</m:t>
-          </m:r>
-          <m:r>
-            <m:rPr>
-              <m:sty m:val="p"/>
-            </m:rPr>
-            <m:t>=</m:t>
-          </m:r>
-          <m:r>
-            <m:t>a</m:t>
-          </m:r>
-          <m:r>
-            <m:rPr>
-              <m:sty m:val="p"/>
-            </m:rPr>
-            <m:t>]</m:t>
-          </m:r>
-          <m:r>
-            <m:t> </m:t>
-          </m:r>
-          <m:r>
-            <m:rPr>
-              <m:nor/>
-              <m:sty m:val="p"/>
-            </m:rPr>
-            <m:t>(by exchangeability)</m:t>
-          </m:r>
-          <m:r>
-            <m:rPr>
-              <m:sty m:val="p"/>
-            </m:rPr>
-            <m:t>=</m:t>
-          </m:r>
-          <m:r>
-            <m:t>E</m:t>
-          </m:r>
-          <m:r>
-            <m:rPr>
-              <m:sty m:val="p"/>
-            </m:rPr>
-            <m:t>[</m:t>
-          </m:r>
-          <m:r>
-            <m:t>Y</m:t>
-          </m:r>
-          <m:r>
-            <m:rPr>
-              <m:sty m:val="p"/>
-            </m:rPr>
-            <m:t>|</m:t>
-          </m:r>
-          <m:r>
-            <m:t>A</m:t>
-          </m:r>
-          <m:r>
-            <m:rPr>
-              <m:sty m:val="p"/>
-            </m:rPr>
-            <m:t>=</m:t>
-          </m:r>
-          <m:r>
-            <m:t>a</m:t>
-          </m:r>
-          <m:r>
-            <m:rPr>
-              <m:sty m:val="p"/>
-            </m:rPr>
-            <m:t>]</m:t>
-          </m:r>
+          </m:d>
           <m:r>
             <m:t> </m:t>
           </m:r>
@@ -10629,110 +10707,114 @@
         </m:oMathParaPr>
         <m:oMath>
           <m:r>
+            <m:rPr>
+              <m:nor/>
+              <m:sty m:val="p"/>
+            </m:rPr>
             <m:t>E</m:t>
           </m:r>
-          <m:r>
-            <m:rPr>
-              <m:sty m:val="p"/>
-            </m:rPr>
-            <m:t>[</m:t>
-          </m:r>
-          <m:sSup>
+          <m:d>
+            <m:dPr>
+              <m:begChr m:val="["/>
+              <m:sepChr m:val=""/>
+              <m:endChr m:val="]"/>
+              <m:grow/>
+            </m:dPr>
             <m:e>
+              <m:sSup>
+                <m:e>
+                  <m:r>
+                    <m:t>Y</m:t>
+                  </m:r>
+                </m:e>
+                <m:sup>
+                  <m:r>
+                    <m:t>a</m:t>
+                  </m:r>
+                </m:sup>
+              </m:sSup>
+              <m:r>
+                <m:rPr>
+                  <m:sty m:val="p"/>
+                </m:rPr>
+                <m:t>|</m:t>
+              </m:r>
+              <m:r>
+                <m:t>L</m:t>
+              </m:r>
+              <m:r>
+                <m:rPr>
+                  <m:sty m:val="p"/>
+                </m:rPr>
+                <m:t>=</m:t>
+              </m:r>
+              <m:r>
+                <m:t>l</m:t>
+              </m:r>
+            </m:e>
+          </m:d>
+          <m:r>
+            <m:rPr>
+              <m:sty m:val="p"/>
+            </m:rPr>
+            <m:t>=</m:t>
+          </m:r>
+          <m:r>
+            <m:rPr>
+              <m:nor/>
+              <m:sty m:val="p"/>
+            </m:rPr>
+            <m:t>E</m:t>
+          </m:r>
+          <m:d>
+            <m:dPr>
+              <m:begChr m:val="["/>
+              <m:sepChr m:val=""/>
+              <m:endChr m:val="]"/>
+              <m:grow/>
+            </m:dPr>
+            <m:e>
               <m:r>
                 <m:t>Y</m:t>
               </m:r>
+              <m:r>
+                <m:rPr>
+                  <m:sty m:val="p"/>
+                </m:rPr>
+                <m:t>|</m:t>
+              </m:r>
+              <m:r>
+                <m:t>A</m:t>
+              </m:r>
+              <m:r>
+                <m:rPr>
+                  <m:sty m:val="p"/>
+                </m:rPr>
+                <m:t>=</m:t>
+              </m:r>
+              <m:r>
+                <m:t>a</m:t>
+              </m:r>
+              <m:r>
+                <m:rPr>
+                  <m:sty m:val="p"/>
+                </m:rPr>
+                <m:t>,</m:t>
+              </m:r>
+              <m:r>
+                <m:t>L</m:t>
+              </m:r>
+              <m:r>
+                <m:rPr>
+                  <m:sty m:val="p"/>
+                </m:rPr>
+                <m:t>=</m:t>
+              </m:r>
+              <m:r>
+                <m:t>l</m:t>
+              </m:r>
             </m:e>
-            <m:sup>
-              <m:r>
-                <m:t>a</m:t>
-              </m:r>
-            </m:sup>
-          </m:sSup>
-          <m:r>
-            <m:rPr>
-              <m:sty m:val="p"/>
-            </m:rPr>
-            <m:t>|</m:t>
-          </m:r>
-          <m:r>
-            <m:t>L</m:t>
-          </m:r>
-          <m:r>
-            <m:rPr>
-              <m:sty m:val="p"/>
-            </m:rPr>
-            <m:t>=</m:t>
-          </m:r>
-          <m:r>
-            <m:t>l</m:t>
-          </m:r>
-          <m:r>
-            <m:rPr>
-              <m:sty m:val="p"/>
-            </m:rPr>
-            <m:t>]</m:t>
-          </m:r>
-          <m:r>
-            <m:rPr>
-              <m:sty m:val="p"/>
-            </m:rPr>
-            <m:t>=</m:t>
-          </m:r>
-          <m:r>
-            <m:t>E</m:t>
-          </m:r>
-          <m:r>
-            <m:rPr>
-              <m:sty m:val="p"/>
-            </m:rPr>
-            <m:t>[</m:t>
-          </m:r>
-          <m:r>
-            <m:t>Y</m:t>
-          </m:r>
-          <m:r>
-            <m:rPr>
-              <m:sty m:val="p"/>
-            </m:rPr>
-            <m:t>|</m:t>
-          </m:r>
-          <m:r>
-            <m:t>A</m:t>
-          </m:r>
-          <m:r>
-            <m:rPr>
-              <m:sty m:val="p"/>
-            </m:rPr>
-            <m:t>=</m:t>
-          </m:r>
-          <m:r>
-            <m:t>a</m:t>
-          </m:r>
-          <m:r>
-            <m:rPr>
-              <m:sty m:val="p"/>
-            </m:rPr>
-            <m:t>,</m:t>
-          </m:r>
-          <m:r>
-            <m:t>L</m:t>
-          </m:r>
-          <m:r>
-            <m:rPr>
-              <m:sty m:val="p"/>
-            </m:rPr>
-            <m:t>=</m:t>
-          </m:r>
-          <m:r>
-            <m:t>l</m:t>
-          </m:r>
-          <m:r>
-            <m:rPr>
-              <m:sty m:val="p"/>
-            </m:rPr>
-            <m:t>]</m:t>
-          </m:r>
+          </m:d>
         </m:oMath>
       </m:oMathPara>
     </w:p>
@@ -10846,92 +10928,94 @@
       </w:r>
       <m:oMath>
         <m:r>
+          <m:rPr>
+            <m:nor/>
+            <m:sty m:val="p"/>
+          </m:rPr>
           <m:t>E</m:t>
         </m:r>
-        <m:r>
-          <m:rPr>
-            <m:sty m:val="p"/>
-          </m:rPr>
-          <m:t>[</m:t>
-        </m:r>
-        <m:r>
-          <m:t>I</m:t>
-        </m:r>
-        <m:r>
-          <m:rPr>
-            <m:sty m:val="p"/>
-          </m:rPr>
-          <m:t>(</m:t>
-        </m:r>
-        <m:r>
-          <m:t>A</m:t>
-        </m:r>
-        <m:r>
-          <m:rPr>
-            <m:sty m:val="p"/>
-          </m:rPr>
-          <m:t>=</m:t>
-        </m:r>
-        <m:r>
-          <m:t>a</m:t>
-        </m:r>
-        <m:r>
-          <m:rPr>
-            <m:sty m:val="p"/>
-          </m:rPr>
-          <m:t>)</m:t>
-        </m:r>
-        <m:r>
-          <m:rPr>
-            <m:sty m:val="p"/>
-          </m:rPr>
-          <m:t>/</m:t>
-        </m:r>
-        <m:r>
-          <m:t>P</m:t>
-        </m:r>
-        <m:r>
-          <m:t>r</m:t>
-        </m:r>
-        <m:r>
-          <m:rPr>
-            <m:sty m:val="p"/>
-          </m:rPr>
-          <m:t>[</m:t>
-        </m:r>
-        <m:r>
-          <m:t>A</m:t>
-        </m:r>
-        <m:r>
-          <m:rPr>
-            <m:sty m:val="p"/>
-          </m:rPr>
-          <m:t>=</m:t>
-        </m:r>
-        <m:r>
-          <m:t>a</m:t>
-        </m:r>
-        <m:r>
-          <m:rPr>
-            <m:sty m:val="p"/>
-          </m:rPr>
-          <m:t>|</m:t>
-        </m:r>
-        <m:r>
-          <m:t>L</m:t>
-        </m:r>
-        <m:r>
-          <m:rPr>
-            <m:sty m:val="p"/>
-          </m:rPr>
-          <m:t>]</m:t>
-        </m:r>
-        <m:r>
-          <m:rPr>
-            <m:sty m:val="p"/>
-          </m:rPr>
-          <m:t>]</m:t>
-        </m:r>
+        <m:d>
+          <m:dPr>
+            <m:begChr m:val="["/>
+            <m:sepChr m:val=""/>
+            <m:endChr m:val="]"/>
+            <m:grow/>
+          </m:dPr>
+          <m:e>
+            <m:r>
+              <m:t>I</m:t>
+            </m:r>
+            <m:r>
+              <m:rPr>
+                <m:sty m:val="p"/>
+              </m:rPr>
+              <m:t>(</m:t>
+            </m:r>
+            <m:r>
+              <m:t>A</m:t>
+            </m:r>
+            <m:r>
+              <m:rPr>
+                <m:sty m:val="p"/>
+              </m:rPr>
+              <m:t>=</m:t>
+            </m:r>
+            <m:r>
+              <m:t>a</m:t>
+            </m:r>
+            <m:r>
+              <m:rPr>
+                <m:sty m:val="p"/>
+              </m:rPr>
+              <m:t>)</m:t>
+            </m:r>
+            <m:r>
+              <m:rPr>
+                <m:sty m:val="p"/>
+              </m:rPr>
+              <m:t>/</m:t>
+            </m:r>
+            <m:r>
+              <m:rPr>
+                <m:sty m:val="p"/>
+              </m:rPr>
+              <m:t>Pr</m:t>
+            </m:r>
+            <m:r>
+              <m:rPr>
+                <m:sty m:val="p"/>
+              </m:rPr>
+              <m:t>[</m:t>
+            </m:r>
+            <m:r>
+              <m:t>A</m:t>
+            </m:r>
+            <m:r>
+              <m:rPr>
+                <m:sty m:val="p"/>
+              </m:rPr>
+              <m:t>=</m:t>
+            </m:r>
+            <m:r>
+              <m:t>a</m:t>
+            </m:r>
+            <m:r>
+              <m:rPr>
+                <m:sty m:val="p"/>
+              </m:rPr>
+              <m:t>|</m:t>
+            </m:r>
+            <m:r>
+              <m:t>L</m:t>
+            </m:r>
+            <m:r>
+              <m:rPr>
+                <m:sty m:val="p"/>
+              </m:rPr>
+              <m:t>]</m:t>
+            </m:r>
+          </m:e>
+        </m:d>
         <m:r>
           <m:rPr>
             <m:sty m:val="p"/>

--- a/chapters/02-randomized-experiments.docx
+++ b/chapters/02-randomized-experiments.docx
@@ -8083,6 +8083,9 @@
                 <m:t>]</m:t>
               </m:r>
             </m:oMath>
+            <w:r>
+              <w:t xml:space="preserve">​</w:t>
+            </w:r>
           </w:p>
         </w:tc>
         <w:tc>
@@ -8226,6 +8229,9 @@
                 </m:e>
               </m:d>
             </m:oMath>
+            <w:r>
+              <w:t xml:space="preserve">​</w:t>
+            </w:r>
           </w:p>
         </w:tc>
       </w:tr>
